--- a/myNotes.docx
+++ b/myNotes.docx
@@ -1,6 +1,6 @@
 
 <file path=word/document.xml><?xml version="1.0" encoding="utf-8"?>
-<w:document xmlns:wpc="http://schemas.microsoft.com/office/word/2010/wordprocessingCanvas" xmlns:cx="http://schemas.microsoft.com/office/drawing/2014/chartex" xmlns:cx1="http://schemas.microsoft.com/office/drawing/2015/9/8/chartex" xmlns:cx2="http://schemas.microsoft.com/office/drawing/2015/10/21/chartex" xmlns:cx3="http://schemas.microsoft.com/office/drawing/2016/5/9/chartex" xmlns:cx4="http://schemas.microsoft.com/office/drawing/2016/5/10/chartex" xmlns:cx5="http://schemas.microsoft.com/office/drawing/2016/5/11/chartex" xmlns:cx6="http://schemas.microsoft.com/office/drawing/2016/5/12/chartex" xmlns:cx7="http://schemas.microsoft.com/office/drawing/2016/5/13/chartex" xmlns:cx8="http://schemas.microsoft.com/office/drawing/2016/5/14/chartex" xmlns:mc="http://schemas.openxmlformats.org/markup-compatibility/2006" xmlns:aink="http://schemas.microsoft.com/office/drawing/2016/ink" xmlns:am3d="http://schemas.microsoft.com/office/drawing/2017/model3d" xmlns:o="urn:schemas-microsoft-com:office:office" xmlns:oel="http://schemas.microsoft.com/office/2019/extlst" xmlns:r="http://schemas.openxmlformats.org/officeDocument/2006/relationships" xmlns:m="http://schemas.openxmlformats.org/officeDocument/2006/math" xmlns:v="urn:schemas-microsoft-com:vml" xmlns:wp14="http://schemas.microsoft.com/office/word/2010/wordprocessingDrawing" xmlns:wp="http://schemas.openxmlformats.org/drawingml/2006/wordprocessingDrawing" xmlns:w10="urn:schemas-microsoft-com:office:word" xmlns:w="http://schemas.openxmlformats.org/wordprocessingml/2006/main" xmlns:w14="http://schemas.microsoft.com/office/word/2010/wordml" xmlns:w15="http://schemas.microsoft.com/office/word/2012/wordml" xmlns:w16cex="http://schemas.microsoft.com/office/word/2018/wordml/cex" xmlns:w16cid="http://schemas.microsoft.com/office/word/2016/wordml/cid" xmlns:w16="http://schemas.microsoft.com/office/word/2018/wordml" xmlns:w16du="http://schemas.microsoft.com/office/word/2023/wordml/word16du" xmlns:w16sdtdh="http://schemas.microsoft.com/office/word/2020/wordml/sdtdatahash" xmlns:w16sdtfl="http://schemas.microsoft.com/office/word/2024/wordml/sdtformatlock" xmlns:w16se="http://schemas.microsoft.com/office/word/2015/wordml/symex" xmlns:wpg="http://schemas.microsoft.com/office/word/2010/wordprocessingGroup" xmlns:wpi="http://schemas.microsoft.com/office/word/2010/wordprocessingInk" xmlns:wne="http://schemas.microsoft.com/office/word/2006/wordml" xmlns:wps="http://schemas.microsoft.com/office/word/2010/wordprocessingShape" mc:Ignorable="w14 w15 w16se w16cid w16 w16cex w16sdtdh w16sdtfl w16du wp14">
+<w:document xmlns:wpc="http://schemas.microsoft.com/office/word/2010/wordprocessingCanvas" xmlns:cx="http://schemas.microsoft.com/office/drawing/2014/chartex" xmlns:cx1="http://schemas.microsoft.com/office/drawing/2015/9/8/chartex" xmlns:cx2="http://schemas.microsoft.com/office/drawing/2015/10/21/chartex" xmlns:cx3="http://schemas.microsoft.com/office/drawing/2016/5/9/chartex" xmlns:cx4="http://schemas.microsoft.com/office/drawing/2016/5/10/chartex" xmlns:cx5="http://schemas.microsoft.com/office/drawing/2016/5/11/chartex" xmlns:cx6="http://schemas.microsoft.com/office/drawing/2016/5/12/chartex" xmlns:cx7="http://schemas.microsoft.com/office/drawing/2016/5/13/chartex" xmlns:cx8="http://schemas.microsoft.com/office/drawing/2016/5/14/chartex" xmlns:mc="http://schemas.openxmlformats.org/markup-compatibility/2006" xmlns:aink="http://schemas.microsoft.com/office/drawing/2016/ink" xmlns:am3d="http://schemas.microsoft.com/office/drawing/2017/model3d" xmlns:o="urn:schemas-microsoft-com:office:office" xmlns:oel="http://schemas.microsoft.com/office/2019/extlst" xmlns:r="http://schemas.openxmlformats.org/officeDocument/2006/relationships" xmlns:m="http://schemas.openxmlformats.org/officeDocument/2006/math" xmlns:v="urn:schemas-microsoft-com:vml" xmlns:wp14="http://schemas.microsoft.com/office/word/2010/wordprocessingDrawing" xmlns:wp="http://schemas.openxmlformats.org/drawingml/2006/wordprocessingDrawing" xmlns:w10="urn:schemas-microsoft-com:office:word" xmlns:w="http://schemas.openxmlformats.org/wordprocessingml/2006/main" xmlns:w14="http://schemas.microsoft.com/office/word/2010/wordml" xmlns:w15="http://schemas.microsoft.com/office/word/2012/wordml" xmlns:w16cei="http://schemas.microsoft.com/office/word/2026/wordml/cei" xmlns:w16cex="http://schemas.microsoft.com/office/word/2018/wordml/cex" xmlns:w16cid="http://schemas.microsoft.com/office/word/2016/wordml/cid" xmlns:w16="http://schemas.microsoft.com/office/word/2018/wordml" xmlns:w16du="http://schemas.microsoft.com/office/word/2023/wordml/word16du" xmlns:w16sdtdh="http://schemas.microsoft.com/office/word/2020/wordml/sdtdatahash" xmlns:w16sdtfl="http://schemas.microsoft.com/office/word/2024/wordml/sdtformatlock" xmlns:w16se="http://schemas.microsoft.com/office/word/2015/wordml/symex" xmlns:wpg="http://schemas.microsoft.com/office/word/2010/wordprocessingGroup" xmlns:wpi="http://schemas.microsoft.com/office/word/2010/wordprocessingInk" xmlns:wne="http://schemas.microsoft.com/office/word/2006/wordml" xmlns:wps="http://schemas.microsoft.com/office/word/2010/wordprocessingShape" mc:Ignorable="w14 w15 w16se w16cid w16 w16cex w16sdtdh w16sdtfl w16du wp14">
   <w:body>
     <w:p>
       <w:pPr>
@@ -77,8 +77,13 @@
         <w:ind w:left="851"/>
       </w:pPr>
       <w:r>
-        <w:t>git remote -v</w:t>
-      </w:r>
+        <w:t xml:space="preserve">git </w:t>
+      </w:r>
+      <w:proofErr w:type="gramStart"/>
+      <w:r>
+        <w:t>remote -v</w:t>
+      </w:r>
+      <w:proofErr w:type="gramEnd"/>
     </w:p>
     <w:p>
       <w:pPr>
@@ -120,8 +125,13 @@
         </w:numPr>
         <w:ind w:left="426"/>
       </w:pPr>
-      <w:r>
-        <w:t>Create .GitHub/skills/ and save different skills under this folder</w:t>
+      <w:proofErr w:type="gramStart"/>
+      <w:r>
+        <w:t>Create .GitHub</w:t>
+      </w:r>
+      <w:proofErr w:type="gramEnd"/>
+      <w:r>
+        <w:t>/skills/ and save different skills under this folder</w:t>
       </w:r>
     </w:p>
     <w:p>
@@ -275,6 +285,1817 @@
         </w:drawing>
       </w:r>
     </w:p>
+    <w:p>
+      <w:pPr>
+        <w:spacing w:after="160" w:line="259" w:lineRule="auto"/>
+      </w:pPr>
+      <w:r>
+        <w:br w:type="page"/>
+      </w:r>
+    </w:p>
+    <w:p>
+      <w:pPr>
+        <w:pStyle w:val="Heading3"/>
+      </w:pPr>
+      <w:r>
+        <w:lastRenderedPageBreak/>
+        <w:t>Phrase 1</w:t>
+      </w:r>
+    </w:p>
+    <w:p>
+      <w:pPr>
+        <w:pStyle w:val="ListParagraph"/>
+        <w:numPr>
+          <w:ilvl w:val="0"/>
+          <w:numId w:val="3"/>
+        </w:numPr>
+        <w:ind w:left="426"/>
+      </w:pPr>
+      <w:proofErr w:type="spellStart"/>
+      <w:r>
+        <w:rPr>
+          <w:color w:val="215E99" w:themeColor="text2" w:themeTint="BF"/>
+        </w:rPr>
+        <w:t>npx</w:t>
+      </w:r>
+      <w:proofErr w:type="spellEnd"/>
+      <w:r>
+        <w:rPr>
+          <w:color w:val="215E99" w:themeColor="text2" w:themeTint="BF"/>
+        </w:rPr>
+        <w:t xml:space="preserve"> </w:t>
+      </w:r>
+      <w:proofErr w:type="spellStart"/>
+      <w:r>
+        <w:rPr>
+          <w:color w:val="215E99" w:themeColor="text2" w:themeTint="BF"/>
+        </w:rPr>
+        <w:t>prisma</w:t>
+      </w:r>
+      <w:proofErr w:type="spellEnd"/>
+      <w:r>
+        <w:rPr>
+          <w:color w:val="215E99" w:themeColor="text2" w:themeTint="BF"/>
+        </w:rPr>
+        <w:t xml:space="preserve"> migrate dev --name </w:t>
+      </w:r>
+      <w:proofErr w:type="spellStart"/>
+      <w:r>
+        <w:rPr>
+          <w:color w:val="215E99" w:themeColor="text2" w:themeTint="BF"/>
+        </w:rPr>
+        <w:t>init</w:t>
+      </w:r>
+      <w:proofErr w:type="spellEnd"/>
+      <w:r>
+        <w:rPr>
+          <w:color w:val="215E99" w:themeColor="text2" w:themeTint="BF"/>
+        </w:rPr>
+        <w:t xml:space="preserve"> </w:t>
+      </w:r>
+      <w:r>
+        <w:t xml:space="preserve">create your first database migration and applies it to your database. </w:t>
+      </w:r>
+    </w:p>
+    <w:p>
+      <w:pPr>
+        <w:ind w:left="426"/>
+      </w:pPr>
+      <w:r>
+        <w:rPr>
+          <w:noProof/>
+        </w:rPr>
+        <w:drawing>
+          <wp:inline distT="0" distB="0" distL="0" distR="0" wp14:anchorId="28BDE93A" wp14:editId="4EEDFB5F">
+            <wp:extent cx="3915092" cy="1769533"/>
+            <wp:effectExtent l="0" t="0" r="0" b="2540"/>
+            <wp:docPr id="3332624" name="Picture 2"/>
+            <wp:cNvGraphicFramePr>
+              <a:graphicFrameLocks xmlns:a="http://schemas.openxmlformats.org/drawingml/2006/main" noChangeAspect="1"/>
+            </wp:cNvGraphicFramePr>
+            <a:graphic xmlns:a="http://schemas.openxmlformats.org/drawingml/2006/main">
+              <a:graphicData uri="http://schemas.openxmlformats.org/drawingml/2006/picture">
+                <pic:pic xmlns:pic="http://schemas.openxmlformats.org/drawingml/2006/picture">
+                  <pic:nvPicPr>
+                    <pic:cNvPr id="0" name="Picture 2"/>
+                    <pic:cNvPicPr>
+                      <a:picLocks noChangeAspect="1" noChangeArrowheads="1"/>
+                    </pic:cNvPicPr>
+                  </pic:nvPicPr>
+                  <pic:blipFill>
+                    <a:blip r:embed="rId7" cstate="print">
+                      <a:extLst>
+                        <a:ext uri="{28A0092B-C50C-407E-A947-70E740481C1C}">
+                          <a14:useLocalDpi xmlns:a14="http://schemas.microsoft.com/office/drawing/2010/main" val="0"/>
+                        </a:ext>
+                      </a:extLst>
+                    </a:blip>
+                    <a:srcRect/>
+                    <a:stretch>
+                      <a:fillRect/>
+                    </a:stretch>
+                  </pic:blipFill>
+                  <pic:spPr bwMode="auto">
+                    <a:xfrm>
+                      <a:off x="0" y="0"/>
+                      <a:ext cx="3921862" cy="1772593"/>
+                    </a:xfrm>
+                    <a:prstGeom prst="rect">
+                      <a:avLst/>
+                    </a:prstGeom>
+                    <a:noFill/>
+                    <a:ln>
+                      <a:noFill/>
+                    </a:ln>
+                  </pic:spPr>
+                </pic:pic>
+              </a:graphicData>
+            </a:graphic>
+          </wp:inline>
+        </w:drawing>
+      </w:r>
+    </w:p>
+    <w:p>
+      <w:pPr>
+        <w:ind w:left="426"/>
+      </w:pPr>
+      <w:r>
+        <w:t>When you run any migration command, Prisma creates a table called _</w:t>
+      </w:r>
+      <w:proofErr w:type="spellStart"/>
+      <w:r>
+        <w:t>prisma_migrations</w:t>
+      </w:r>
+      <w:proofErr w:type="spellEnd"/>
+      <w:r>
+        <w:t xml:space="preserve"> in your database to track which migrations have been applied.</w:t>
+      </w:r>
+    </w:p>
+    <w:p>
+      <w:pPr>
+        <w:ind w:left="426"/>
+      </w:pPr>
+      <w:r>
+        <w:rPr>
+          <w:noProof/>
+        </w:rPr>
+        <w:drawing>
+          <wp:inline distT="0" distB="0" distL="0" distR="0" wp14:anchorId="03C83854" wp14:editId="3E1AF877">
+            <wp:extent cx="3563230" cy="1575011"/>
+            <wp:effectExtent l="0" t="0" r="0" b="6350"/>
+            <wp:docPr id="754497749" name="Picture 3"/>
+            <wp:cNvGraphicFramePr>
+              <a:graphicFrameLocks xmlns:a="http://schemas.openxmlformats.org/drawingml/2006/main" noChangeAspect="1"/>
+            </wp:cNvGraphicFramePr>
+            <a:graphic xmlns:a="http://schemas.openxmlformats.org/drawingml/2006/main">
+              <a:graphicData uri="http://schemas.openxmlformats.org/drawingml/2006/picture">
+                <pic:pic xmlns:pic="http://schemas.openxmlformats.org/drawingml/2006/picture">
+                  <pic:nvPicPr>
+                    <pic:cNvPr id="0" name="Picture 3"/>
+                    <pic:cNvPicPr>
+                      <a:picLocks noChangeAspect="1" noChangeArrowheads="1"/>
+                    </pic:cNvPicPr>
+                  </pic:nvPicPr>
+                  <pic:blipFill>
+                    <a:blip r:embed="rId8">
+                      <a:extLst>
+                        <a:ext uri="{28A0092B-C50C-407E-A947-70E740481C1C}">
+                          <a14:useLocalDpi xmlns:a14="http://schemas.microsoft.com/office/drawing/2010/main" val="0"/>
+                        </a:ext>
+                      </a:extLst>
+                    </a:blip>
+                    <a:srcRect/>
+                    <a:stretch>
+                      <a:fillRect/>
+                    </a:stretch>
+                  </pic:blipFill>
+                  <pic:spPr bwMode="auto">
+                    <a:xfrm>
+                      <a:off x="0" y="0"/>
+                      <a:ext cx="3574842" cy="1580144"/>
+                    </a:xfrm>
+                    <a:prstGeom prst="rect">
+                      <a:avLst/>
+                    </a:prstGeom>
+                    <a:noFill/>
+                    <a:ln>
+                      <a:noFill/>
+                    </a:ln>
+                  </pic:spPr>
+                </pic:pic>
+              </a:graphicData>
+            </a:graphic>
+          </wp:inline>
+        </w:drawing>
+      </w:r>
+    </w:p>
+    <w:p>
+      <w:pPr>
+        <w:ind w:left="426"/>
+      </w:pPr>
+      <w:r>
+        <w:t xml:space="preserve">It </w:t>
+      </w:r>
+      <w:r>
+        <w:t>also re</w:t>
+      </w:r>
+      <w:r>
+        <w:t xml:space="preserve">ads also </w:t>
+      </w:r>
+      <w:proofErr w:type="spellStart"/>
+      <w:proofErr w:type="gramStart"/>
+      <w:r>
+        <w:rPr>
+          <w:color w:val="215E99" w:themeColor="text2" w:themeTint="BF"/>
+        </w:rPr>
+        <w:t>schema.prisma</w:t>
+      </w:r>
+      <w:proofErr w:type="spellEnd"/>
+      <w:proofErr w:type="gramEnd"/>
+      <w:r>
+        <w:rPr>
+          <w:color w:val="215E99" w:themeColor="text2" w:themeTint="BF"/>
+        </w:rPr>
+        <w:t xml:space="preserve"> </w:t>
+      </w:r>
+      <w:r>
+        <w:t xml:space="preserve">and outputs custom, tailor-made code for interacting with your database. </w:t>
+      </w:r>
+    </w:p>
+    <w:p>
+      <w:pPr>
+        <w:ind w:left="426"/>
+      </w:pPr>
+      <w:r>
+        <w:rPr>
+          <w:noProof/>
+        </w:rPr>
+        <w:drawing>
+          <wp:inline distT="0" distB="0" distL="0" distR="0" wp14:anchorId="2DADB6A5" wp14:editId="63B38801">
+            <wp:extent cx="4113066" cy="3073400"/>
+            <wp:effectExtent l="0" t="0" r="1905" b="0"/>
+            <wp:docPr id="494749086" name="Picture 4"/>
+            <wp:cNvGraphicFramePr>
+              <a:graphicFrameLocks xmlns:a="http://schemas.openxmlformats.org/drawingml/2006/main" noChangeAspect="1"/>
+            </wp:cNvGraphicFramePr>
+            <a:graphic xmlns:a="http://schemas.openxmlformats.org/drawingml/2006/main">
+              <a:graphicData uri="http://schemas.openxmlformats.org/drawingml/2006/picture">
+                <pic:pic xmlns:pic="http://schemas.openxmlformats.org/drawingml/2006/picture">
+                  <pic:nvPicPr>
+                    <pic:cNvPr id="0" name="Picture 4"/>
+                    <pic:cNvPicPr>
+                      <a:picLocks noChangeAspect="1" noChangeArrowheads="1"/>
+                    </pic:cNvPicPr>
+                  </pic:nvPicPr>
+                  <pic:blipFill>
+                    <a:blip r:embed="rId9" cstate="print">
+                      <a:extLst>
+                        <a:ext uri="{28A0092B-C50C-407E-A947-70E740481C1C}">
+                          <a14:useLocalDpi xmlns:a14="http://schemas.microsoft.com/office/drawing/2010/main" val="0"/>
+                        </a:ext>
+                      </a:extLst>
+                    </a:blip>
+                    <a:srcRect/>
+                    <a:stretch>
+                      <a:fillRect/>
+                    </a:stretch>
+                  </pic:blipFill>
+                  <pic:spPr bwMode="auto">
+                    <a:xfrm>
+                      <a:off x="0" y="0"/>
+                      <a:ext cx="4114564" cy="3074519"/>
+                    </a:xfrm>
+                    <a:prstGeom prst="rect">
+                      <a:avLst/>
+                    </a:prstGeom>
+                    <a:noFill/>
+                    <a:ln>
+                      <a:noFill/>
+                    </a:ln>
+                  </pic:spPr>
+                </pic:pic>
+              </a:graphicData>
+            </a:graphic>
+          </wp:inline>
+        </w:drawing>
+      </w:r>
+    </w:p>
+    <w:p>
+      <w:pPr>
+        <w:ind w:left="426"/>
+      </w:pPr>
+    </w:p>
+    <w:p>
+      <w:pPr>
+        <w:spacing w:after="160" w:line="259" w:lineRule="auto"/>
+      </w:pPr>
+      <w:r>
+        <w:br w:type="page"/>
+      </w:r>
+    </w:p>
+    <w:p>
+      <w:pPr>
+        <w:pStyle w:val="ListParagraph"/>
+        <w:numPr>
+          <w:ilvl w:val="0"/>
+          <w:numId w:val="3"/>
+        </w:numPr>
+        <w:ind w:left="426"/>
+      </w:pPr>
+      <w:r>
+        <w:lastRenderedPageBreak/>
+        <w:t>Example</w:t>
+      </w:r>
+    </w:p>
+    <w:p>
+      <w:pPr>
+        <w:pStyle w:val="ListParagraph"/>
+        <w:numPr>
+          <w:ilvl w:val="0"/>
+          <w:numId w:val="4"/>
+        </w:numPr>
+      </w:pPr>
+      <w:r>
+        <w:t>Create different .env file</w:t>
+      </w:r>
+    </w:p>
+    <w:p>
+      <w:pPr>
+        <w:ind w:left="709"/>
+      </w:pPr>
+      <w:r>
+        <w:rPr>
+          <w:noProof/>
+        </w:rPr>
+        <w:drawing>
+          <wp:inline distT="0" distB="0" distL="0" distR="0" wp14:anchorId="23A5336B" wp14:editId="00BF9B7E">
+            <wp:extent cx="4738948" cy="1278255"/>
+            <wp:effectExtent l="0" t="0" r="5080" b="0"/>
+            <wp:docPr id="1120689831" name="Picture 6"/>
+            <wp:cNvGraphicFramePr>
+              <a:graphicFrameLocks xmlns:a="http://schemas.openxmlformats.org/drawingml/2006/main" noChangeAspect="1"/>
+            </wp:cNvGraphicFramePr>
+            <a:graphic xmlns:a="http://schemas.openxmlformats.org/drawingml/2006/main">
+              <a:graphicData uri="http://schemas.openxmlformats.org/drawingml/2006/picture">
+                <pic:pic xmlns:pic="http://schemas.openxmlformats.org/drawingml/2006/picture">
+                  <pic:nvPicPr>
+                    <pic:cNvPr id="0" name="Picture 6"/>
+                    <pic:cNvPicPr>
+                      <a:picLocks noChangeAspect="1" noChangeArrowheads="1"/>
+                    </pic:cNvPicPr>
+                  </pic:nvPicPr>
+                  <pic:blipFill>
+                    <a:blip r:embed="rId10">
+                      <a:extLst>
+                        <a:ext uri="{28A0092B-C50C-407E-A947-70E740481C1C}">
+                          <a14:useLocalDpi xmlns:a14="http://schemas.microsoft.com/office/drawing/2010/main" val="0"/>
+                        </a:ext>
+                      </a:extLst>
+                    </a:blip>
+                    <a:srcRect/>
+                    <a:stretch>
+                      <a:fillRect/>
+                    </a:stretch>
+                  </pic:blipFill>
+                  <pic:spPr bwMode="auto">
+                    <a:xfrm>
+                      <a:off x="0" y="0"/>
+                      <a:ext cx="4761906" cy="1284447"/>
+                    </a:xfrm>
+                    <a:prstGeom prst="rect">
+                      <a:avLst/>
+                    </a:prstGeom>
+                    <a:noFill/>
+                    <a:ln>
+                      <a:noFill/>
+                    </a:ln>
+                  </pic:spPr>
+                </pic:pic>
+              </a:graphicData>
+            </a:graphic>
+          </wp:inline>
+        </w:drawing>
+      </w:r>
+    </w:p>
+    <w:p>
+      <w:pPr>
+        <w:pStyle w:val="ListParagraph"/>
+        <w:numPr>
+          <w:ilvl w:val="0"/>
+          <w:numId w:val="4"/>
+        </w:numPr>
+      </w:pPr>
+      <w:r>
+        <w:t xml:space="preserve">Development </w:t>
+      </w:r>
+      <w:proofErr w:type="spellStart"/>
+      <w:r>
+        <w:t>WorkFlow</w:t>
+      </w:r>
+      <w:proofErr w:type="spellEnd"/>
+    </w:p>
+    <w:p>
+      <w:pPr>
+        <w:pStyle w:val="ListParagraph"/>
+        <w:ind w:left="786"/>
+      </w:pPr>
+      <w:r>
+        <w:rPr>
+          <w:noProof/>
+        </w:rPr>
+        <w:drawing>
+          <wp:inline distT="0" distB="0" distL="0" distR="0" wp14:anchorId="41BD699F" wp14:editId="28A7F1F3">
+            <wp:extent cx="4107439" cy="999067"/>
+            <wp:effectExtent l="0" t="0" r="7620" b="0"/>
+            <wp:docPr id="1080535617" name="Picture 7"/>
+            <wp:cNvGraphicFramePr>
+              <a:graphicFrameLocks xmlns:a="http://schemas.openxmlformats.org/drawingml/2006/main" noChangeAspect="1"/>
+            </wp:cNvGraphicFramePr>
+            <a:graphic xmlns:a="http://schemas.openxmlformats.org/drawingml/2006/main">
+              <a:graphicData uri="http://schemas.openxmlformats.org/drawingml/2006/picture">
+                <pic:pic xmlns:pic="http://schemas.openxmlformats.org/drawingml/2006/picture">
+                  <pic:nvPicPr>
+                    <pic:cNvPr id="0" name="Picture 7"/>
+                    <pic:cNvPicPr>
+                      <a:picLocks noChangeAspect="1" noChangeArrowheads="1"/>
+                    </pic:cNvPicPr>
+                  </pic:nvPicPr>
+                  <pic:blipFill>
+                    <a:blip r:embed="rId11">
+                      <a:extLst>
+                        <a:ext uri="{28A0092B-C50C-407E-A947-70E740481C1C}">
+                          <a14:useLocalDpi xmlns:a14="http://schemas.microsoft.com/office/drawing/2010/main" val="0"/>
+                        </a:ext>
+                      </a:extLst>
+                    </a:blip>
+                    <a:srcRect/>
+                    <a:stretch>
+                      <a:fillRect/>
+                    </a:stretch>
+                  </pic:blipFill>
+                  <pic:spPr bwMode="auto">
+                    <a:xfrm>
+                      <a:off x="0" y="0"/>
+                      <a:ext cx="4121013" cy="1002369"/>
+                    </a:xfrm>
+                    <a:prstGeom prst="rect">
+                      <a:avLst/>
+                    </a:prstGeom>
+                    <a:noFill/>
+                    <a:ln>
+                      <a:noFill/>
+                    </a:ln>
+                  </pic:spPr>
+                </pic:pic>
+              </a:graphicData>
+            </a:graphic>
+          </wp:inline>
+        </w:drawing>
+      </w:r>
+    </w:p>
+    <w:p>
+      <w:pPr>
+        <w:pStyle w:val="ListParagraph"/>
+        <w:numPr>
+          <w:ilvl w:val="0"/>
+          <w:numId w:val="4"/>
+        </w:numPr>
+      </w:pPr>
+      <w:r>
+        <w:t xml:space="preserve">Production Deployment  </w:t>
+      </w:r>
+    </w:p>
+    <w:p>
+      <w:pPr>
+        <w:pStyle w:val="ListParagraph"/>
+        <w:ind w:left="786"/>
+      </w:pPr>
+      <w:r>
+        <w:t xml:space="preserve">Connect to </w:t>
+      </w:r>
+      <w:proofErr w:type="spellStart"/>
+      <w:r>
+        <w:t>myapp_prod</w:t>
+      </w:r>
+      <w:proofErr w:type="spellEnd"/>
+      <w:r>
+        <w:t xml:space="preserve"> and check _</w:t>
+      </w:r>
+      <w:proofErr w:type="spellStart"/>
+      <w:r>
+        <w:t>prisma_migration</w:t>
+      </w:r>
+      <w:proofErr w:type="spellEnd"/>
+      <w:r>
+        <w:t>. It then applies only pending migration and update _</w:t>
+      </w:r>
+      <w:proofErr w:type="spellStart"/>
+      <w:r>
+        <w:t>prisma_migrations</w:t>
+      </w:r>
+      <w:proofErr w:type="spellEnd"/>
+      <w:r>
+        <w:t xml:space="preserve"> after completion. </w:t>
+      </w:r>
+    </w:p>
+    <w:p>
+      <w:pPr>
+        <w:pStyle w:val="ListParagraph"/>
+        <w:ind w:left="786"/>
+      </w:pPr>
+      <w:r>
+        <w:rPr>
+          <w:noProof/>
+        </w:rPr>
+        <w:drawing>
+          <wp:inline distT="0" distB="0" distL="0" distR="0" wp14:anchorId="6DED12D5" wp14:editId="37A0B97F">
+            <wp:extent cx="4485213" cy="2116455"/>
+            <wp:effectExtent l="0" t="0" r="0" b="0"/>
+            <wp:docPr id="254880608" name="Picture 8"/>
+            <wp:cNvGraphicFramePr>
+              <a:graphicFrameLocks xmlns:a="http://schemas.openxmlformats.org/drawingml/2006/main" noChangeAspect="1"/>
+            </wp:cNvGraphicFramePr>
+            <a:graphic xmlns:a="http://schemas.openxmlformats.org/drawingml/2006/main">
+              <a:graphicData uri="http://schemas.openxmlformats.org/drawingml/2006/picture">
+                <pic:pic xmlns:pic="http://schemas.openxmlformats.org/drawingml/2006/picture">
+                  <pic:nvPicPr>
+                    <pic:cNvPr id="0" name="Picture 8"/>
+                    <pic:cNvPicPr>
+                      <a:picLocks noChangeAspect="1" noChangeArrowheads="1"/>
+                    </pic:cNvPicPr>
+                  </pic:nvPicPr>
+                  <pic:blipFill>
+                    <a:blip r:embed="rId12">
+                      <a:extLst>
+                        <a:ext uri="{28A0092B-C50C-407E-A947-70E740481C1C}">
+                          <a14:useLocalDpi xmlns:a14="http://schemas.microsoft.com/office/drawing/2010/main" val="0"/>
+                        </a:ext>
+                      </a:extLst>
+                    </a:blip>
+                    <a:srcRect/>
+                    <a:stretch>
+                      <a:fillRect/>
+                    </a:stretch>
+                  </pic:blipFill>
+                  <pic:spPr bwMode="auto">
+                    <a:xfrm>
+                      <a:off x="0" y="0"/>
+                      <a:ext cx="4493229" cy="2120238"/>
+                    </a:xfrm>
+                    <a:prstGeom prst="rect">
+                      <a:avLst/>
+                    </a:prstGeom>
+                    <a:noFill/>
+                    <a:ln>
+                      <a:noFill/>
+                    </a:ln>
+                  </pic:spPr>
+                </pic:pic>
+              </a:graphicData>
+            </a:graphic>
+          </wp:inline>
+        </w:drawing>
+      </w:r>
+    </w:p>
+    <w:p>
+      <w:pPr>
+        <w:pStyle w:val="ListParagraph"/>
+        <w:numPr>
+          <w:ilvl w:val="0"/>
+          <w:numId w:val="3"/>
+        </w:numPr>
+        <w:ind w:left="426"/>
+      </w:pPr>
+      <w:r>
+        <w:t xml:space="preserve">You can also use </w:t>
+      </w:r>
+      <w:proofErr w:type="spellStart"/>
+      <w:r>
+        <w:t>npm</w:t>
+      </w:r>
+      <w:proofErr w:type="spellEnd"/>
+      <w:r>
+        <w:t xml:space="preserve"> scripts (</w:t>
+      </w:r>
+      <w:proofErr w:type="spellStart"/>
+      <w:proofErr w:type="gramStart"/>
+      <w:r>
+        <w:t>package.json</w:t>
+      </w:r>
+      <w:proofErr w:type="spellEnd"/>
+      <w:proofErr w:type="gramEnd"/>
+      <w:r>
+        <w:t>)</w:t>
+      </w:r>
+    </w:p>
+    <w:p>
+      <w:pPr>
+        <w:ind w:firstLine="426"/>
+      </w:pPr>
+      <w:r>
+        <w:rPr>
+          <w:noProof/>
+        </w:rPr>
+        <w:drawing>
+          <wp:inline distT="0" distB="0" distL="0" distR="0" wp14:anchorId="4CEA7132" wp14:editId="1D61DDC3">
+            <wp:extent cx="3773249" cy="1907540"/>
+            <wp:effectExtent l="0" t="0" r="0" b="0"/>
+            <wp:docPr id="684940211" name="Picture 9"/>
+            <wp:cNvGraphicFramePr>
+              <a:graphicFrameLocks xmlns:a="http://schemas.openxmlformats.org/drawingml/2006/main" noChangeAspect="1"/>
+            </wp:cNvGraphicFramePr>
+            <a:graphic xmlns:a="http://schemas.openxmlformats.org/drawingml/2006/main">
+              <a:graphicData uri="http://schemas.openxmlformats.org/drawingml/2006/picture">
+                <pic:pic xmlns:pic="http://schemas.openxmlformats.org/drawingml/2006/picture">
+                  <pic:nvPicPr>
+                    <pic:cNvPr id="0" name="Picture 9"/>
+                    <pic:cNvPicPr>
+                      <a:picLocks noChangeAspect="1" noChangeArrowheads="1"/>
+                    </pic:cNvPicPr>
+                  </pic:nvPicPr>
+                  <pic:blipFill>
+                    <a:blip r:embed="rId13">
+                      <a:extLst>
+                        <a:ext uri="{28A0092B-C50C-407E-A947-70E740481C1C}">
+                          <a14:useLocalDpi xmlns:a14="http://schemas.microsoft.com/office/drawing/2010/main" val="0"/>
+                        </a:ext>
+                      </a:extLst>
+                    </a:blip>
+                    <a:srcRect/>
+                    <a:stretch>
+                      <a:fillRect/>
+                    </a:stretch>
+                  </pic:blipFill>
+                  <pic:spPr bwMode="auto">
+                    <a:xfrm>
+                      <a:off x="0" y="0"/>
+                      <a:ext cx="3777980" cy="1909932"/>
+                    </a:xfrm>
+                    <a:prstGeom prst="rect">
+                      <a:avLst/>
+                    </a:prstGeom>
+                    <a:noFill/>
+                    <a:ln>
+                      <a:noFill/>
+                    </a:ln>
+                  </pic:spPr>
+                </pic:pic>
+              </a:graphicData>
+            </a:graphic>
+          </wp:inline>
+        </w:drawing>
+      </w:r>
+    </w:p>
+    <w:p>
+      <w:r>
+        <w:tab/>
+      </w:r>
+    </w:p>
+    <w:p>
+      <w:pPr>
+        <w:ind w:left="426"/>
+      </w:pPr>
+    </w:p>
+    <w:p>
+      <w:pPr>
+        <w:ind w:left="426"/>
+      </w:pPr>
+    </w:p>
+    <w:p>
+      <w:pPr>
+        <w:ind w:left="426"/>
+      </w:pPr>
+      <w:proofErr w:type="gramStart"/>
+      <w:r>
+        <w:t>Usage :</w:t>
+      </w:r>
+      <w:proofErr w:type="gramEnd"/>
+      <w:r>
+        <w:br/>
+      </w:r>
+      <w:r>
+        <w:rPr>
+          <w:noProof/>
+        </w:rPr>
+        <w:drawing>
+          <wp:inline distT="0" distB="0" distL="0" distR="0" wp14:anchorId="56517940" wp14:editId="26C67523">
+            <wp:extent cx="4567555" cy="1199534"/>
+            <wp:effectExtent l="0" t="0" r="4445" b="635"/>
+            <wp:docPr id="201847961" name="Picture 10"/>
+            <wp:cNvGraphicFramePr>
+              <a:graphicFrameLocks xmlns:a="http://schemas.openxmlformats.org/drawingml/2006/main" noChangeAspect="1"/>
+            </wp:cNvGraphicFramePr>
+            <a:graphic xmlns:a="http://schemas.openxmlformats.org/drawingml/2006/main">
+              <a:graphicData uri="http://schemas.openxmlformats.org/drawingml/2006/picture">
+                <pic:pic xmlns:pic="http://schemas.openxmlformats.org/drawingml/2006/picture">
+                  <pic:nvPicPr>
+                    <pic:cNvPr id="0" name="Picture 10"/>
+                    <pic:cNvPicPr>
+                      <a:picLocks noChangeAspect="1" noChangeArrowheads="1"/>
+                    </pic:cNvPicPr>
+                  </pic:nvPicPr>
+                  <pic:blipFill>
+                    <a:blip r:embed="rId14">
+                      <a:extLst>
+                        <a:ext uri="{28A0092B-C50C-407E-A947-70E740481C1C}">
+                          <a14:useLocalDpi xmlns:a14="http://schemas.microsoft.com/office/drawing/2010/main" val="0"/>
+                        </a:ext>
+                      </a:extLst>
+                    </a:blip>
+                    <a:srcRect/>
+                    <a:stretch>
+                      <a:fillRect/>
+                    </a:stretch>
+                  </pic:blipFill>
+                  <pic:spPr bwMode="auto">
+                    <a:xfrm>
+                      <a:off x="0" y="0"/>
+                      <a:ext cx="4578522" cy="1202414"/>
+                    </a:xfrm>
+                    <a:prstGeom prst="rect">
+                      <a:avLst/>
+                    </a:prstGeom>
+                    <a:noFill/>
+                    <a:ln>
+                      <a:noFill/>
+                    </a:ln>
+                  </pic:spPr>
+                </pic:pic>
+              </a:graphicData>
+            </a:graphic>
+          </wp:inline>
+        </w:drawing>
+      </w:r>
+    </w:p>
+    <w:p>
+      <w:pPr>
+        <w:ind w:left="426"/>
+      </w:pPr>
+      <w:r>
+        <w:t xml:space="preserve"> I</w:t>
+      </w:r>
+      <w:r>
+        <w:t>n </w:t>
+      </w:r>
+      <w:r>
+        <w:rPr>
+          <w:b/>
+          <w:bCs/>
+        </w:rPr>
+        <w:t>Prisma ORM version 7</w:t>
+      </w:r>
+      <w:r>
+        <w:t xml:space="preserve">, </w:t>
+      </w:r>
+      <w:r>
+        <w:rPr>
+          <w:color w:val="215E99" w:themeColor="text2" w:themeTint="BF"/>
+        </w:rPr>
+        <w:t>migrate dev </w:t>
+      </w:r>
+      <w:r>
+        <w:t>command will </w:t>
+      </w:r>
+      <w:r>
+        <w:rPr>
+          <w:b/>
+          <w:bCs/>
+        </w:rPr>
+        <w:t>no longer automatically trigger </w:t>
+      </w:r>
+      <w:proofErr w:type="spellStart"/>
+      <w:r>
+        <w:t>prisma</w:t>
+      </w:r>
+      <w:proofErr w:type="spellEnd"/>
+      <w:r>
+        <w:t xml:space="preserve"> generate. </w:t>
+      </w:r>
+      <w:r>
+        <w:t xml:space="preserve"> You</w:t>
+      </w:r>
+      <w:r>
+        <w:t xml:space="preserve"> will need to regenerate the client manually by running </w:t>
+      </w:r>
+      <w:proofErr w:type="spellStart"/>
+      <w:r>
+        <w:rPr>
+          <w:color w:val="215E99" w:themeColor="text2" w:themeTint="BF"/>
+        </w:rPr>
+        <w:t>npx</w:t>
+      </w:r>
+      <w:proofErr w:type="spellEnd"/>
+      <w:r>
+        <w:rPr>
+          <w:color w:val="215E99" w:themeColor="text2" w:themeTint="BF"/>
+        </w:rPr>
+        <w:t xml:space="preserve"> </w:t>
+      </w:r>
+      <w:proofErr w:type="spellStart"/>
+      <w:r>
+        <w:rPr>
+          <w:color w:val="215E99" w:themeColor="text2" w:themeTint="BF"/>
+        </w:rPr>
+        <w:t>prisma</w:t>
+      </w:r>
+      <w:proofErr w:type="spellEnd"/>
+      <w:r>
+        <w:rPr>
+          <w:color w:val="215E99" w:themeColor="text2" w:themeTint="BF"/>
+        </w:rPr>
+        <w:t xml:space="preserve"> generate</w:t>
+      </w:r>
+      <w:r>
+        <w:t> after your migration</w:t>
+      </w:r>
+    </w:p>
+    <w:p/>
+    <w:p>
+      <w:pPr>
+        <w:pStyle w:val="ListParagraph"/>
+        <w:numPr>
+          <w:ilvl w:val="0"/>
+          <w:numId w:val="3"/>
+        </w:numPr>
+        <w:ind w:left="425"/>
+      </w:pPr>
+      <w:r>
+        <w:t>SQLite Manager</w:t>
+      </w:r>
+    </w:p>
+    <w:p>
+      <w:pPr>
+        <w:ind w:left="425"/>
+      </w:pPr>
+      <w:r>
+        <w:rPr>
+          <w:noProof/>
+        </w:rPr>
+        <w:drawing>
+          <wp:inline distT="0" distB="0" distL="0" distR="0" wp14:anchorId="22D4EBA1" wp14:editId="74406292">
+            <wp:extent cx="5239566" cy="2751455"/>
+            <wp:effectExtent l="0" t="0" r="0" b="0"/>
+            <wp:docPr id="773221595" name="Picture 11"/>
+            <wp:cNvGraphicFramePr>
+              <a:graphicFrameLocks xmlns:a="http://schemas.openxmlformats.org/drawingml/2006/main" noChangeAspect="1"/>
+            </wp:cNvGraphicFramePr>
+            <a:graphic xmlns:a="http://schemas.openxmlformats.org/drawingml/2006/main">
+              <a:graphicData uri="http://schemas.openxmlformats.org/drawingml/2006/picture">
+                <pic:pic xmlns:pic="http://schemas.openxmlformats.org/drawingml/2006/picture">
+                  <pic:nvPicPr>
+                    <pic:cNvPr id="0" name="Picture 11"/>
+                    <pic:cNvPicPr>
+                      <a:picLocks noChangeAspect="1" noChangeArrowheads="1"/>
+                    </pic:cNvPicPr>
+                  </pic:nvPicPr>
+                  <pic:blipFill>
+                    <a:blip r:embed="rId15" cstate="print">
+                      <a:extLst>
+                        <a:ext uri="{28A0092B-C50C-407E-A947-70E740481C1C}">
+                          <a14:useLocalDpi xmlns:a14="http://schemas.microsoft.com/office/drawing/2010/main" val="0"/>
+                        </a:ext>
+                      </a:extLst>
+                    </a:blip>
+                    <a:srcRect/>
+                    <a:stretch>
+                      <a:fillRect/>
+                    </a:stretch>
+                  </pic:blipFill>
+                  <pic:spPr bwMode="auto">
+                    <a:xfrm>
+                      <a:off x="0" y="0"/>
+                      <a:ext cx="5240947" cy="2752180"/>
+                    </a:xfrm>
+                    <a:prstGeom prst="rect">
+                      <a:avLst/>
+                    </a:prstGeom>
+                    <a:noFill/>
+                    <a:ln>
+                      <a:noFill/>
+                    </a:ln>
+                  </pic:spPr>
+                </pic:pic>
+              </a:graphicData>
+            </a:graphic>
+          </wp:inline>
+        </w:drawing>
+      </w:r>
+    </w:p>
+    <w:p>
+      <w:pPr>
+        <w:pStyle w:val="ListParagraph"/>
+        <w:numPr>
+          <w:ilvl w:val="0"/>
+          <w:numId w:val="3"/>
+        </w:numPr>
+        <w:spacing w:after="160" w:line="259" w:lineRule="auto"/>
+        <w:ind w:left="426"/>
+      </w:pPr>
+      <w:proofErr w:type="spellStart"/>
+      <w:r>
+        <w:rPr>
+          <w:color w:val="156082" w:themeColor="accent1"/>
+        </w:rPr>
+        <w:t>npx</w:t>
+      </w:r>
+      <w:proofErr w:type="spellEnd"/>
+      <w:r>
+        <w:rPr>
+          <w:color w:val="156082" w:themeColor="accent1"/>
+        </w:rPr>
+        <w:t xml:space="preserve"> next start</w:t>
+      </w:r>
+      <w:r>
+        <w:t xml:space="preserve"> is designed to run the production build of your application. It looks for a specific file (the BUILD_ID) inside </w:t>
+      </w:r>
+      <w:proofErr w:type="gramStart"/>
+      <w:r>
+        <w:t xml:space="preserve">the </w:t>
+      </w:r>
+      <w:r>
+        <w:rPr>
+          <w:color w:val="156082" w:themeColor="accent1"/>
+        </w:rPr>
+        <w:t>.next</w:t>
+      </w:r>
+      <w:proofErr w:type="gramEnd"/>
+      <w:r>
+        <w:rPr>
+          <w:color w:val="156082" w:themeColor="accent1"/>
+        </w:rPr>
+        <w:t xml:space="preserve"> </w:t>
+      </w:r>
+      <w:r>
+        <w:t xml:space="preserve">folder, which is only created after running </w:t>
+      </w:r>
+      <w:proofErr w:type="spellStart"/>
+      <w:r>
+        <w:rPr>
+          <w:color w:val="156082" w:themeColor="accent1"/>
+        </w:rPr>
+        <w:t>npx</w:t>
+      </w:r>
+      <w:proofErr w:type="spellEnd"/>
+      <w:r>
+        <w:rPr>
+          <w:color w:val="156082" w:themeColor="accent1"/>
+        </w:rPr>
+        <w:t xml:space="preserve"> </w:t>
+      </w:r>
+      <w:r>
+        <w:rPr>
+          <w:color w:val="156082" w:themeColor="accent1"/>
+        </w:rPr>
+        <w:t>next build</w:t>
+      </w:r>
+      <w:r>
+        <w:t>.</w:t>
+      </w:r>
+      <w:r>
+        <w:t xml:space="preserve"> </w:t>
+      </w:r>
+      <w:r>
+        <w:t>After the build finishes successfully, start the production server:</w:t>
+      </w:r>
+      <w:r>
+        <w:t xml:space="preserve"> </w:t>
+      </w:r>
+      <w:proofErr w:type="spellStart"/>
+      <w:r>
+        <w:rPr>
+          <w:color w:val="156082" w:themeColor="accent1"/>
+        </w:rPr>
+        <w:t>npx</w:t>
+      </w:r>
+      <w:proofErr w:type="spellEnd"/>
+      <w:r>
+        <w:rPr>
+          <w:color w:val="156082" w:themeColor="accent1"/>
+        </w:rPr>
+        <w:t xml:space="preserve"> next start</w:t>
+      </w:r>
+    </w:p>
+    <w:p>
+      <w:pPr>
+        <w:pStyle w:val="ListParagraph"/>
+        <w:numPr>
+          <w:ilvl w:val="0"/>
+          <w:numId w:val="3"/>
+        </w:numPr>
+        <w:spacing w:after="160" w:line="259" w:lineRule="auto"/>
+        <w:ind w:left="426"/>
+      </w:pPr>
+      <w:r>
+        <w:t xml:space="preserve">To run on development server, run </w:t>
+      </w:r>
+      <w:proofErr w:type="spellStart"/>
+      <w:r>
+        <w:rPr>
+          <w:color w:val="156082" w:themeColor="accent1"/>
+        </w:rPr>
+        <w:t>npx</w:t>
+      </w:r>
+      <w:proofErr w:type="spellEnd"/>
+      <w:r>
+        <w:rPr>
+          <w:color w:val="156082" w:themeColor="accent1"/>
+        </w:rPr>
+        <w:t xml:space="preserve"> next dev</w:t>
+      </w:r>
+      <w:r>
+        <w:t>.</w:t>
+      </w:r>
+    </w:p>
+    <w:p>
+      <w:pPr>
+        <w:spacing w:after="160" w:line="259" w:lineRule="auto"/>
+      </w:pPr>
+      <w:r>
+        <w:br w:type="page"/>
+      </w:r>
+    </w:p>
+    <w:p>
+      <w:pPr>
+        <w:pStyle w:val="ListParagraph"/>
+        <w:numPr>
+          <w:ilvl w:val="0"/>
+          <w:numId w:val="3"/>
+        </w:numPr>
+        <w:spacing w:after="160" w:line="259" w:lineRule="auto"/>
+        <w:ind w:left="426"/>
+      </w:pPr>
+      <w:r>
+        <w:lastRenderedPageBreak/>
+        <w:t xml:space="preserve">You can run custom script in </w:t>
+      </w:r>
+      <w:proofErr w:type="spellStart"/>
+      <w:proofErr w:type="gramStart"/>
+      <w:r>
+        <w:rPr>
+          <w:color w:val="156082" w:themeColor="accent1"/>
+        </w:rPr>
+        <w:t>package.json</w:t>
+      </w:r>
+      <w:proofErr w:type="spellEnd"/>
+      <w:proofErr w:type="gramEnd"/>
+      <w:r>
+        <w:t>.</w:t>
+      </w:r>
+    </w:p>
+    <w:p>
+      <w:pPr>
+        <w:pStyle w:val="ListParagraph"/>
+        <w:spacing w:after="160" w:line="259" w:lineRule="auto"/>
+        <w:ind w:left="426"/>
+      </w:pPr>
+      <w:r>
+        <w:t xml:space="preserve">     </w:t>
+      </w:r>
+      <w:r>
+        <w:rPr>
+          <w:noProof/>
+        </w:rPr>
+        <w:drawing>
+          <wp:inline distT="0" distB="0" distL="0" distR="0" wp14:anchorId="5A6E3148" wp14:editId="4528A122">
+            <wp:extent cx="3269235" cy="1587500"/>
+            <wp:effectExtent l="0" t="0" r="7620" b="0"/>
+            <wp:docPr id="1795683442" name="Picture 1"/>
+            <wp:cNvGraphicFramePr>
+              <a:graphicFrameLocks xmlns:a="http://schemas.openxmlformats.org/drawingml/2006/main" noChangeAspect="1"/>
+            </wp:cNvGraphicFramePr>
+            <a:graphic xmlns:a="http://schemas.openxmlformats.org/drawingml/2006/main">
+              <a:graphicData uri="http://schemas.openxmlformats.org/drawingml/2006/picture">
+                <pic:pic xmlns:pic="http://schemas.openxmlformats.org/drawingml/2006/picture">
+                  <pic:nvPicPr>
+                    <pic:cNvPr id="0" name="Picture 1"/>
+                    <pic:cNvPicPr>
+                      <a:picLocks noChangeAspect="1" noChangeArrowheads="1"/>
+                    </pic:cNvPicPr>
+                  </pic:nvPicPr>
+                  <pic:blipFill>
+                    <a:blip r:embed="rId16">
+                      <a:extLst>
+                        <a:ext uri="{28A0092B-C50C-407E-A947-70E740481C1C}">
+                          <a14:useLocalDpi xmlns:a14="http://schemas.microsoft.com/office/drawing/2010/main" val="0"/>
+                        </a:ext>
+                      </a:extLst>
+                    </a:blip>
+                    <a:srcRect/>
+                    <a:stretch>
+                      <a:fillRect/>
+                    </a:stretch>
+                  </pic:blipFill>
+                  <pic:spPr bwMode="auto">
+                    <a:xfrm>
+                      <a:off x="0" y="0"/>
+                      <a:ext cx="3275473" cy="1590529"/>
+                    </a:xfrm>
+                    <a:prstGeom prst="rect">
+                      <a:avLst/>
+                    </a:prstGeom>
+                    <a:noFill/>
+                    <a:ln>
+                      <a:noFill/>
+                    </a:ln>
+                  </pic:spPr>
+                </pic:pic>
+              </a:graphicData>
+            </a:graphic>
+          </wp:inline>
+        </w:drawing>
+      </w:r>
+    </w:p>
+    <w:p>
+      <w:pPr>
+        <w:pStyle w:val="ListParagraph"/>
+        <w:spacing w:after="160" w:line="259" w:lineRule="auto"/>
+        <w:ind w:left="426"/>
+      </w:pPr>
+      <w:proofErr w:type="spellStart"/>
+      <w:r>
+        <w:rPr>
+          <w:color w:val="156082" w:themeColor="accent1"/>
+        </w:rPr>
+        <w:t>npm</w:t>
+      </w:r>
+      <w:proofErr w:type="spellEnd"/>
+      <w:r>
+        <w:rPr>
+          <w:color w:val="156082" w:themeColor="accent1"/>
+        </w:rPr>
+        <w:t xml:space="preserve"> run dev</w:t>
+      </w:r>
+      <w:r>
+        <w:t xml:space="preserve">   -</w:t>
+      </w:r>
+      <w:proofErr w:type="gramStart"/>
+      <w:r>
+        <w:t xml:space="preserve">&gt;  </w:t>
+      </w:r>
+      <w:proofErr w:type="spellStart"/>
+      <w:r>
+        <w:t>npm</w:t>
+      </w:r>
+      <w:proofErr w:type="spellEnd"/>
+      <w:proofErr w:type="gramEnd"/>
+      <w:r>
+        <w:t xml:space="preserve"> next dev</w:t>
+      </w:r>
+    </w:p>
+    <w:p>
+      <w:pPr>
+        <w:pStyle w:val="ListParagraph"/>
+        <w:spacing w:after="160" w:line="259" w:lineRule="auto"/>
+        <w:ind w:left="426"/>
+      </w:pPr>
+      <w:proofErr w:type="spellStart"/>
+      <w:r>
+        <w:rPr>
+          <w:color w:val="156082" w:themeColor="accent1"/>
+        </w:rPr>
+        <w:t>npm</w:t>
+      </w:r>
+      <w:proofErr w:type="spellEnd"/>
+      <w:r>
+        <w:rPr>
+          <w:color w:val="156082" w:themeColor="accent1"/>
+        </w:rPr>
+        <w:t xml:space="preserve"> run </w:t>
+      </w:r>
+      <w:proofErr w:type="gramStart"/>
+      <w:r>
+        <w:rPr>
+          <w:color w:val="156082" w:themeColor="accent1"/>
+        </w:rPr>
+        <w:t>start</w:t>
+      </w:r>
+      <w:r>
+        <w:t xml:space="preserve">  -&gt;  </w:t>
+      </w:r>
+      <w:proofErr w:type="spellStart"/>
+      <w:r>
+        <w:t>npm</w:t>
+      </w:r>
+      <w:proofErr w:type="spellEnd"/>
+      <w:proofErr w:type="gramEnd"/>
+      <w:r>
+        <w:t xml:space="preserve"> next start</w:t>
+      </w:r>
+    </w:p>
+    <w:p>
+      <w:pPr>
+        <w:spacing w:after="160" w:line="259" w:lineRule="auto"/>
+      </w:pPr>
+      <w:r>
+        <w:br w:type="page"/>
+      </w:r>
+    </w:p>
+    <w:p>
+      <w:pPr>
+        <w:pStyle w:val="ListParagraph"/>
+        <w:numPr>
+          <w:ilvl w:val="0"/>
+          <w:numId w:val="3"/>
+        </w:numPr>
+        <w:ind w:left="425"/>
+      </w:pPr>
+      <w:proofErr w:type="spellStart"/>
+      <w:r>
+        <w:lastRenderedPageBreak/>
+        <w:t>TailWind</w:t>
+      </w:r>
+      <w:proofErr w:type="spellEnd"/>
+    </w:p>
+    <w:p>
+      <w:pPr>
+        <w:ind w:left="426"/>
+      </w:pPr>
+      <w:r>
+        <w:rPr>
+          <w:noProof/>
+        </w:rPr>
+        <w:drawing>
+          <wp:inline distT="0" distB="0" distL="0" distR="0" wp14:anchorId="3030CA7A" wp14:editId="79B9E7D5">
+            <wp:extent cx="2908459" cy="1380067"/>
+            <wp:effectExtent l="0" t="0" r="6350" b="0"/>
+            <wp:docPr id="460632725" name="Picture 2"/>
+            <wp:cNvGraphicFramePr>
+              <a:graphicFrameLocks xmlns:a="http://schemas.openxmlformats.org/drawingml/2006/main" noChangeAspect="1"/>
+            </wp:cNvGraphicFramePr>
+            <a:graphic xmlns:a="http://schemas.openxmlformats.org/drawingml/2006/main">
+              <a:graphicData uri="http://schemas.openxmlformats.org/drawingml/2006/picture">
+                <pic:pic xmlns:pic="http://schemas.openxmlformats.org/drawingml/2006/picture">
+                  <pic:nvPicPr>
+                    <pic:cNvPr id="0" name="Picture 2"/>
+                    <pic:cNvPicPr>
+                      <a:picLocks noChangeAspect="1" noChangeArrowheads="1"/>
+                    </pic:cNvPicPr>
+                  </pic:nvPicPr>
+                  <pic:blipFill>
+                    <a:blip r:embed="rId17">
+                      <a:extLst>
+                        <a:ext uri="{28A0092B-C50C-407E-A947-70E740481C1C}">
+                          <a14:useLocalDpi xmlns:a14="http://schemas.microsoft.com/office/drawing/2010/main" val="0"/>
+                        </a:ext>
+                      </a:extLst>
+                    </a:blip>
+                    <a:srcRect/>
+                    <a:stretch>
+                      <a:fillRect/>
+                    </a:stretch>
+                  </pic:blipFill>
+                  <pic:spPr bwMode="auto">
+                    <a:xfrm>
+                      <a:off x="0" y="0"/>
+                      <a:ext cx="2914629" cy="1382994"/>
+                    </a:xfrm>
+                    <a:prstGeom prst="rect">
+                      <a:avLst/>
+                    </a:prstGeom>
+                    <a:noFill/>
+                    <a:ln>
+                      <a:noFill/>
+                    </a:ln>
+                  </pic:spPr>
+                </pic:pic>
+              </a:graphicData>
+            </a:graphic>
+          </wp:inline>
+        </w:drawing>
+      </w:r>
+    </w:p>
+    <w:p>
+      <w:pPr>
+        <w:ind w:left="426"/>
+      </w:pPr>
+    </w:p>
+    <w:p>
+      <w:pPr>
+        <w:ind w:left="426"/>
+      </w:pPr>
+      <w:r>
+        <w:t xml:space="preserve">The content array in </w:t>
+      </w:r>
+      <w:proofErr w:type="spellStart"/>
+      <w:proofErr w:type="gramStart"/>
+      <w:r>
+        <w:t>tailwind.confg</w:t>
+      </w:r>
+      <w:proofErr w:type="gramEnd"/>
+      <w:r>
+        <w:t>.ts</w:t>
+      </w:r>
+      <w:proofErr w:type="spellEnd"/>
+      <w:r>
+        <w:t xml:space="preserve"> tell Tailwind which file to scan for class names.</w:t>
+      </w:r>
+      <w:r>
+        <w:t xml:space="preserve"> You can only </w:t>
+      </w:r>
+      <w:proofErr w:type="gramStart"/>
+      <w:r>
+        <w:t>generates</w:t>
+      </w:r>
+      <w:proofErr w:type="gramEnd"/>
+      <w:r>
+        <w:t xml:space="preserve"> CSS for those classes. That is what keeps your final CSS file small.</w:t>
+      </w:r>
+    </w:p>
+    <w:p>
+      <w:pPr>
+        <w:ind w:left="426"/>
+      </w:pPr>
+    </w:p>
+    <w:p>
+      <w:pPr>
+        <w:ind w:left="426"/>
+      </w:pPr>
+      <w:r>
+        <w:rPr>
+          <w:b/>
+          <w:bCs/>
+        </w:rPr>
+        <w:t>Files listed in </w:t>
+      </w:r>
+      <w:r>
+        <w:rPr>
+          <w:color w:val="215E99" w:themeColor="text2" w:themeTint="BF"/>
+        </w:rPr>
+        <w:t>content </w:t>
+      </w:r>
+      <w:r>
+        <w:t>→ Tailwind scans them → Finds class names like flex, p-4, text-</w:t>
+      </w:r>
+      <w:proofErr w:type="spellStart"/>
+      <w:r>
+        <w:t>center</w:t>
+      </w:r>
+      <w:proofErr w:type="spellEnd"/>
+      <w:r>
+        <w:t> → Generates CSS for them.</w:t>
+      </w:r>
+      <w:r>
+        <w:br/>
+      </w:r>
+      <w:r>
+        <w:rPr>
+          <w:noProof/>
+        </w:rPr>
+        <w:drawing>
+          <wp:inline distT="0" distB="0" distL="0" distR="0" wp14:anchorId="1F1087A9" wp14:editId="4C8F9757">
+            <wp:extent cx="4749800" cy="1890764"/>
+            <wp:effectExtent l="0" t="0" r="0" b="0"/>
+            <wp:docPr id="489034620" name="Picture 4"/>
+            <wp:cNvGraphicFramePr>
+              <a:graphicFrameLocks xmlns:a="http://schemas.openxmlformats.org/drawingml/2006/main" noChangeAspect="1"/>
+            </wp:cNvGraphicFramePr>
+            <a:graphic xmlns:a="http://schemas.openxmlformats.org/drawingml/2006/main">
+              <a:graphicData uri="http://schemas.openxmlformats.org/drawingml/2006/picture">
+                <pic:pic xmlns:pic="http://schemas.openxmlformats.org/drawingml/2006/picture">
+                  <pic:nvPicPr>
+                    <pic:cNvPr id="0" name="Picture 4"/>
+                    <pic:cNvPicPr>
+                      <a:picLocks noChangeAspect="1" noChangeArrowheads="1"/>
+                    </pic:cNvPicPr>
+                  </pic:nvPicPr>
+                  <pic:blipFill>
+                    <a:blip r:embed="rId18">
+                      <a:extLst>
+                        <a:ext uri="{28A0092B-C50C-407E-A947-70E740481C1C}">
+                          <a14:useLocalDpi xmlns:a14="http://schemas.microsoft.com/office/drawing/2010/main" val="0"/>
+                        </a:ext>
+                      </a:extLst>
+                    </a:blip>
+                    <a:srcRect/>
+                    <a:stretch>
+                      <a:fillRect/>
+                    </a:stretch>
+                  </pic:blipFill>
+                  <pic:spPr bwMode="auto">
+                    <a:xfrm>
+                      <a:off x="0" y="0"/>
+                      <a:ext cx="4757747" cy="1893928"/>
+                    </a:xfrm>
+                    <a:prstGeom prst="rect">
+                      <a:avLst/>
+                    </a:prstGeom>
+                    <a:noFill/>
+                    <a:ln>
+                      <a:noFill/>
+                    </a:ln>
+                  </pic:spPr>
+                </pic:pic>
+              </a:graphicData>
+            </a:graphic>
+          </wp:inline>
+        </w:drawing>
+      </w:r>
+    </w:p>
+    <w:p>
+      <w:pPr>
+        <w:ind w:left="426"/>
+      </w:pPr>
+    </w:p>
+    <w:p>
+      <w:pPr>
+        <w:ind w:left="426"/>
+      </w:pPr>
+      <w:r>
+        <w:t xml:space="preserve">The theme section is where you extend or overrides Tailwind’s default design system. You add custom </w:t>
+      </w:r>
+      <w:proofErr w:type="spellStart"/>
+      <w:r>
+        <w:t>colors</w:t>
+      </w:r>
+      <w:proofErr w:type="spellEnd"/>
+      <w:r>
+        <w:t>, fonts, spacing values or breakpoints that match your brand’s design.</w:t>
+      </w:r>
+    </w:p>
+    <w:p>
+      <w:pPr>
+        <w:ind w:left="426"/>
+      </w:pPr>
+      <w:r>
+        <w:rPr>
+          <w:noProof/>
+        </w:rPr>
+        <w:drawing>
+          <wp:inline distT="0" distB="0" distL="0" distR="0" wp14:anchorId="779C47FE" wp14:editId="24C56779">
+            <wp:extent cx="4360334" cy="2711261"/>
+            <wp:effectExtent l="0" t="0" r="2540" b="0"/>
+            <wp:docPr id="803549384" name="Picture 5"/>
+            <wp:cNvGraphicFramePr>
+              <a:graphicFrameLocks xmlns:a="http://schemas.openxmlformats.org/drawingml/2006/main" noChangeAspect="1"/>
+            </wp:cNvGraphicFramePr>
+            <a:graphic xmlns:a="http://schemas.openxmlformats.org/drawingml/2006/main">
+              <a:graphicData uri="http://schemas.openxmlformats.org/drawingml/2006/picture">
+                <pic:pic xmlns:pic="http://schemas.openxmlformats.org/drawingml/2006/picture">
+                  <pic:nvPicPr>
+                    <pic:cNvPr id="0" name="Picture 5"/>
+                    <pic:cNvPicPr>
+                      <a:picLocks noChangeAspect="1" noChangeArrowheads="1"/>
+                    </pic:cNvPicPr>
+                  </pic:nvPicPr>
+                  <pic:blipFill>
+                    <a:blip r:embed="rId19">
+                      <a:extLst>
+                        <a:ext uri="{28A0092B-C50C-407E-A947-70E740481C1C}">
+                          <a14:useLocalDpi xmlns:a14="http://schemas.microsoft.com/office/drawing/2010/main" val="0"/>
+                        </a:ext>
+                      </a:extLst>
+                    </a:blip>
+                    <a:srcRect/>
+                    <a:stretch>
+                      <a:fillRect/>
+                    </a:stretch>
+                  </pic:blipFill>
+                  <pic:spPr bwMode="auto">
+                    <a:xfrm>
+                      <a:off x="0" y="0"/>
+                      <a:ext cx="4385846" cy="2727125"/>
+                    </a:xfrm>
+                    <a:prstGeom prst="rect">
+                      <a:avLst/>
+                    </a:prstGeom>
+                    <a:noFill/>
+                    <a:ln>
+                      <a:noFill/>
+                    </a:ln>
+                  </pic:spPr>
+                </pic:pic>
+              </a:graphicData>
+            </a:graphic>
+          </wp:inline>
+        </w:drawing>
+      </w:r>
+    </w:p>
+    <w:p>
+      <w:pPr>
+        <w:ind w:left="426"/>
+      </w:pPr>
+      <w:r>
+        <w:lastRenderedPageBreak/>
+        <w:t xml:space="preserve">You can </w:t>
+      </w:r>
+      <w:proofErr w:type="gramStart"/>
+      <w:r>
+        <w:t>creates</w:t>
+      </w:r>
+      <w:proofErr w:type="gramEnd"/>
+      <w:r>
+        <w:t xml:space="preserve"> a full </w:t>
+      </w:r>
+      <w:proofErr w:type="spellStart"/>
+      <w:r>
+        <w:t>color</w:t>
+      </w:r>
+      <w:proofErr w:type="spellEnd"/>
+      <w:r>
+        <w:t xml:space="preserve"> palette with multiple shades.</w:t>
+      </w:r>
+    </w:p>
+    <w:p>
+      <w:pPr>
+        <w:ind w:left="426"/>
+      </w:pPr>
+      <w:r>
+        <w:rPr>
+          <w:noProof/>
+        </w:rPr>
+        <w:drawing>
+          <wp:inline distT="0" distB="0" distL="0" distR="0" wp14:anchorId="4C9883A2" wp14:editId="4604957F">
+            <wp:extent cx="3058828" cy="3818255"/>
+            <wp:effectExtent l="0" t="0" r="8255" b="0"/>
+            <wp:docPr id="1714816869" name="Picture 6"/>
+            <wp:cNvGraphicFramePr>
+              <a:graphicFrameLocks xmlns:a="http://schemas.openxmlformats.org/drawingml/2006/main" noChangeAspect="1"/>
+            </wp:cNvGraphicFramePr>
+            <a:graphic xmlns:a="http://schemas.openxmlformats.org/drawingml/2006/main">
+              <a:graphicData uri="http://schemas.openxmlformats.org/drawingml/2006/picture">
+                <pic:pic xmlns:pic="http://schemas.openxmlformats.org/drawingml/2006/picture">
+                  <pic:nvPicPr>
+                    <pic:cNvPr id="0" name="Picture 6"/>
+                    <pic:cNvPicPr>
+                      <a:picLocks noChangeAspect="1" noChangeArrowheads="1"/>
+                    </pic:cNvPicPr>
+                  </pic:nvPicPr>
+                  <pic:blipFill>
+                    <a:blip r:embed="rId20">
+                      <a:extLst>
+                        <a:ext uri="{28A0092B-C50C-407E-A947-70E740481C1C}">
+                          <a14:useLocalDpi xmlns:a14="http://schemas.microsoft.com/office/drawing/2010/main" val="0"/>
+                        </a:ext>
+                      </a:extLst>
+                    </a:blip>
+                    <a:srcRect/>
+                    <a:stretch>
+                      <a:fillRect/>
+                    </a:stretch>
+                  </pic:blipFill>
+                  <pic:spPr bwMode="auto">
+                    <a:xfrm>
+                      <a:off x="0" y="0"/>
+                      <a:ext cx="3061903" cy="3822093"/>
+                    </a:xfrm>
+                    <a:prstGeom prst="rect">
+                      <a:avLst/>
+                    </a:prstGeom>
+                    <a:noFill/>
+                    <a:ln>
+                      <a:noFill/>
+                    </a:ln>
+                  </pic:spPr>
+                </pic:pic>
+              </a:graphicData>
+            </a:graphic>
+          </wp:inline>
+        </w:drawing>
+      </w:r>
+    </w:p>
+    <w:p>
+      <w:pPr>
+        <w:ind w:left="426"/>
+      </w:pPr>
+    </w:p>
+    <w:p>
+      <w:pPr>
+        <w:ind w:left="426"/>
+      </w:pPr>
+      <w:r>
+        <w:t xml:space="preserve">This follows a standard </w:t>
+      </w:r>
+      <w:proofErr w:type="spellStart"/>
+      <w:r>
+        <w:t>color</w:t>
+      </w:r>
+      <w:proofErr w:type="spellEnd"/>
+      <w:r>
+        <w:t xml:space="preserve"> scale pattern used in design </w:t>
+      </w:r>
+      <w:proofErr w:type="gramStart"/>
+      <w:r>
+        <w:t>system :</w:t>
+      </w:r>
+      <w:proofErr w:type="gramEnd"/>
+    </w:p>
+    <w:p>
+      <w:pPr>
+        <w:ind w:left="426"/>
+      </w:pPr>
+      <w:r>
+        <w:rPr>
+          <w:noProof/>
+        </w:rPr>
+        <w:drawing>
+          <wp:inline distT="0" distB="0" distL="0" distR="0" wp14:anchorId="1053D422" wp14:editId="6488EDB4">
+            <wp:extent cx="3743132" cy="2387388"/>
+            <wp:effectExtent l="0" t="0" r="0" b="0"/>
+            <wp:docPr id="176186940" name="Picture 7"/>
+            <wp:cNvGraphicFramePr>
+              <a:graphicFrameLocks xmlns:a="http://schemas.openxmlformats.org/drawingml/2006/main" noChangeAspect="1"/>
+            </wp:cNvGraphicFramePr>
+            <a:graphic xmlns:a="http://schemas.openxmlformats.org/drawingml/2006/main">
+              <a:graphicData uri="http://schemas.openxmlformats.org/drawingml/2006/picture">
+                <pic:pic xmlns:pic="http://schemas.openxmlformats.org/drawingml/2006/picture">
+                  <pic:nvPicPr>
+                    <pic:cNvPr id="0" name="Picture 7"/>
+                    <pic:cNvPicPr>
+                      <a:picLocks noChangeAspect="1" noChangeArrowheads="1"/>
+                    </pic:cNvPicPr>
+                  </pic:nvPicPr>
+                  <pic:blipFill>
+                    <a:blip r:embed="rId21">
+                      <a:extLst>
+                        <a:ext uri="{28A0092B-C50C-407E-A947-70E740481C1C}">
+                          <a14:useLocalDpi xmlns:a14="http://schemas.microsoft.com/office/drawing/2010/main" val="0"/>
+                        </a:ext>
+                      </a:extLst>
+                    </a:blip>
+                    <a:srcRect/>
+                    <a:stretch>
+                      <a:fillRect/>
+                    </a:stretch>
+                  </pic:blipFill>
+                  <pic:spPr bwMode="auto">
+                    <a:xfrm>
+                      <a:off x="0" y="0"/>
+                      <a:ext cx="3746406" cy="2389476"/>
+                    </a:xfrm>
+                    <a:prstGeom prst="rect">
+                      <a:avLst/>
+                    </a:prstGeom>
+                    <a:noFill/>
+                    <a:ln>
+                      <a:noFill/>
+                    </a:ln>
+                  </pic:spPr>
+                </pic:pic>
+              </a:graphicData>
+            </a:graphic>
+          </wp:inline>
+        </w:drawing>
+      </w:r>
+    </w:p>
+    <w:p>
+      <w:pPr>
+        <w:ind w:left="426"/>
+      </w:pPr>
+    </w:p>
+    <w:p>
+      <w:pPr>
+        <w:spacing w:after="160" w:line="259" w:lineRule="auto"/>
+      </w:pPr>
+      <w:r>
+        <w:br w:type="page"/>
+      </w:r>
+    </w:p>
+    <w:p>
+      <w:pPr>
+        <w:ind w:left="426"/>
+      </w:pPr>
+      <w:r>
+        <w:lastRenderedPageBreak/>
+        <w:t xml:space="preserve">Utility prefix in </w:t>
+      </w:r>
+      <w:proofErr w:type="spellStart"/>
+      <w:r>
+        <w:t>TailWind</w:t>
+      </w:r>
+      <w:proofErr w:type="spellEnd"/>
+    </w:p>
+    <w:p>
+      <w:pPr>
+        <w:ind w:left="426"/>
+      </w:pPr>
+      <w:r>
+        <w:rPr>
+          <w:noProof/>
+        </w:rPr>
+        <w:drawing>
+          <wp:inline distT="0" distB="0" distL="0" distR="0" wp14:anchorId="7BB8891D" wp14:editId="2E156E6D">
+            <wp:extent cx="5321258" cy="5376122"/>
+            <wp:effectExtent l="0" t="0" r="0" b="0"/>
+            <wp:docPr id="549992866" name="Picture 8"/>
+            <wp:cNvGraphicFramePr>
+              <a:graphicFrameLocks xmlns:a="http://schemas.openxmlformats.org/drawingml/2006/main" noChangeAspect="1"/>
+            </wp:cNvGraphicFramePr>
+            <a:graphic xmlns:a="http://schemas.openxmlformats.org/drawingml/2006/main">
+              <a:graphicData uri="http://schemas.openxmlformats.org/drawingml/2006/picture">
+                <pic:pic xmlns:pic="http://schemas.openxmlformats.org/drawingml/2006/picture">
+                  <pic:nvPicPr>
+                    <pic:cNvPr id="0" name="Picture 8"/>
+                    <pic:cNvPicPr>
+                      <a:picLocks noChangeAspect="1" noChangeArrowheads="1"/>
+                    </pic:cNvPicPr>
+                  </pic:nvPicPr>
+                  <pic:blipFill>
+                    <a:blip r:embed="rId22">
+                      <a:extLst>
+                        <a:ext uri="{28A0092B-C50C-407E-A947-70E740481C1C}">
+                          <a14:useLocalDpi xmlns:a14="http://schemas.microsoft.com/office/drawing/2010/main" val="0"/>
+                        </a:ext>
+                      </a:extLst>
+                    </a:blip>
+                    <a:srcRect/>
+                    <a:stretch>
+                      <a:fillRect/>
+                    </a:stretch>
+                  </pic:blipFill>
+                  <pic:spPr bwMode="auto">
+                    <a:xfrm>
+                      <a:off x="0" y="0"/>
+                      <a:ext cx="5325376" cy="5380283"/>
+                    </a:xfrm>
+                    <a:prstGeom prst="rect">
+                      <a:avLst/>
+                    </a:prstGeom>
+                    <a:noFill/>
+                    <a:ln>
+                      <a:noFill/>
+                    </a:ln>
+                  </pic:spPr>
+                </pic:pic>
+              </a:graphicData>
+            </a:graphic>
+          </wp:inline>
+        </w:drawing>
+      </w:r>
+    </w:p>
+    <w:p>
+      <w:pPr>
+        <w:ind w:left="426"/>
+      </w:pPr>
+      <w:r>
+        <w:rPr>
+          <w:noProof/>
+        </w:rPr>
+        <w:lastRenderedPageBreak/>
+        <w:drawing>
+          <wp:inline distT="0" distB="0" distL="0" distR="0" wp14:anchorId="0D607CEE" wp14:editId="1AA7F2A8">
+            <wp:extent cx="3596842" cy="4042574"/>
+            <wp:effectExtent l="0" t="0" r="3810" b="0"/>
+            <wp:docPr id="1558023102" name="Picture 1"/>
+            <wp:cNvGraphicFramePr>
+              <a:graphicFrameLocks xmlns:a="http://schemas.openxmlformats.org/drawingml/2006/main" noChangeAspect="1"/>
+            </wp:cNvGraphicFramePr>
+            <a:graphic xmlns:a="http://schemas.openxmlformats.org/drawingml/2006/main">
+              <a:graphicData uri="http://schemas.openxmlformats.org/drawingml/2006/picture">
+                <pic:pic xmlns:pic="http://schemas.openxmlformats.org/drawingml/2006/picture">
+                  <pic:nvPicPr>
+                    <pic:cNvPr id="0" name="Picture 1"/>
+                    <pic:cNvPicPr>
+                      <a:picLocks noChangeAspect="1" noChangeArrowheads="1"/>
+                    </pic:cNvPicPr>
+                  </pic:nvPicPr>
+                  <pic:blipFill>
+                    <a:blip r:embed="rId23">
+                      <a:extLst>
+                        <a:ext uri="{28A0092B-C50C-407E-A947-70E740481C1C}">
+                          <a14:useLocalDpi xmlns:a14="http://schemas.microsoft.com/office/drawing/2010/main" val="0"/>
+                        </a:ext>
+                      </a:extLst>
+                    </a:blip>
+                    <a:srcRect/>
+                    <a:stretch>
+                      <a:fillRect/>
+                    </a:stretch>
+                  </pic:blipFill>
+                  <pic:spPr bwMode="auto">
+                    <a:xfrm>
+                      <a:off x="0" y="0"/>
+                      <a:ext cx="3605915" cy="4052771"/>
+                    </a:xfrm>
+                    <a:prstGeom prst="rect">
+                      <a:avLst/>
+                    </a:prstGeom>
+                    <a:noFill/>
+                    <a:ln>
+                      <a:noFill/>
+                    </a:ln>
+                  </pic:spPr>
+                </pic:pic>
+              </a:graphicData>
+            </a:graphic>
+          </wp:inline>
+        </w:drawing>
+      </w:r>
+    </w:p>
+    <w:p>
+      <w:pPr>
+        <w:ind w:left="426"/>
+      </w:pPr>
+    </w:p>
+    <w:p>
+      <w:pPr>
+        <w:ind w:left="426"/>
+      </w:pPr>
+    </w:p>
+    <w:p>
+      <w:pPr>
+        <w:ind w:left="426"/>
+      </w:pPr>
+    </w:p>
     <w:sectPr>
       <w:pgSz w:w="11906" w:h="16838" w:code="9"/>
       <w:pgMar w:top="1440" w:right="1440" w:bottom="1440" w:left="1440" w:header="851" w:footer="992" w:gutter="0"/>
@@ -287,8 +2108,121 @@
 </file>
 
 <file path=word/numbering.xml><?xml version="1.0" encoding="utf-8"?>
-<w:numbering xmlns:wpc="http://schemas.microsoft.com/office/word/2010/wordprocessingCanvas" xmlns:cx="http://schemas.microsoft.com/office/drawing/2014/chartex" xmlns:cx1="http://schemas.microsoft.com/office/drawing/2015/9/8/chartex" xmlns:cx2="http://schemas.microsoft.com/office/drawing/2015/10/21/chartex" xmlns:cx3="http://schemas.microsoft.com/office/drawing/2016/5/9/chartex" xmlns:cx4="http://schemas.microsoft.com/office/drawing/2016/5/10/chartex" xmlns:cx5="http://schemas.microsoft.com/office/drawing/2016/5/11/chartex" xmlns:cx6="http://schemas.microsoft.com/office/drawing/2016/5/12/chartex" xmlns:cx7="http://schemas.microsoft.com/office/drawing/2016/5/13/chartex" xmlns:cx8="http://schemas.microsoft.com/office/drawing/2016/5/14/chartex" xmlns:mc="http://schemas.openxmlformats.org/markup-compatibility/2006" xmlns:aink="http://schemas.microsoft.com/office/drawing/2016/ink" xmlns:am3d="http://schemas.microsoft.com/office/drawing/2017/model3d" xmlns:o="urn:schemas-microsoft-com:office:office" xmlns:oel="http://schemas.microsoft.com/office/2019/extlst" xmlns:r="http://schemas.openxmlformats.org/officeDocument/2006/relationships" xmlns:m="http://schemas.openxmlformats.org/officeDocument/2006/math" xmlns:v="urn:schemas-microsoft-com:vml" xmlns:wp14="http://schemas.microsoft.com/office/word/2010/wordprocessingDrawing" xmlns:wp="http://schemas.openxmlformats.org/drawingml/2006/wordprocessingDrawing" xmlns:w10="urn:schemas-microsoft-com:office:word" xmlns:w="http://schemas.openxmlformats.org/wordprocessingml/2006/main" xmlns:w14="http://schemas.microsoft.com/office/word/2010/wordml" xmlns:w15="http://schemas.microsoft.com/office/word/2012/wordml" xmlns:w16cex="http://schemas.microsoft.com/office/word/2018/wordml/cex" xmlns:w16cid="http://schemas.microsoft.com/office/word/2016/wordml/cid" xmlns:w16="http://schemas.microsoft.com/office/word/2018/wordml" xmlns:w16du="http://schemas.microsoft.com/office/word/2023/wordml/word16du" xmlns:w16sdtdh="http://schemas.microsoft.com/office/word/2020/wordml/sdtdatahash" xmlns:w16sdtfl="http://schemas.microsoft.com/office/word/2024/wordml/sdtformatlock" xmlns:w16se="http://schemas.microsoft.com/office/word/2015/wordml/symex" xmlns:wpg="http://schemas.microsoft.com/office/word/2010/wordprocessingGroup" xmlns:wpi="http://schemas.microsoft.com/office/word/2010/wordprocessingInk" xmlns:wne="http://schemas.microsoft.com/office/word/2006/wordml" xmlns:wps="http://schemas.microsoft.com/office/word/2010/wordprocessingShape" mc:Ignorable="w14 w15 w16se w16cid w16 w16cex w16sdtdh w16sdtfl w16du wp14">
+<w:numbering xmlns:wpc="http://schemas.microsoft.com/office/word/2010/wordprocessingCanvas" xmlns:cx="http://schemas.microsoft.com/office/drawing/2014/chartex" xmlns:cx1="http://schemas.microsoft.com/office/drawing/2015/9/8/chartex" xmlns:cx2="http://schemas.microsoft.com/office/drawing/2015/10/21/chartex" xmlns:cx3="http://schemas.microsoft.com/office/drawing/2016/5/9/chartex" xmlns:cx4="http://schemas.microsoft.com/office/drawing/2016/5/10/chartex" xmlns:cx5="http://schemas.microsoft.com/office/drawing/2016/5/11/chartex" xmlns:cx6="http://schemas.microsoft.com/office/drawing/2016/5/12/chartex" xmlns:cx7="http://schemas.microsoft.com/office/drawing/2016/5/13/chartex" xmlns:cx8="http://schemas.microsoft.com/office/drawing/2016/5/14/chartex" xmlns:mc="http://schemas.openxmlformats.org/markup-compatibility/2006" xmlns:aink="http://schemas.microsoft.com/office/drawing/2016/ink" xmlns:am3d="http://schemas.microsoft.com/office/drawing/2017/model3d" xmlns:o="urn:schemas-microsoft-com:office:office" xmlns:oel="http://schemas.microsoft.com/office/2019/extlst" xmlns:r="http://schemas.openxmlformats.org/officeDocument/2006/relationships" xmlns:m="http://schemas.openxmlformats.org/officeDocument/2006/math" xmlns:v="urn:schemas-microsoft-com:vml" xmlns:wp14="http://schemas.microsoft.com/office/word/2010/wordprocessingDrawing" xmlns:wp="http://schemas.openxmlformats.org/drawingml/2006/wordprocessingDrawing" xmlns:w10="urn:schemas-microsoft-com:office:word" xmlns:w="http://schemas.openxmlformats.org/wordprocessingml/2006/main" xmlns:w14="http://schemas.microsoft.com/office/word/2010/wordml" xmlns:w15="http://schemas.microsoft.com/office/word/2012/wordml" xmlns:w16cei="http://schemas.microsoft.com/office/word/2026/wordml/cei" xmlns:w16cex="http://schemas.microsoft.com/office/word/2018/wordml/cex" xmlns:w16cid="http://schemas.microsoft.com/office/word/2016/wordml/cid" xmlns:w16="http://schemas.microsoft.com/office/word/2018/wordml" xmlns:w16du="http://schemas.microsoft.com/office/word/2023/wordml/word16du" xmlns:w16sdtdh="http://schemas.microsoft.com/office/word/2020/wordml/sdtdatahash" xmlns:w16sdtfl="http://schemas.microsoft.com/office/word/2024/wordml/sdtformatlock" xmlns:w16se="http://schemas.microsoft.com/office/word/2015/wordml/symex" xmlns:wpg="http://schemas.microsoft.com/office/word/2010/wordprocessingGroup" xmlns:wpi="http://schemas.microsoft.com/office/word/2010/wordprocessingInk" xmlns:wne="http://schemas.microsoft.com/office/word/2006/wordml" xmlns:wps="http://schemas.microsoft.com/office/word/2010/wordprocessingShape" mc:Ignorable="w14 w15 w16se w16cid w16 w16cex w16sdtdh w16sdtfl w16du wp14">
   <w:abstractNum w:abstractNumId="0" w15:restartNumberingAfterBreak="0">
+    <w:nsid w:val="1C6C055E"/>
+    <w:multiLevelType w:val="hybridMultilevel"/>
+    <w:tmpl w:val="851884C6"/>
+    <w:lvl w:ilvl="0" w:tplc="3C090001">
+      <w:start w:val="1"/>
+      <w:numFmt w:val="bullet"/>
+      <w:lvlText w:val=""/>
+      <w:lvlJc w:val="left"/>
+      <w:pPr>
+        <w:ind w:left="720" w:hanging="360"/>
+      </w:pPr>
+      <w:rPr>
+        <w:rFonts w:ascii="Symbol" w:hAnsi="Symbol" w:hint="default"/>
+      </w:rPr>
+    </w:lvl>
+    <w:lvl w:ilvl="1" w:tplc="3C090003" w:tentative="1">
+      <w:start w:val="1"/>
+      <w:numFmt w:val="bullet"/>
+      <w:lvlText w:val="o"/>
+      <w:lvlJc w:val="left"/>
+      <w:pPr>
+        <w:ind w:left="1440" w:hanging="360"/>
+      </w:pPr>
+      <w:rPr>
+        <w:rFonts w:ascii="Courier New" w:hAnsi="Courier New" w:cs="Courier New" w:hint="default"/>
+      </w:rPr>
+    </w:lvl>
+    <w:lvl w:ilvl="2" w:tplc="3C090005" w:tentative="1">
+      <w:start w:val="1"/>
+      <w:numFmt w:val="bullet"/>
+      <w:lvlText w:val=""/>
+      <w:lvlJc w:val="left"/>
+      <w:pPr>
+        <w:ind w:left="2160" w:hanging="360"/>
+      </w:pPr>
+      <w:rPr>
+        <w:rFonts w:ascii="Wingdings" w:hAnsi="Wingdings" w:hint="default"/>
+      </w:rPr>
+    </w:lvl>
+    <w:lvl w:ilvl="3" w:tplc="3C090001" w:tentative="1">
+      <w:start w:val="1"/>
+      <w:numFmt w:val="bullet"/>
+      <w:lvlText w:val=""/>
+      <w:lvlJc w:val="left"/>
+      <w:pPr>
+        <w:ind w:left="2880" w:hanging="360"/>
+      </w:pPr>
+      <w:rPr>
+        <w:rFonts w:ascii="Symbol" w:hAnsi="Symbol" w:hint="default"/>
+      </w:rPr>
+    </w:lvl>
+    <w:lvl w:ilvl="4" w:tplc="3C090003" w:tentative="1">
+      <w:start w:val="1"/>
+      <w:numFmt w:val="bullet"/>
+      <w:lvlText w:val="o"/>
+      <w:lvlJc w:val="left"/>
+      <w:pPr>
+        <w:ind w:left="3600" w:hanging="360"/>
+      </w:pPr>
+      <w:rPr>
+        <w:rFonts w:ascii="Courier New" w:hAnsi="Courier New" w:cs="Courier New" w:hint="default"/>
+      </w:rPr>
+    </w:lvl>
+    <w:lvl w:ilvl="5" w:tplc="3C090005" w:tentative="1">
+      <w:start w:val="1"/>
+      <w:numFmt w:val="bullet"/>
+      <w:lvlText w:val=""/>
+      <w:lvlJc w:val="left"/>
+      <w:pPr>
+        <w:ind w:left="4320" w:hanging="360"/>
+      </w:pPr>
+      <w:rPr>
+        <w:rFonts w:ascii="Wingdings" w:hAnsi="Wingdings" w:hint="default"/>
+      </w:rPr>
+    </w:lvl>
+    <w:lvl w:ilvl="6" w:tplc="3C090001" w:tentative="1">
+      <w:start w:val="1"/>
+      <w:numFmt w:val="bullet"/>
+      <w:lvlText w:val=""/>
+      <w:lvlJc w:val="left"/>
+      <w:pPr>
+        <w:ind w:left="5040" w:hanging="360"/>
+      </w:pPr>
+      <w:rPr>
+        <w:rFonts w:ascii="Symbol" w:hAnsi="Symbol" w:hint="default"/>
+      </w:rPr>
+    </w:lvl>
+    <w:lvl w:ilvl="7" w:tplc="3C090003" w:tentative="1">
+      <w:start w:val="1"/>
+      <w:numFmt w:val="bullet"/>
+      <w:lvlText w:val="o"/>
+      <w:lvlJc w:val="left"/>
+      <w:pPr>
+        <w:ind w:left="5760" w:hanging="360"/>
+      </w:pPr>
+      <w:rPr>
+        <w:rFonts w:ascii="Courier New" w:hAnsi="Courier New" w:cs="Courier New" w:hint="default"/>
+      </w:rPr>
+    </w:lvl>
+    <w:lvl w:ilvl="8" w:tplc="3C090005" w:tentative="1">
+      <w:start w:val="1"/>
+      <w:numFmt w:val="bullet"/>
+      <w:lvlText w:val=""/>
+      <w:lvlJc w:val="left"/>
+      <w:pPr>
+        <w:ind w:left="6480" w:hanging="360"/>
+      </w:pPr>
+      <w:rPr>
+        <w:rFonts w:ascii="Wingdings" w:hAnsi="Wingdings" w:hint="default"/>
+      </w:rPr>
+    </w:lvl>
+  </w:abstractNum>
+  <w:abstractNum w:abstractNumId="1" w15:restartNumberingAfterBreak="0">
     <w:nsid w:val="1D5E4FB9"/>
     <w:multiLevelType w:val="hybridMultilevel"/>
     <w:tmpl w:val="14EC297A"/>
@@ -374,7 +2308,7 @@
       </w:pPr>
     </w:lvl>
   </w:abstractNum>
-  <w:abstractNum w:abstractNumId="1" w15:restartNumberingAfterBreak="0">
+  <w:abstractNum w:abstractNumId="2" w15:restartNumberingAfterBreak="0">
     <w:nsid w:val="3E3C33A9"/>
     <w:multiLevelType w:val="hybridMultilevel"/>
     <w:tmpl w:val="14EC297A"/>
@@ -460,11 +2394,106 @@
       </w:pPr>
     </w:lvl>
   </w:abstractNum>
+  <w:abstractNum w:abstractNumId="3" w15:restartNumberingAfterBreak="0">
+    <w:nsid w:val="5F5928E0"/>
+    <w:multiLevelType w:val="hybridMultilevel"/>
+    <w:tmpl w:val="34CA8302"/>
+    <w:lvl w:ilvl="0" w:tplc="13867028">
+      <w:start w:val="1"/>
+      <w:numFmt w:val="decimal"/>
+      <w:lvlText w:val="%1."/>
+      <w:lvlJc w:val="left"/>
+      <w:pPr>
+        <w:ind w:left="786" w:hanging="360"/>
+      </w:pPr>
+      <w:rPr>
+        <w:rFonts w:hint="default"/>
+      </w:rPr>
+    </w:lvl>
+    <w:lvl w:ilvl="1" w:tplc="3C090019" w:tentative="1">
+      <w:start w:val="1"/>
+      <w:numFmt w:val="lowerLetter"/>
+      <w:lvlText w:val="%2."/>
+      <w:lvlJc w:val="left"/>
+      <w:pPr>
+        <w:ind w:left="1506" w:hanging="360"/>
+      </w:pPr>
+    </w:lvl>
+    <w:lvl w:ilvl="2" w:tplc="3C09001B" w:tentative="1">
+      <w:start w:val="1"/>
+      <w:numFmt w:val="lowerRoman"/>
+      <w:lvlText w:val="%3."/>
+      <w:lvlJc w:val="right"/>
+      <w:pPr>
+        <w:ind w:left="2226" w:hanging="180"/>
+      </w:pPr>
+    </w:lvl>
+    <w:lvl w:ilvl="3" w:tplc="3C09000F" w:tentative="1">
+      <w:start w:val="1"/>
+      <w:numFmt w:val="decimal"/>
+      <w:lvlText w:val="%4."/>
+      <w:lvlJc w:val="left"/>
+      <w:pPr>
+        <w:ind w:left="2946" w:hanging="360"/>
+      </w:pPr>
+    </w:lvl>
+    <w:lvl w:ilvl="4" w:tplc="3C090019" w:tentative="1">
+      <w:start w:val="1"/>
+      <w:numFmt w:val="lowerLetter"/>
+      <w:lvlText w:val="%5."/>
+      <w:lvlJc w:val="left"/>
+      <w:pPr>
+        <w:ind w:left="3666" w:hanging="360"/>
+      </w:pPr>
+    </w:lvl>
+    <w:lvl w:ilvl="5" w:tplc="3C09001B" w:tentative="1">
+      <w:start w:val="1"/>
+      <w:numFmt w:val="lowerRoman"/>
+      <w:lvlText w:val="%6."/>
+      <w:lvlJc w:val="right"/>
+      <w:pPr>
+        <w:ind w:left="4386" w:hanging="180"/>
+      </w:pPr>
+    </w:lvl>
+    <w:lvl w:ilvl="6" w:tplc="3C09000F" w:tentative="1">
+      <w:start w:val="1"/>
+      <w:numFmt w:val="decimal"/>
+      <w:lvlText w:val="%7."/>
+      <w:lvlJc w:val="left"/>
+      <w:pPr>
+        <w:ind w:left="5106" w:hanging="360"/>
+      </w:pPr>
+    </w:lvl>
+    <w:lvl w:ilvl="7" w:tplc="3C090019" w:tentative="1">
+      <w:start w:val="1"/>
+      <w:numFmt w:val="lowerLetter"/>
+      <w:lvlText w:val="%8."/>
+      <w:lvlJc w:val="left"/>
+      <w:pPr>
+        <w:ind w:left="5826" w:hanging="360"/>
+      </w:pPr>
+    </w:lvl>
+    <w:lvl w:ilvl="8" w:tplc="3C09001B" w:tentative="1">
+      <w:start w:val="1"/>
+      <w:numFmt w:val="lowerRoman"/>
+      <w:lvlText w:val="%9."/>
+      <w:lvlJc w:val="right"/>
+      <w:pPr>
+        <w:ind w:left="6546" w:hanging="180"/>
+      </w:pPr>
+    </w:lvl>
+  </w:abstractNum>
   <w:num w:numId="1" w16cid:durableId="870147820">
+    <w:abstractNumId w:val="2"/>
+  </w:num>
+  <w:num w:numId="2" w16cid:durableId="658577741">
     <w:abstractNumId w:val="1"/>
   </w:num>
-  <w:num w:numId="2" w16cid:durableId="658577741">
+  <w:num w:numId="3" w16cid:durableId="1165166178">
     <w:abstractNumId w:val="0"/>
+  </w:num>
+  <w:num w:numId="4" w16cid:durableId="226381218">
+    <w:abstractNumId w:val="3"/>
   </w:num>
 </w:numbering>
 </file>
@@ -1384,6 +3413,56 @@
       <w:spacing w:val="5"/>
     </w:rPr>
   </w:style>
+  <w:style w:type="character" w:styleId="Hyperlink">
+    <w:name w:val="Hyperlink"/>
+    <w:basedOn w:val="DefaultParagraphFont"/>
+    <w:uiPriority w:val="99"/>
+    <w:unhideWhenUsed/>
+    <w:rsid w:val="00217A27"/>
+    <w:rPr>
+      <w:color w:val="467886" w:themeColor="hyperlink"/>
+      <w:u w:val="single"/>
+    </w:rPr>
+  </w:style>
+  <w:style w:type="character" w:styleId="UnresolvedMention">
+    <w:name w:val="Unresolved Mention"/>
+    <w:basedOn w:val="DefaultParagraphFont"/>
+    <w:uiPriority w:val="99"/>
+    <w:semiHidden/>
+    <w:unhideWhenUsed/>
+    <w:rsid w:val="00217A27"/>
+    <w:rPr>
+      <w:color w:val="605E5C"/>
+      <w:shd w:val="clear" w:color="auto" w:fill="E1DFDD"/>
+    </w:rPr>
+  </w:style>
+  <w:style w:type="paragraph" w:styleId="HTMLPreformatted">
+    <w:name w:val="HTML Preformatted"/>
+    <w:basedOn w:val="Normal"/>
+    <w:link w:val="HTMLPreformattedChar"/>
+    <w:uiPriority w:val="99"/>
+    <w:semiHidden/>
+    <w:unhideWhenUsed/>
+    <w:rsid w:val="00782ABA"/>
+    <w:rPr>
+      <w:rFonts w:ascii="Consolas" w:hAnsi="Consolas"/>
+      <w:sz w:val="20"/>
+      <w:szCs w:val="20"/>
+    </w:rPr>
+  </w:style>
+  <w:style w:type="character" w:customStyle="1" w:styleId="HTMLPreformattedChar">
+    <w:name w:val="HTML Preformatted Char"/>
+    <w:basedOn w:val="DefaultParagraphFont"/>
+    <w:link w:val="HTMLPreformatted"/>
+    <w:uiPriority w:val="99"/>
+    <w:semiHidden/>
+    <w:rsid w:val="00782ABA"/>
+    <w:rPr>
+      <w:rFonts w:ascii="Consolas" w:hAnsi="Consolas"/>
+      <w:sz w:val="20"/>
+      <w:szCs w:val="20"/>
+    </w:rPr>
+  </w:style>
 </w:styles>
 </file>
 

--- a/myNotes.docx
+++ b/myNotes.docx
@@ -2,178 +2,742 @@
 <file path=word/document.xml><?xml version="1.0" encoding="utf-8"?>
 <w:document xmlns:wpc="http://schemas.microsoft.com/office/word/2010/wordprocessingCanvas" xmlns:cx="http://schemas.microsoft.com/office/drawing/2014/chartex" xmlns:cx1="http://schemas.microsoft.com/office/drawing/2015/9/8/chartex" xmlns:cx2="http://schemas.microsoft.com/office/drawing/2015/10/21/chartex" xmlns:cx3="http://schemas.microsoft.com/office/drawing/2016/5/9/chartex" xmlns:cx4="http://schemas.microsoft.com/office/drawing/2016/5/10/chartex" xmlns:cx5="http://schemas.microsoft.com/office/drawing/2016/5/11/chartex" xmlns:cx6="http://schemas.microsoft.com/office/drawing/2016/5/12/chartex" xmlns:cx7="http://schemas.microsoft.com/office/drawing/2016/5/13/chartex" xmlns:cx8="http://schemas.microsoft.com/office/drawing/2016/5/14/chartex" xmlns:mc="http://schemas.openxmlformats.org/markup-compatibility/2006" xmlns:aink="http://schemas.microsoft.com/office/drawing/2016/ink" xmlns:am3d="http://schemas.microsoft.com/office/drawing/2017/model3d" xmlns:o="urn:schemas-microsoft-com:office:office" xmlns:oel="http://schemas.microsoft.com/office/2019/extlst" xmlns:r="http://schemas.openxmlformats.org/officeDocument/2006/relationships" xmlns:m="http://schemas.openxmlformats.org/officeDocument/2006/math" xmlns:v="urn:schemas-microsoft-com:vml" xmlns:wp14="http://schemas.microsoft.com/office/word/2010/wordprocessingDrawing" xmlns:wp="http://schemas.openxmlformats.org/drawingml/2006/wordprocessingDrawing" xmlns:w10="urn:schemas-microsoft-com:office:word" xmlns:w="http://schemas.openxmlformats.org/wordprocessingml/2006/main" xmlns:w14="http://schemas.microsoft.com/office/word/2010/wordml" xmlns:w15="http://schemas.microsoft.com/office/word/2012/wordml" xmlns:w16cei="http://schemas.microsoft.com/office/word/2026/wordml/cei" xmlns:w16cex="http://schemas.microsoft.com/office/word/2018/wordml/cex" xmlns:w16cid="http://schemas.microsoft.com/office/word/2016/wordml/cid" xmlns:w16="http://schemas.microsoft.com/office/word/2018/wordml" xmlns:w16du="http://schemas.microsoft.com/office/word/2023/wordml/word16du" xmlns:w16sdtdh="http://schemas.microsoft.com/office/word/2020/wordml/sdtdatahash" xmlns:w16sdtfl="http://schemas.microsoft.com/office/word/2024/wordml/sdtformatlock" xmlns:w16se="http://schemas.microsoft.com/office/word/2015/wordml/symex" xmlns:wpg="http://schemas.microsoft.com/office/word/2010/wordprocessingGroup" xmlns:wpi="http://schemas.microsoft.com/office/word/2010/wordprocessingInk" xmlns:wne="http://schemas.microsoft.com/office/word/2006/wordml" xmlns:wps="http://schemas.microsoft.com/office/word/2010/wordprocessingShape" mc:Ignorable="w14 w15 w16se w16cid w16 w16cex w16sdtdh w16sdtfl w16du wp14">
   <w:body>
+    <w:sdt>
+      <w:sdtPr>
+        <w:rPr>
+          <w:rFonts w:asciiTheme="minorHAnsi" w:eastAsiaTheme="minorHAnsi" w:hAnsiTheme="minorHAnsi" w:cstheme="minorBidi"/>
+          <w:color w:val="auto"/>
+          <w:kern w:val="2"/>
+          <w:sz w:val="22"/>
+          <w:szCs w:val="22"/>
+          <w:lang w:val="en-HK"/>
+          <w14:ligatures w14:val="standardContextual"/>
+        </w:rPr>
+        <w:id w:val="-2137172434"/>
+        <w:docPartObj>
+          <w:docPartGallery w:val="Table of Contents"/>
+          <w:docPartUnique/>
+        </w:docPartObj>
+      </w:sdtPr>
+      <w:sdtEndPr>
+        <w:rPr>
+          <w:b/>
+          <w:bCs/>
+          <w:noProof/>
+        </w:rPr>
+      </w:sdtEndPr>
+      <w:sdtContent>
+        <w:p>
+          <w:pPr>
+            <w:pStyle w:val="TOCHeading"/>
+          </w:pPr>
+          <w:r>
+            <w:t>Contents</w:t>
+          </w:r>
+        </w:p>
+        <w:p>
+          <w:pPr>
+            <w:pStyle w:val="TOC2"/>
+            <w:tabs>
+              <w:tab w:val="right" w:leader="dot" w:pos="9016"/>
+            </w:tabs>
+            <w:rPr>
+              <w:rFonts w:eastAsiaTheme="minorEastAsia"/>
+              <w:noProof/>
+              <w:sz w:val="24"/>
+              <w:szCs w:val="24"/>
+              <w:lang w:eastAsia="en-HK"/>
+            </w:rPr>
+          </w:pPr>
+          <w:r>
+            <w:fldChar w:fldCharType="begin"/>
+          </w:r>
+          <w:r>
+            <w:instrText xml:space="preserve"> TOC \o "1-3" \h \z \u </w:instrText>
+          </w:r>
+          <w:r>
+            <w:fldChar w:fldCharType="separate"/>
+          </w:r>
+          <w:hyperlink w:anchor="_Toc236830150" w:history="1">
+            <w:r>
+              <w:rPr>
+                <w:rStyle w:val="Hyperlink"/>
+                <w:noProof/>
+              </w:rPr>
+              <w:t>Notes</w:t>
+            </w:r>
+            <w:r>
+              <w:rPr>
+                <w:noProof/>
+                <w:webHidden/>
+              </w:rPr>
+              <w:tab/>
+            </w:r>
+            <w:r>
+              <w:rPr>
+                <w:noProof/>
+                <w:webHidden/>
+              </w:rPr>
+              <w:fldChar w:fldCharType="begin"/>
+            </w:r>
+            <w:r>
+              <w:rPr>
+                <w:noProof/>
+                <w:webHidden/>
+              </w:rPr>
+              <w:instrText xml:space="preserve"> PAGEREF _Toc236830150 \h </w:instrText>
+            </w:r>
+            <w:r>
+              <w:rPr>
+                <w:noProof/>
+                <w:webHidden/>
+              </w:rPr>
+            </w:r>
+            <w:r>
+              <w:rPr>
+                <w:noProof/>
+                <w:webHidden/>
+              </w:rPr>
+              <w:fldChar w:fldCharType="separate"/>
+            </w:r>
+            <w:r>
+              <w:rPr>
+                <w:noProof/>
+                <w:webHidden/>
+              </w:rPr>
+              <w:t>2</w:t>
+            </w:r>
+            <w:r>
+              <w:rPr>
+                <w:noProof/>
+                <w:webHidden/>
+              </w:rPr>
+              <w:fldChar w:fldCharType="end"/>
+            </w:r>
+          </w:hyperlink>
+        </w:p>
+        <w:p>
+          <w:pPr>
+            <w:pStyle w:val="TOC3"/>
+            <w:tabs>
+              <w:tab w:val="right" w:leader="dot" w:pos="9016"/>
+            </w:tabs>
+            <w:rPr>
+              <w:rFonts w:eastAsiaTheme="minorEastAsia"/>
+              <w:noProof/>
+              <w:sz w:val="24"/>
+              <w:szCs w:val="24"/>
+              <w:lang w:eastAsia="en-HK"/>
+            </w:rPr>
+          </w:pPr>
+          <w:hyperlink w:anchor="_Toc236830151" w:history="1">
+            <w:r>
+              <w:rPr>
+                <w:rStyle w:val="Hyperlink"/>
+                <w:noProof/>
+              </w:rPr>
+              <w:t>Static Site Generation (SSG)</w:t>
+            </w:r>
+            <w:r>
+              <w:rPr>
+                <w:noProof/>
+                <w:webHidden/>
+              </w:rPr>
+              <w:tab/>
+            </w:r>
+            <w:r>
+              <w:rPr>
+                <w:noProof/>
+                <w:webHidden/>
+              </w:rPr>
+              <w:fldChar w:fldCharType="begin"/>
+            </w:r>
+            <w:r>
+              <w:rPr>
+                <w:noProof/>
+                <w:webHidden/>
+              </w:rPr>
+              <w:instrText xml:space="preserve"> PAGEREF _Toc236830151 \h </w:instrText>
+            </w:r>
+            <w:r>
+              <w:rPr>
+                <w:noProof/>
+                <w:webHidden/>
+              </w:rPr>
+            </w:r>
+            <w:r>
+              <w:rPr>
+                <w:noProof/>
+                <w:webHidden/>
+              </w:rPr>
+              <w:fldChar w:fldCharType="separate"/>
+            </w:r>
+            <w:r>
+              <w:rPr>
+                <w:noProof/>
+                <w:webHidden/>
+              </w:rPr>
+              <w:t>2</w:t>
+            </w:r>
+            <w:r>
+              <w:rPr>
+                <w:noProof/>
+                <w:webHidden/>
+              </w:rPr>
+              <w:fldChar w:fldCharType="end"/>
+            </w:r>
+          </w:hyperlink>
+        </w:p>
+        <w:p>
+          <w:pPr>
+            <w:pStyle w:val="TOC3"/>
+            <w:tabs>
+              <w:tab w:val="right" w:leader="dot" w:pos="9016"/>
+            </w:tabs>
+            <w:rPr>
+              <w:rFonts w:eastAsiaTheme="minorEastAsia"/>
+              <w:noProof/>
+              <w:sz w:val="24"/>
+              <w:szCs w:val="24"/>
+              <w:lang w:eastAsia="en-HK"/>
+            </w:rPr>
+          </w:pPr>
+          <w:hyperlink w:anchor="_Toc236830152" w:history="1">
+            <w:r>
+              <w:rPr>
+                <w:rStyle w:val="Hyperlink"/>
+                <w:noProof/>
+              </w:rPr>
+              <w:t>Prisma</w:t>
+            </w:r>
+            <w:r>
+              <w:rPr>
+                <w:noProof/>
+                <w:webHidden/>
+              </w:rPr>
+              <w:tab/>
+            </w:r>
+            <w:r>
+              <w:rPr>
+                <w:noProof/>
+                <w:webHidden/>
+              </w:rPr>
+              <w:fldChar w:fldCharType="begin"/>
+            </w:r>
+            <w:r>
+              <w:rPr>
+                <w:noProof/>
+                <w:webHidden/>
+              </w:rPr>
+              <w:instrText xml:space="preserve"> PAGEREF _Toc236830152 \h </w:instrText>
+            </w:r>
+            <w:r>
+              <w:rPr>
+                <w:noProof/>
+                <w:webHidden/>
+              </w:rPr>
+            </w:r>
+            <w:r>
+              <w:rPr>
+                <w:noProof/>
+                <w:webHidden/>
+              </w:rPr>
+              <w:fldChar w:fldCharType="separate"/>
+            </w:r>
+            <w:r>
+              <w:rPr>
+                <w:noProof/>
+                <w:webHidden/>
+              </w:rPr>
+              <w:t>3</w:t>
+            </w:r>
+            <w:r>
+              <w:rPr>
+                <w:noProof/>
+                <w:webHidden/>
+              </w:rPr>
+              <w:fldChar w:fldCharType="end"/>
+            </w:r>
+          </w:hyperlink>
+        </w:p>
+        <w:p>
+          <w:pPr>
+            <w:pStyle w:val="TOC3"/>
+            <w:tabs>
+              <w:tab w:val="right" w:leader="dot" w:pos="9016"/>
+            </w:tabs>
+            <w:rPr>
+              <w:rFonts w:eastAsiaTheme="minorEastAsia"/>
+              <w:noProof/>
+              <w:sz w:val="24"/>
+              <w:szCs w:val="24"/>
+              <w:lang w:eastAsia="en-HK"/>
+            </w:rPr>
+          </w:pPr>
+          <w:hyperlink w:anchor="_Toc236830153" w:history="1">
+            <w:r>
+              <w:rPr>
+                <w:rStyle w:val="Hyperlink"/>
+                <w:noProof/>
+              </w:rPr>
+              <w:t>SQLite Manager</w:t>
+            </w:r>
+            <w:r>
+              <w:rPr>
+                <w:noProof/>
+                <w:webHidden/>
+              </w:rPr>
+              <w:tab/>
+            </w:r>
+            <w:r>
+              <w:rPr>
+                <w:noProof/>
+                <w:webHidden/>
+              </w:rPr>
+              <w:fldChar w:fldCharType="begin"/>
+            </w:r>
+            <w:r>
+              <w:rPr>
+                <w:noProof/>
+                <w:webHidden/>
+              </w:rPr>
+              <w:instrText xml:space="preserve"> PAGEREF _Toc236830153 \h </w:instrText>
+            </w:r>
+            <w:r>
+              <w:rPr>
+                <w:noProof/>
+                <w:webHidden/>
+              </w:rPr>
+            </w:r>
+            <w:r>
+              <w:rPr>
+                <w:noProof/>
+                <w:webHidden/>
+              </w:rPr>
+              <w:fldChar w:fldCharType="separate"/>
+            </w:r>
+            <w:r>
+              <w:rPr>
+                <w:noProof/>
+                <w:webHidden/>
+              </w:rPr>
+              <w:t>6</w:t>
+            </w:r>
+            <w:r>
+              <w:rPr>
+                <w:noProof/>
+                <w:webHidden/>
+              </w:rPr>
+              <w:fldChar w:fldCharType="end"/>
+            </w:r>
+          </w:hyperlink>
+        </w:p>
+        <w:p>
+          <w:pPr>
+            <w:pStyle w:val="TOC3"/>
+            <w:tabs>
+              <w:tab w:val="right" w:leader="dot" w:pos="9016"/>
+            </w:tabs>
+            <w:rPr>
+              <w:rFonts w:eastAsiaTheme="minorEastAsia"/>
+              <w:noProof/>
+              <w:sz w:val="24"/>
+              <w:szCs w:val="24"/>
+              <w:lang w:eastAsia="en-HK"/>
+            </w:rPr>
+          </w:pPr>
+          <w:hyperlink w:anchor="_Toc236830154" w:history="1">
+            <w:r>
+              <w:rPr>
+                <w:rStyle w:val="Hyperlink"/>
+                <w:noProof/>
+              </w:rPr>
+              <w:t>Startup command and script</w:t>
+            </w:r>
+            <w:r>
+              <w:rPr>
+                <w:noProof/>
+                <w:webHidden/>
+              </w:rPr>
+              <w:tab/>
+            </w:r>
+            <w:r>
+              <w:rPr>
+                <w:noProof/>
+                <w:webHidden/>
+              </w:rPr>
+              <w:fldChar w:fldCharType="begin"/>
+            </w:r>
+            <w:r>
+              <w:rPr>
+                <w:noProof/>
+                <w:webHidden/>
+              </w:rPr>
+              <w:instrText xml:space="preserve"> PAGEREF _Toc236830154 \h </w:instrText>
+            </w:r>
+            <w:r>
+              <w:rPr>
+                <w:noProof/>
+                <w:webHidden/>
+              </w:rPr>
+            </w:r>
+            <w:r>
+              <w:rPr>
+                <w:noProof/>
+                <w:webHidden/>
+              </w:rPr>
+              <w:fldChar w:fldCharType="separate"/>
+            </w:r>
+            <w:r>
+              <w:rPr>
+                <w:noProof/>
+                <w:webHidden/>
+              </w:rPr>
+              <w:t>7</w:t>
+            </w:r>
+            <w:r>
+              <w:rPr>
+                <w:noProof/>
+                <w:webHidden/>
+              </w:rPr>
+              <w:fldChar w:fldCharType="end"/>
+            </w:r>
+          </w:hyperlink>
+        </w:p>
+        <w:p>
+          <w:pPr>
+            <w:pStyle w:val="TOC3"/>
+            <w:tabs>
+              <w:tab w:val="right" w:leader="dot" w:pos="9016"/>
+            </w:tabs>
+            <w:rPr>
+              <w:rFonts w:eastAsiaTheme="minorEastAsia"/>
+              <w:noProof/>
+              <w:sz w:val="24"/>
+              <w:szCs w:val="24"/>
+              <w:lang w:eastAsia="en-HK"/>
+            </w:rPr>
+          </w:pPr>
+          <w:hyperlink w:anchor="_Toc236830155" w:history="1">
+            <w:r>
+              <w:rPr>
+                <w:rStyle w:val="Hyperlink"/>
+                <w:noProof/>
+              </w:rPr>
+              <w:t>TailWind</w:t>
+            </w:r>
+            <w:r>
+              <w:rPr>
+                <w:noProof/>
+                <w:webHidden/>
+              </w:rPr>
+              <w:tab/>
+            </w:r>
+            <w:r>
+              <w:rPr>
+                <w:noProof/>
+                <w:webHidden/>
+              </w:rPr>
+              <w:fldChar w:fldCharType="begin"/>
+            </w:r>
+            <w:r>
+              <w:rPr>
+                <w:noProof/>
+                <w:webHidden/>
+              </w:rPr>
+              <w:instrText xml:space="preserve"> PAGEREF _Toc236830155 \h </w:instrText>
+            </w:r>
+            <w:r>
+              <w:rPr>
+                <w:noProof/>
+                <w:webHidden/>
+              </w:rPr>
+            </w:r>
+            <w:r>
+              <w:rPr>
+                <w:noProof/>
+                <w:webHidden/>
+              </w:rPr>
+              <w:fldChar w:fldCharType="separate"/>
+            </w:r>
+            <w:r>
+              <w:rPr>
+                <w:noProof/>
+                <w:webHidden/>
+              </w:rPr>
+              <w:t>8</w:t>
+            </w:r>
+            <w:r>
+              <w:rPr>
+                <w:noProof/>
+                <w:webHidden/>
+              </w:rPr>
+              <w:fldChar w:fldCharType="end"/>
+            </w:r>
+          </w:hyperlink>
+        </w:p>
+        <w:p>
+          <w:pPr>
+            <w:pStyle w:val="TOC3"/>
+            <w:tabs>
+              <w:tab w:val="right" w:leader="dot" w:pos="9016"/>
+            </w:tabs>
+            <w:rPr>
+              <w:rFonts w:eastAsiaTheme="minorEastAsia"/>
+              <w:noProof/>
+              <w:sz w:val="24"/>
+              <w:szCs w:val="24"/>
+              <w:lang w:eastAsia="en-HK"/>
+            </w:rPr>
+          </w:pPr>
+          <w:hyperlink w:anchor="_Toc236830156" w:history="1">
+            <w:r>
+              <w:rPr>
+                <w:rStyle w:val="Hyperlink"/>
+                <w:noProof/>
+              </w:rPr>
+              <w:t>Next.JS Flow</w:t>
+            </w:r>
+            <w:r>
+              <w:rPr>
+                <w:noProof/>
+                <w:webHidden/>
+              </w:rPr>
+              <w:tab/>
+            </w:r>
+            <w:r>
+              <w:rPr>
+                <w:noProof/>
+                <w:webHidden/>
+              </w:rPr>
+              <w:fldChar w:fldCharType="begin"/>
+            </w:r>
+            <w:r>
+              <w:rPr>
+                <w:noProof/>
+                <w:webHidden/>
+              </w:rPr>
+              <w:instrText xml:space="preserve"> PAGEREF _Toc236830156 \h </w:instrText>
+            </w:r>
+            <w:r>
+              <w:rPr>
+                <w:noProof/>
+                <w:webHidden/>
+              </w:rPr>
+            </w:r>
+            <w:r>
+              <w:rPr>
+                <w:noProof/>
+                <w:webHidden/>
+              </w:rPr>
+              <w:fldChar w:fldCharType="separate"/>
+            </w:r>
+            <w:r>
+              <w:rPr>
+                <w:noProof/>
+                <w:webHidden/>
+              </w:rPr>
+              <w:t>13</w:t>
+            </w:r>
+            <w:r>
+              <w:rPr>
+                <w:noProof/>
+                <w:webHidden/>
+              </w:rPr>
+              <w:fldChar w:fldCharType="end"/>
+            </w:r>
+          </w:hyperlink>
+        </w:p>
+        <w:p>
+          <w:pPr>
+            <w:pStyle w:val="TOC2"/>
+            <w:tabs>
+              <w:tab w:val="right" w:leader="dot" w:pos="9016"/>
+            </w:tabs>
+            <w:rPr>
+              <w:rFonts w:eastAsiaTheme="minorEastAsia"/>
+              <w:noProof/>
+              <w:sz w:val="24"/>
+              <w:szCs w:val="24"/>
+              <w:lang w:eastAsia="en-HK"/>
+            </w:rPr>
+          </w:pPr>
+          <w:hyperlink w:anchor="_Toc236830157" w:history="1">
+            <w:r>
+              <w:rPr>
+                <w:rStyle w:val="Hyperlink"/>
+                <w:noProof/>
+              </w:rPr>
+              <w:t>General Setup</w:t>
+            </w:r>
+            <w:r>
+              <w:rPr>
+                <w:noProof/>
+                <w:webHidden/>
+              </w:rPr>
+              <w:tab/>
+            </w:r>
+            <w:r>
+              <w:rPr>
+                <w:noProof/>
+                <w:webHidden/>
+              </w:rPr>
+              <w:fldChar w:fldCharType="begin"/>
+            </w:r>
+            <w:r>
+              <w:rPr>
+                <w:noProof/>
+                <w:webHidden/>
+              </w:rPr>
+              <w:instrText xml:space="preserve"> PAGEREF _Toc236830157 \h </w:instrText>
+            </w:r>
+            <w:r>
+              <w:rPr>
+                <w:noProof/>
+                <w:webHidden/>
+              </w:rPr>
+            </w:r>
+            <w:r>
+              <w:rPr>
+                <w:noProof/>
+                <w:webHidden/>
+              </w:rPr>
+              <w:fldChar w:fldCharType="separate"/>
+            </w:r>
+            <w:r>
+              <w:rPr>
+                <w:noProof/>
+                <w:webHidden/>
+              </w:rPr>
+              <w:t>15</w:t>
+            </w:r>
+            <w:r>
+              <w:rPr>
+                <w:noProof/>
+                <w:webHidden/>
+              </w:rPr>
+              <w:fldChar w:fldCharType="end"/>
+            </w:r>
+          </w:hyperlink>
+        </w:p>
+        <w:p>
+          <w:pPr>
+            <w:pStyle w:val="TOC2"/>
+            <w:tabs>
+              <w:tab w:val="right" w:leader="dot" w:pos="9016"/>
+            </w:tabs>
+            <w:rPr>
+              <w:rFonts w:eastAsiaTheme="minorEastAsia"/>
+              <w:noProof/>
+              <w:sz w:val="24"/>
+              <w:szCs w:val="24"/>
+              <w:lang w:eastAsia="en-HK"/>
+            </w:rPr>
+          </w:pPr>
+          <w:hyperlink w:anchor="_Toc236830158" w:history="1">
+            <w:r>
+              <w:rPr>
+                <w:rStyle w:val="Hyperlink"/>
+                <w:noProof/>
+              </w:rPr>
+              <w:t>Phrase 1</w:t>
+            </w:r>
+            <w:r>
+              <w:rPr>
+                <w:noProof/>
+                <w:webHidden/>
+              </w:rPr>
+              <w:tab/>
+            </w:r>
+            <w:r>
+              <w:rPr>
+                <w:noProof/>
+                <w:webHidden/>
+              </w:rPr>
+              <w:fldChar w:fldCharType="begin"/>
+            </w:r>
+            <w:r>
+              <w:rPr>
+                <w:noProof/>
+                <w:webHidden/>
+              </w:rPr>
+              <w:instrText xml:space="preserve"> PAGEREF _Toc236830158 \h </w:instrText>
+            </w:r>
+            <w:r>
+              <w:rPr>
+                <w:noProof/>
+                <w:webHidden/>
+              </w:rPr>
+            </w:r>
+            <w:r>
+              <w:rPr>
+                <w:noProof/>
+                <w:webHidden/>
+              </w:rPr>
+              <w:fldChar w:fldCharType="separate"/>
+            </w:r>
+            <w:r>
+              <w:rPr>
+                <w:noProof/>
+                <w:webHidden/>
+              </w:rPr>
+              <w:t>15</w:t>
+            </w:r>
+            <w:r>
+              <w:rPr>
+                <w:noProof/>
+                <w:webHidden/>
+              </w:rPr>
+              <w:fldChar w:fldCharType="end"/>
+            </w:r>
+          </w:hyperlink>
+        </w:p>
+        <w:p>
+          <w:r>
+            <w:rPr>
+              <w:b/>
+              <w:bCs/>
+              <w:noProof/>
+            </w:rPr>
+            <w:fldChar w:fldCharType="end"/>
+          </w:r>
+        </w:p>
+      </w:sdtContent>
+    </w:sdt>
+    <w:p>
+      <w:pPr>
+        <w:spacing w:after="160" w:line="259" w:lineRule="auto"/>
+        <w:rPr>
+          <w:rFonts w:eastAsiaTheme="majorEastAsia" w:cstheme="majorBidi"/>
+          <w:color w:val="0F4761" w:themeColor="accent1" w:themeShade="BF"/>
+          <w:sz w:val="28"/>
+          <w:szCs w:val="28"/>
+        </w:rPr>
+      </w:pPr>
+      <w:r>
+        <w:br w:type="page"/>
+      </w:r>
+    </w:p>
+    <w:p>
+      <w:pPr>
+        <w:pStyle w:val="Heading2"/>
+      </w:pPr>
+      <w:bookmarkStart w:id="0" w:name="_Toc236830150"/>
+      <w:r>
+        <w:lastRenderedPageBreak/>
+        <w:t>Notes</w:t>
+      </w:r>
+      <w:bookmarkEnd w:id="0"/>
+    </w:p>
     <w:p>
       <w:pPr>
         <w:pStyle w:val="Heading3"/>
       </w:pPr>
-      <w:r>
-        <w:t>General Setup</w:t>
-      </w:r>
-    </w:p>
-    <w:p>
-      <w:pPr>
-        <w:pStyle w:val="ListParagraph"/>
-        <w:numPr>
-          <w:ilvl w:val="0"/>
-          <w:numId w:val="1"/>
-        </w:numPr>
-        <w:ind w:left="426"/>
-      </w:pPr>
-      <w:r>
-        <w:t>Source Control &gt; Initialize Repository</w:t>
-      </w:r>
-    </w:p>
-    <w:p>
-      <w:pPr>
-        <w:pStyle w:val="ListParagraph"/>
-        <w:numPr>
-          <w:ilvl w:val="0"/>
-          <w:numId w:val="1"/>
-        </w:numPr>
-        <w:ind w:left="426"/>
-      </w:pPr>
-      <w:r>
-        <w:t>Create repository on GitHub</w:t>
-      </w:r>
-    </w:p>
-    <w:p>
-      <w:pPr>
-        <w:pStyle w:val="ListParagraph"/>
-        <w:numPr>
-          <w:ilvl w:val="0"/>
-          <w:numId w:val="1"/>
-        </w:numPr>
-        <w:ind w:left="426"/>
-      </w:pPr>
-      <w:r>
-        <w:t>install https://cli.github.com/ and authenticate GitHub through browser https</w:t>
-      </w:r>
-    </w:p>
-    <w:p>
-      <w:pPr>
-        <w:pStyle w:val="ListParagraph"/>
-        <w:numPr>
-          <w:ilvl w:val="1"/>
-          <w:numId w:val="1"/>
-        </w:numPr>
-        <w:ind w:left="851"/>
-      </w:pPr>
-      <w:proofErr w:type="spellStart"/>
-      <w:r>
-        <w:t>gh</w:t>
-      </w:r>
-      <w:proofErr w:type="spellEnd"/>
-      <w:r>
-        <w:t xml:space="preserve"> auth login  </w:t>
-      </w:r>
-    </w:p>
-    <w:p>
-      <w:pPr>
-        <w:pStyle w:val="ListParagraph"/>
-        <w:numPr>
-          <w:ilvl w:val="1"/>
-          <w:numId w:val="1"/>
-        </w:numPr>
-        <w:ind w:left="851"/>
-      </w:pPr>
-      <w:r>
-        <w:t xml:space="preserve">git </w:t>
-      </w:r>
-      <w:proofErr w:type="gramStart"/>
-      <w:r>
-        <w:t>remote -v</w:t>
-      </w:r>
-      <w:proofErr w:type="gramEnd"/>
-    </w:p>
-    <w:p>
-      <w:pPr>
-        <w:pStyle w:val="ListParagraph"/>
-        <w:numPr>
-          <w:ilvl w:val="0"/>
-          <w:numId w:val="1"/>
-        </w:numPr>
-        <w:ind w:left="426"/>
-      </w:pPr>
-      <w:r>
-        <w:t>Create a local file and click Commit to commit a file change locally</w:t>
-      </w:r>
-    </w:p>
-    <w:p>
-      <w:pPr>
-        <w:pStyle w:val="ListParagraph"/>
-        <w:numPr>
-          <w:ilvl w:val="0"/>
-          <w:numId w:val="1"/>
-        </w:numPr>
-        <w:ind w:left="426"/>
-      </w:pPr>
-      <w:r>
-        <w:t>Click Publish Branch button to create repo on GitHub</w:t>
-      </w:r>
-    </w:p>
-    <w:p>
-      <w:pPr>
-        <w:ind w:left="426"/>
-      </w:pPr>
-    </w:p>
-    <w:p>
-      <w:pPr>
-        <w:pStyle w:val="ListParagraph"/>
-        <w:numPr>
-          <w:ilvl w:val="0"/>
-          <w:numId w:val="1"/>
-        </w:numPr>
-        <w:ind w:left="426"/>
-      </w:pPr>
-      <w:proofErr w:type="gramStart"/>
-      <w:r>
-        <w:t>Create .GitHub</w:t>
-      </w:r>
-      <w:proofErr w:type="gramEnd"/>
-      <w:r>
-        <w:t>/skills/ and save different skills under this folder</w:t>
-      </w:r>
-    </w:p>
-    <w:p>
-      <w:pPr>
-        <w:pStyle w:val="ListParagraph"/>
-        <w:numPr>
-          <w:ilvl w:val="0"/>
-          <w:numId w:val="1"/>
-        </w:numPr>
-        <w:ind w:left="426"/>
-      </w:pPr>
-      <w:r>
-        <w:t>Install Cline from Extensions. Afterwards, click Cline setting from left activity bar.</w:t>
-      </w:r>
-    </w:p>
-    <w:p>
-      <w:pPr>
-        <w:ind w:left="66"/>
-      </w:pPr>
-    </w:p>
-    <w:p>
-      <w:pPr>
-        <w:pStyle w:val="Heading3"/>
-      </w:pPr>
-      <w:r>
-        <w:t>Notes</w:t>
-      </w:r>
-    </w:p>
-    <w:p>
-      <w:pPr>
-        <w:rPr>
-          <w:b/>
-          <w:bCs/>
-        </w:rPr>
-      </w:pPr>
-      <w:r>
-        <w:rPr>
-          <w:b/>
-          <w:bCs/>
-        </w:rPr>
+      <w:bookmarkStart w:id="1" w:name="_Toc236830151"/>
+      <w:r>
         <w:t>Static Site Generation (SSG)</w:t>
       </w:r>
+      <w:bookmarkEnd w:id="1"/>
     </w:p>
     <w:p>
       <w:r>
@@ -198,7 +762,7 @@
                     </pic:cNvPicPr>
                   </pic:nvPicPr>
                   <pic:blipFill>
-                    <a:blip r:embed="rId5">
+                    <a:blip r:embed="rId6">
                       <a:extLst>
                         <a:ext uri="{28A0092B-C50C-407E-A947-70E740481C1C}">
                           <a14:useLocalDpi xmlns:a14="http://schemas.microsoft.com/office/drawing/2010/main" val="0"/>
@@ -253,7 +817,7 @@
                     </pic:cNvPicPr>
                   </pic:nvPicPr>
                   <pic:blipFill>
-                    <a:blip r:embed="rId6">
+                    <a:blip r:embed="rId7">
                       <a:extLst>
                         <a:ext uri="{28A0092B-C50C-407E-A947-70E740481C1C}">
                           <a14:useLocalDpi xmlns:a14="http://schemas.microsoft.com/office/drawing/2010/main" val="0"/>
@@ -297,25 +861,138 @@
       <w:pPr>
         <w:pStyle w:val="Heading3"/>
       </w:pPr>
+      <w:bookmarkStart w:id="2" w:name="_Toc236830152"/>
       <w:r>
         <w:lastRenderedPageBreak/>
-        <w:t>Phrase 1</w:t>
-      </w:r>
-    </w:p>
-    <w:p>
-      <w:pPr>
-        <w:pStyle w:val="ListParagraph"/>
+        <w:t>Prisma</w:t>
+      </w:r>
+      <w:bookmarkEnd w:id="2"/>
+    </w:p>
+    <w:p>
+      <w:r>
+        <w:t>Workflow</w:t>
+      </w:r>
+    </w:p>
+    <w:p>
+      <w:pPr>
         <w:numPr>
           <w:ilvl w:val="0"/>
-          <w:numId w:val="3"/>
+          <w:numId w:val="8"/>
         </w:numPr>
+        <w:tabs>
+          <w:tab w:val="clear" w:pos="720"/>
+        </w:tabs>
         <w:ind w:left="426"/>
       </w:pPr>
+      <w:r>
+        <w:t>Edit </w:t>
+      </w:r>
       <w:proofErr w:type="spellStart"/>
+      <w:proofErr w:type="gramStart"/>
       <w:r>
         <w:rPr>
           <w:color w:val="215E99" w:themeColor="text2" w:themeTint="BF"/>
         </w:rPr>
+        <w:t>schema.prisma</w:t>
+      </w:r>
+      <w:proofErr w:type="spellEnd"/>
+      <w:proofErr w:type="gramEnd"/>
+      <w:r>
+        <w:rPr>
+          <w:color w:val="215E99" w:themeColor="text2" w:themeTint="BF"/>
+        </w:rPr>
+        <w:t> </w:t>
+      </w:r>
+      <w:r>
+        <w:t>to define/update your models</w:t>
+      </w:r>
+    </w:p>
+    <w:p>
+      <w:pPr>
+        <w:numPr>
+          <w:ilvl w:val="0"/>
+          <w:numId w:val="8"/>
+        </w:numPr>
+        <w:tabs>
+          <w:tab w:val="clear" w:pos="720"/>
+        </w:tabs>
+        <w:ind w:left="426"/>
+      </w:pPr>
+      <w:r>
+        <w:t>Run </w:t>
+      </w:r>
+      <w:proofErr w:type="spellStart"/>
+      <w:r>
+        <w:rPr>
+          <w:color w:val="215E99" w:themeColor="text2" w:themeTint="BF"/>
+        </w:rPr>
+        <w:t>prisma</w:t>
+      </w:r>
+      <w:proofErr w:type="spellEnd"/>
+      <w:r>
+        <w:rPr>
+          <w:color w:val="215E99" w:themeColor="text2" w:themeTint="BF"/>
+        </w:rPr>
+        <w:t xml:space="preserve"> migrate </w:t>
+      </w:r>
+      <w:r>
+        <w:t>dev to generate SQL migrations and apply them</w:t>
+      </w:r>
+    </w:p>
+    <w:p>
+      <w:pPr>
+        <w:numPr>
+          <w:ilvl w:val="0"/>
+          <w:numId w:val="8"/>
+        </w:numPr>
+        <w:tabs>
+          <w:tab w:val="clear" w:pos="720"/>
+        </w:tabs>
+        <w:ind w:left="426"/>
+      </w:pPr>
+      <w:r>
+        <w:t>Run </w:t>
+      </w:r>
+      <w:proofErr w:type="spellStart"/>
+      <w:r>
+        <w:rPr>
+          <w:color w:val="215E99" w:themeColor="text2" w:themeTint="BF"/>
+        </w:rPr>
+        <w:t>prisma</w:t>
+      </w:r>
+      <w:proofErr w:type="spellEnd"/>
+      <w:r>
+        <w:rPr>
+          <w:color w:val="215E99" w:themeColor="text2" w:themeTint="BF"/>
+        </w:rPr>
+        <w:t xml:space="preserve"> generate </w:t>
+      </w:r>
+      <w:r>
+        <w:t>to update the Prisma Client</w:t>
+      </w:r>
+    </w:p>
+    <w:p>
+      <w:pPr>
+        <w:numPr>
+          <w:ilvl w:val="0"/>
+          <w:numId w:val="8"/>
+        </w:numPr>
+        <w:tabs>
+          <w:tab w:val="clear" w:pos="720"/>
+        </w:tabs>
+        <w:ind w:left="426"/>
+      </w:pPr>
+      <w:r>
+        <w:t>Use the generated client in your application code</w:t>
+      </w:r>
+    </w:p>
+    <w:p/>
+    <w:p>
+      <w:proofErr w:type="spellStart"/>
+      <w:r>
+        <w:rPr>
+          <w:color w:val="215E99" w:themeColor="text2" w:themeTint="BF"/>
+        </w:rPr>
         <w:t>npx</w:t>
       </w:r>
       <w:proofErr w:type="spellEnd"/>
@@ -358,9 +1035,6 @@
       </w:r>
     </w:p>
     <w:p>
-      <w:pPr>
-        <w:ind w:left="426"/>
-      </w:pPr>
       <w:r>
         <w:rPr>
           <w:noProof/>
@@ -383,7 +1057,7 @@
                     </pic:cNvPicPr>
                   </pic:nvPicPr>
                   <pic:blipFill>
-                    <a:blip r:embed="rId7" cstate="print">
+                    <a:blip r:embed="rId8" cstate="print">
                       <a:extLst>
                         <a:ext uri="{28A0092B-C50C-407E-A947-70E740481C1C}">
                           <a14:useLocalDpi xmlns:a14="http://schemas.microsoft.com/office/drawing/2010/main" val="0"/>
@@ -416,9 +1090,6 @@
       </w:r>
     </w:p>
     <w:p>
-      <w:pPr>
-        <w:ind w:left="426"/>
-      </w:pPr>
       <w:r>
         <w:t>When you run any migration command, Prisma creates a table called _</w:t>
       </w:r>
@@ -432,9 +1103,6 @@
       </w:r>
     </w:p>
     <w:p>
-      <w:pPr>
-        <w:ind w:left="426"/>
-      </w:pPr>
       <w:r>
         <w:rPr>
           <w:noProof/>
@@ -457,7 +1125,7 @@
                     </pic:cNvPicPr>
                   </pic:nvPicPr>
                   <pic:blipFill>
-                    <a:blip r:embed="rId8">
+                    <a:blip r:embed="rId9">
                       <a:extLst>
                         <a:ext uri="{28A0092B-C50C-407E-A947-70E740481C1C}">
                           <a14:useLocalDpi xmlns:a14="http://schemas.microsoft.com/office/drawing/2010/main" val="0"/>
@@ -491,7 +1159,7 @@
     </w:p>
     <w:p>
       <w:pPr>
-        <w:ind w:left="426"/>
+        <w:ind w:left="142"/>
       </w:pPr>
       <w:r>
         <w:t xml:space="preserve">It </w:t>
@@ -500,7 +1168,7 @@
         <w:t>also re</w:t>
       </w:r>
       <w:r>
-        <w:t xml:space="preserve">ads also </w:t>
+        <w:t xml:space="preserve">ads </w:t>
       </w:r>
       <w:proofErr w:type="spellStart"/>
       <w:proofErr w:type="gramStart"/>
@@ -524,17 +1192,72 @@
     </w:p>
     <w:p>
       <w:pPr>
-        <w:ind w:left="426"/>
+        <w:ind w:left="142"/>
+        <w:rPr>
+          <w:color w:val="215E99" w:themeColor="text2" w:themeTint="BF"/>
+        </w:rPr>
+      </w:pPr>
+    </w:p>
+    <w:p>
+      <w:pPr>
+        <w:spacing w:after="160" w:line="259" w:lineRule="auto"/>
+        <w:rPr>
+          <w:color w:val="215E99" w:themeColor="text2" w:themeTint="BF"/>
+        </w:rPr>
+      </w:pPr>
+      <w:r>
+        <w:rPr>
+          <w:color w:val="215E99" w:themeColor="text2" w:themeTint="BF"/>
+        </w:rPr>
+        <w:br w:type="page"/>
+      </w:r>
+    </w:p>
+    <w:p>
+      <w:pPr>
+        <w:ind w:left="142"/>
+      </w:pPr>
+      <w:proofErr w:type="spellStart"/>
+      <w:r>
+        <w:rPr>
+          <w:color w:val="215E99" w:themeColor="text2" w:themeTint="BF"/>
+        </w:rPr>
+        <w:lastRenderedPageBreak/>
+        <w:t>prisma.ts</w:t>
+      </w:r>
+      <w:proofErr w:type="spellEnd"/>
+      <w:r>
+        <w:t xml:space="preserve"> is not an official file required by </w:t>
+      </w:r>
+      <w:proofErr w:type="gramStart"/>
+      <w:r>
+        <w:t>Prisma</w:t>
+      </w:r>
+      <w:proofErr w:type="gramEnd"/>
+      <w:r>
+        <w:t xml:space="preserve"> but it is commonly used by developers to create and export a single, shared instance of </w:t>
+      </w:r>
+      <w:proofErr w:type="spellStart"/>
+      <w:r>
+        <w:t>PrismaClient</w:t>
+      </w:r>
+      <w:proofErr w:type="spellEnd"/>
+      <w:r>
+        <w:t xml:space="preserve">. </w:t>
+      </w:r>
+    </w:p>
+    <w:p>
+      <w:pPr>
+        <w:ind w:left="142"/>
       </w:pPr>
       <w:r>
         <w:rPr>
           <w:noProof/>
         </w:rPr>
         <w:drawing>
-          <wp:inline distT="0" distB="0" distL="0" distR="0" wp14:anchorId="2DADB6A5" wp14:editId="63B38801">
-            <wp:extent cx="4113066" cy="3073400"/>
-            <wp:effectExtent l="0" t="0" r="1905" b="0"/>
-            <wp:docPr id="494749086" name="Picture 4"/>
+          <wp:inline distT="0" distB="0" distL="0" distR="0" wp14:anchorId="1E0EC38B" wp14:editId="6049560A">
+            <wp:extent cx="4047435" cy="1759305"/>
+            <wp:effectExtent l="0" t="0" r="0" b="0"/>
+            <wp:docPr id="602680655" name="Picture 10"/>
             <wp:cNvGraphicFramePr>
               <a:graphicFrameLocks xmlns:a="http://schemas.openxmlformats.org/drawingml/2006/main" noChangeAspect="1"/>
             </wp:cNvGraphicFramePr>
@@ -542,13 +1265,13 @@
               <a:graphicData uri="http://schemas.openxmlformats.org/drawingml/2006/picture">
                 <pic:pic xmlns:pic="http://schemas.openxmlformats.org/drawingml/2006/picture">
                   <pic:nvPicPr>
-                    <pic:cNvPr id="0" name="Picture 4"/>
+                    <pic:cNvPr id="0" name="Picture 10"/>
                     <pic:cNvPicPr>
                       <a:picLocks noChangeAspect="1" noChangeArrowheads="1"/>
                     </pic:cNvPicPr>
                   </pic:nvPicPr>
                   <pic:blipFill>
-                    <a:blip r:embed="rId9" cstate="print">
+                    <a:blip r:embed="rId10" cstate="print">
                       <a:extLst>
                         <a:ext uri="{28A0092B-C50C-407E-A947-70E740481C1C}">
                           <a14:useLocalDpi xmlns:a14="http://schemas.microsoft.com/office/drawing/2010/main" val="0"/>
@@ -563,7 +1286,7 @@
                   <pic:spPr bwMode="auto">
                     <a:xfrm>
                       <a:off x="0" y="0"/>
-                      <a:ext cx="4114564" cy="3074519"/>
+                      <a:ext cx="4052573" cy="1761538"/>
                     </a:xfrm>
                     <a:prstGeom prst="rect">
                       <a:avLst/>
@@ -582,26 +1305,88 @@
     </w:p>
     <w:p>
       <w:pPr>
-        <w:ind w:left="426"/>
-      </w:pPr>
+        <w:ind w:left="142"/>
+      </w:pPr>
+      <w:r>
+        <w:t>The </w:t>
+      </w:r>
+      <w:proofErr w:type="spellStart"/>
+      <w:r>
+        <w:rPr>
+          <w:color w:val="215E99" w:themeColor="text2" w:themeTint="BF"/>
+        </w:rPr>
+        <w:t>globalForPrisma.prisma</w:t>
+      </w:r>
+      <w:proofErr w:type="spellEnd"/>
+      <w:r>
+        <w:rPr>
+          <w:color w:val="215E99" w:themeColor="text2" w:themeTint="BF"/>
+        </w:rPr>
+        <w:t xml:space="preserve"> = </w:t>
+      </w:r>
+      <w:proofErr w:type="spellStart"/>
+      <w:r>
+        <w:rPr>
+          <w:color w:val="215E99" w:themeColor="text2" w:themeTint="BF"/>
+        </w:rPr>
+        <w:t>prisma</w:t>
+      </w:r>
+      <w:proofErr w:type="spellEnd"/>
+      <w:r>
+        <w:rPr>
+          <w:color w:val="215E99" w:themeColor="text2" w:themeTint="BF"/>
+        </w:rPr>
+        <w:t> </w:t>
+      </w:r>
+      <w:r>
+        <w:t>assignment only happens in development, but </w:t>
+      </w:r>
+      <w:proofErr w:type="spellStart"/>
+      <w:r>
+        <w:rPr>
+          <w:color w:val="215E99" w:themeColor="text2" w:themeTint="BF"/>
+        </w:rPr>
+        <w:t>globalForPrisma.prisma</w:t>
+      </w:r>
+      <w:proofErr w:type="spellEnd"/>
+      <w:r>
+        <w:rPr>
+          <w:color w:val="215E99" w:themeColor="text2" w:themeTint="BF"/>
+        </w:rPr>
+        <w:t> </w:t>
+      </w:r>
+      <w:r>
+        <w:t>being </w:t>
+      </w:r>
+      <w:r>
+        <w:rPr>
+          <w:color w:val="215E99" w:themeColor="text2" w:themeTint="BF"/>
+        </w:rPr>
+        <w:t>undefined</w:t>
+      </w:r>
+      <w:r>
+        <w:t> in production means you get a clean, fresh Prisma Client instance when your app starts u</w:t>
+      </w:r>
+      <w:r>
+        <w:t>p.</w:t>
+      </w:r>
     </w:p>
     <w:p>
       <w:pPr>
         <w:spacing w:after="160" w:line="259" w:lineRule="auto"/>
+        <w:ind w:left="142"/>
+      </w:pPr>
+    </w:p>
+    <w:p>
+      <w:pPr>
+        <w:spacing w:after="160" w:line="259" w:lineRule="auto"/>
+        <w:ind w:left="142"/>
       </w:pPr>
       <w:r>
         <w:br w:type="page"/>
       </w:r>
     </w:p>
     <w:p>
-      <w:pPr>
-        <w:pStyle w:val="ListParagraph"/>
-        <w:numPr>
-          <w:ilvl w:val="0"/>
-          <w:numId w:val="3"/>
-        </w:numPr>
-        <w:ind w:left="426"/>
-      </w:pPr>
       <w:r>
         <w:lastRenderedPageBreak/>
         <w:t>Example</w:t>
@@ -614,6 +1399,7 @@
           <w:ilvl w:val="0"/>
           <w:numId w:val="4"/>
         </w:numPr>
+        <w:ind w:left="426"/>
       </w:pPr>
       <w:r>
         <w:t>Create different .env file</w:t>
@@ -621,7 +1407,7 @@
     </w:p>
     <w:p>
       <w:pPr>
-        <w:ind w:left="709"/>
+        <w:ind w:left="426"/>
       </w:pPr>
       <w:r>
         <w:rPr>
@@ -645,7 +1431,7 @@
                     </pic:cNvPicPr>
                   </pic:nvPicPr>
                   <pic:blipFill>
-                    <a:blip r:embed="rId10">
+                    <a:blip r:embed="rId11">
                       <a:extLst>
                         <a:ext uri="{28A0092B-C50C-407E-A947-70E740481C1C}">
                           <a14:useLocalDpi xmlns:a14="http://schemas.microsoft.com/office/drawing/2010/main" val="0"/>
@@ -684,6 +1470,7 @@
           <w:ilvl w:val="0"/>
           <w:numId w:val="4"/>
         </w:numPr>
+        <w:ind w:left="426"/>
       </w:pPr>
       <w:r>
         <w:t xml:space="preserve">Development </w:t>
@@ -697,7 +1484,7 @@
     <w:p>
       <w:pPr>
         <w:pStyle w:val="ListParagraph"/>
-        <w:ind w:left="786"/>
+        <w:ind w:left="426"/>
       </w:pPr>
       <w:r>
         <w:rPr>
@@ -721,7 +1508,7 @@
                     </pic:cNvPicPr>
                   </pic:nvPicPr>
                   <pic:blipFill>
-                    <a:blip r:embed="rId11">
+                    <a:blip r:embed="rId12">
                       <a:extLst>
                         <a:ext uri="{28A0092B-C50C-407E-A947-70E740481C1C}">
                           <a14:useLocalDpi xmlns:a14="http://schemas.microsoft.com/office/drawing/2010/main" val="0"/>
@@ -760,6 +1547,7 @@
           <w:ilvl w:val="0"/>
           <w:numId w:val="4"/>
         </w:numPr>
+        <w:ind w:left="426"/>
       </w:pPr>
       <w:r>
         <w:t xml:space="preserve">Production Deployment  </w:t>
@@ -768,7 +1556,7 @@
     <w:p>
       <w:pPr>
         <w:pStyle w:val="ListParagraph"/>
-        <w:ind w:left="786"/>
+        <w:ind w:left="426"/>
       </w:pPr>
       <w:r>
         <w:t xml:space="preserve">Connect to </w:t>
@@ -801,7 +1589,7 @@
     <w:p>
       <w:pPr>
         <w:pStyle w:val="ListParagraph"/>
-        <w:ind w:left="786"/>
+        <w:ind w:left="426"/>
       </w:pPr>
       <w:r>
         <w:rPr>
@@ -825,7 +1613,7 @@
                     </pic:cNvPicPr>
                   </pic:nvPicPr>
                   <pic:blipFill>
-                    <a:blip r:embed="rId12">
+                    <a:blip r:embed="rId13">
                       <a:extLst>
                         <a:ext uri="{28A0092B-C50C-407E-A947-70E740481C1C}">
                           <a14:useLocalDpi xmlns:a14="http://schemas.microsoft.com/office/drawing/2010/main" val="0"/>
@@ -858,14 +1646,6 @@
       </w:r>
     </w:p>
     <w:p>
-      <w:pPr>
-        <w:pStyle w:val="ListParagraph"/>
-        <w:numPr>
-          <w:ilvl w:val="0"/>
-          <w:numId w:val="3"/>
-        </w:numPr>
-        <w:ind w:left="426"/>
-      </w:pPr>
       <w:r>
         <w:t xml:space="preserve">You can also use </w:t>
       </w:r>
@@ -890,7 +1670,7 @@
     </w:p>
     <w:p>
       <w:pPr>
-        <w:ind w:firstLine="426"/>
+        <w:ind w:left="426"/>
       </w:pPr>
       <w:r>
         <w:rPr>
@@ -914,7 +1694,7 @@
                     </pic:cNvPicPr>
                   </pic:nvPicPr>
                   <pic:blipFill>
-                    <a:blip r:embed="rId13">
+                    <a:blip r:embed="rId14">
                       <a:extLst>
                         <a:ext uri="{28A0092B-C50C-407E-A947-70E740481C1C}">
                           <a14:useLocalDpi xmlns:a14="http://schemas.microsoft.com/office/drawing/2010/main" val="0"/>
@@ -947,6 +1727,9 @@
       </w:r>
     </w:p>
     <w:p>
+      <w:pPr>
+        <w:ind w:left="426"/>
+      </w:pPr>
       <w:r>
         <w:tab/>
       </w:r>
@@ -995,7 +1778,7 @@
                     </pic:cNvPicPr>
                   </pic:nvPicPr>
                   <pic:blipFill>
-                    <a:blip r:embed="rId14">
+                    <a:blip r:embed="rId15">
                       <a:extLst>
                         <a:ext uri="{28A0092B-C50C-407E-A947-70E740481C1C}">
                           <a14:useLocalDpi xmlns:a14="http://schemas.microsoft.com/office/drawing/2010/main" val="0"/>
@@ -1112,74 +1895,62 @@
     <w:p/>
     <w:p>
       <w:pPr>
-        <w:pStyle w:val="ListParagraph"/>
-        <w:numPr>
-          <w:ilvl w:val="0"/>
-          <w:numId w:val="3"/>
-        </w:numPr>
-        <w:ind w:left="425"/>
-      </w:pPr>
+        <w:pStyle w:val="Heading3"/>
+      </w:pPr>
+      <w:bookmarkStart w:id="3" w:name="_Toc236830153"/>
       <w:r>
         <w:t>SQLite Manager</w:t>
       </w:r>
-    </w:p>
-    <w:p>
-      <w:pPr>
-        <w:ind w:left="425"/>
-      </w:pPr>
-      <w:r>
-        <w:rPr>
-          <w:noProof/>
-        </w:rPr>
-        <w:drawing>
-          <wp:inline distT="0" distB="0" distL="0" distR="0" wp14:anchorId="22D4EBA1" wp14:editId="74406292">
-            <wp:extent cx="5239566" cy="2751455"/>
-            <wp:effectExtent l="0" t="0" r="0" b="0"/>
-            <wp:docPr id="773221595" name="Picture 11"/>
-            <wp:cNvGraphicFramePr>
-              <a:graphicFrameLocks xmlns:a="http://schemas.openxmlformats.org/drawingml/2006/main" noChangeAspect="1"/>
-            </wp:cNvGraphicFramePr>
-            <a:graphic xmlns:a="http://schemas.openxmlformats.org/drawingml/2006/main">
-              <a:graphicData uri="http://schemas.openxmlformats.org/drawingml/2006/picture">
-                <pic:pic xmlns:pic="http://schemas.openxmlformats.org/drawingml/2006/picture">
-                  <pic:nvPicPr>
-                    <pic:cNvPr id="0" name="Picture 11"/>
-                    <pic:cNvPicPr>
-                      <a:picLocks noChangeAspect="1" noChangeArrowheads="1"/>
-                    </pic:cNvPicPr>
-                  </pic:nvPicPr>
-                  <pic:blipFill>
-                    <a:blip r:embed="rId15" cstate="print">
-                      <a:extLst>
-                        <a:ext uri="{28A0092B-C50C-407E-A947-70E740481C1C}">
-                          <a14:useLocalDpi xmlns:a14="http://schemas.microsoft.com/office/drawing/2010/main" val="0"/>
-                        </a:ext>
-                      </a:extLst>
-                    </a:blip>
-                    <a:srcRect/>
-                    <a:stretch>
-                      <a:fillRect/>
-                    </a:stretch>
-                  </pic:blipFill>
-                  <pic:spPr bwMode="auto">
-                    <a:xfrm>
-                      <a:off x="0" y="0"/>
-                      <a:ext cx="5240947" cy="2752180"/>
-                    </a:xfrm>
-                    <a:prstGeom prst="rect">
-                      <a:avLst/>
-                    </a:prstGeom>
-                    <a:noFill/>
-                    <a:ln>
-                      <a:noFill/>
-                    </a:ln>
-                  </pic:spPr>
-                </pic:pic>
-              </a:graphicData>
-            </a:graphic>
-          </wp:inline>
-        </w:drawing>
-      </w:r>
+      <w:bookmarkEnd w:id="3"/>
+    </w:p>
+    <w:p>
+      <w:hyperlink r:id="rId16" w:history="1">
+        <w:r>
+          <w:rPr>
+            <w:rStyle w:val="Hyperlink"/>
+          </w:rPr>
+          <w:t>https://sqlitebrows</w:t>
+        </w:r>
+        <w:r>
+          <w:rPr>
+            <w:rStyle w:val="Hyperlink"/>
+          </w:rPr>
+          <w:t>e</w:t>
+        </w:r>
+        <w:r>
+          <w:rPr>
+            <w:rStyle w:val="Hyperlink"/>
+          </w:rPr>
+          <w:t>r.org/dl/</w:t>
+        </w:r>
+      </w:hyperlink>
+    </w:p>
+    <w:p/>
+    <w:p/>
+    <w:p>
+      <w:pPr>
+        <w:spacing w:after="160" w:line="259" w:lineRule="auto"/>
+        <w:rPr>
+          <w:rFonts w:eastAsiaTheme="majorEastAsia" w:cstheme="majorBidi"/>
+          <w:color w:val="0F4761" w:themeColor="accent1" w:themeShade="BF"/>
+          <w:sz w:val="24"/>
+          <w:szCs w:val="28"/>
+        </w:rPr>
+      </w:pPr>
+      <w:r>
+        <w:br w:type="page"/>
+      </w:r>
+    </w:p>
+    <w:p>
+      <w:pPr>
+        <w:pStyle w:val="Heading3"/>
+      </w:pPr>
+      <w:bookmarkStart w:id="4" w:name="_Toc236830154"/>
+      <w:r>
+        <w:lastRenderedPageBreak/>
+        <w:t>Startup command and script</w:t>
+      </w:r>
+      <w:bookmarkEnd w:id="4"/>
     </w:p>
     <w:p>
       <w:pPr>
@@ -1308,14 +2079,6 @@
     </w:p>
     <w:p>
       <w:pPr>
-        <w:spacing w:after="160" w:line="259" w:lineRule="auto"/>
-      </w:pPr>
-      <w:r>
-        <w:br w:type="page"/>
-      </w:r>
-    </w:p>
-    <w:p>
-      <w:pPr>
         <w:pStyle w:val="ListParagraph"/>
         <w:numPr>
           <w:ilvl w:val="0"/>
@@ -1325,7 +2088,6 @@
         <w:ind w:left="426"/>
       </w:pPr>
       <w:r>
-        <w:lastRenderedPageBreak/>
         <w:t xml:space="preserve">You can run custom script in </w:t>
       </w:r>
       <w:proofErr w:type="spellStart"/>
@@ -1373,7 +2135,7 @@
                     </pic:cNvPicPr>
                   </pic:nvPicPr>
                   <pic:blipFill>
-                    <a:blip r:embed="rId16">
+                    <a:blip r:embed="rId17">
                       <a:extLst>
                         <a:ext uri="{28A0092B-C50C-407E-A947-70E740481C1C}">
                           <a14:useLocalDpi xmlns:a14="http://schemas.microsoft.com/office/drawing/2010/main" val="0"/>
@@ -1485,6 +2247,12 @@
     <w:p>
       <w:pPr>
         <w:spacing w:after="160" w:line="259" w:lineRule="auto"/>
+        <w:rPr>
+          <w:rFonts w:eastAsiaTheme="majorEastAsia" w:cstheme="majorBidi"/>
+          <w:i/>
+          <w:iCs/>
+          <w:color w:val="0F4761" w:themeColor="accent1" w:themeShade="BF"/>
+        </w:rPr>
       </w:pPr>
       <w:r>
         <w:br w:type="page"/>
@@ -1492,24 +2260,18 @@
     </w:p>
     <w:p>
       <w:pPr>
-        <w:pStyle w:val="ListParagraph"/>
-        <w:numPr>
-          <w:ilvl w:val="0"/>
-          <w:numId w:val="3"/>
-        </w:numPr>
-        <w:ind w:left="425"/>
-      </w:pPr>
+        <w:pStyle w:val="Heading3"/>
+      </w:pPr>
+      <w:bookmarkStart w:id="5" w:name="_Toc236830155"/>
       <w:proofErr w:type="spellStart"/>
       <w:r>
         <w:lastRenderedPageBreak/>
         <w:t>TailWind</w:t>
       </w:r>
+      <w:bookmarkEnd w:id="5"/>
       <w:proofErr w:type="spellEnd"/>
     </w:p>
     <w:p>
-      <w:pPr>
-        <w:ind w:left="426"/>
-      </w:pPr>
       <w:r>
         <w:rPr>
           <w:noProof/>
@@ -1532,7 +2294,7 @@
                     </pic:cNvPicPr>
                   </pic:nvPicPr>
                   <pic:blipFill>
-                    <a:blip r:embed="rId17">
+                    <a:blip r:embed="rId18">
                       <a:extLst>
                         <a:ext uri="{28A0092B-C50C-407E-A947-70E740481C1C}">
                           <a14:useLocalDpi xmlns:a14="http://schemas.microsoft.com/office/drawing/2010/main" val="0"/>
@@ -1565,29 +2327,131 @@
       </w:r>
     </w:p>
     <w:p>
-      <w:pPr>
-        <w:ind w:left="426"/>
-      </w:pPr>
-    </w:p>
-    <w:p>
-      <w:pPr>
-        <w:ind w:left="426"/>
-      </w:pPr>
+      <w:r>
+        <w:rPr>
+          <w:color w:val="215E99" w:themeColor="text2" w:themeTint="BF"/>
+        </w:rPr>
+        <w:t>next.config.js</w:t>
+      </w:r>
+      <w:r>
+        <w:rPr>
+          <w:color w:val="215E99" w:themeColor="text2" w:themeTint="BF"/>
+        </w:rPr>
+        <w:t xml:space="preserve"> </w:t>
+      </w:r>
+      <w:r>
+        <w:t>sets up your Next.js application with internationalization (i18n) support.</w:t>
+      </w:r>
+    </w:p>
+    <w:p>
+      <w:r>
+        <w:rPr>
+          <w:color w:val="215E99" w:themeColor="text2" w:themeTint="BF"/>
+        </w:rPr>
+        <w:t>postcss.config.js</w:t>
+      </w:r>
+      <w:r>
+        <w:rPr>
+          <w:color w:val="215E99" w:themeColor="text2" w:themeTint="BF"/>
+        </w:rPr>
+        <w:t xml:space="preserve"> </w:t>
+      </w:r>
+      <w:r>
+        <w:t xml:space="preserve">is a configuration file for </w:t>
+      </w:r>
+      <w:proofErr w:type="spellStart"/>
+      <w:r>
+        <w:t>PostCSS</w:t>
+      </w:r>
+      <w:proofErr w:type="spellEnd"/>
+      <w:r>
+        <w:t xml:space="preserve"> – a tool that transform CSS with JavaScript plugins to process and optimize your CSS.</w:t>
+      </w:r>
+    </w:p>
+    <w:p>
+      <w:r>
+        <w:rPr>
+          <w:noProof/>
+        </w:rPr>
+        <w:drawing>
+          <wp:inline distT="0" distB="0" distL="0" distR="0" wp14:anchorId="1BAC5015" wp14:editId="16B92B59">
+            <wp:extent cx="3947574" cy="1338643"/>
+            <wp:effectExtent l="0" t="0" r="0" b="0"/>
+            <wp:docPr id="102302777" name="Picture 8"/>
+            <wp:cNvGraphicFramePr>
+              <a:graphicFrameLocks xmlns:a="http://schemas.openxmlformats.org/drawingml/2006/main" noChangeAspect="1"/>
+            </wp:cNvGraphicFramePr>
+            <a:graphic xmlns:a="http://schemas.openxmlformats.org/drawingml/2006/main">
+              <a:graphicData uri="http://schemas.openxmlformats.org/drawingml/2006/picture">
+                <pic:pic xmlns:pic="http://schemas.openxmlformats.org/drawingml/2006/picture">
+                  <pic:nvPicPr>
+                    <pic:cNvPr id="0" name="Picture 8"/>
+                    <pic:cNvPicPr>
+                      <a:picLocks noChangeAspect="1" noChangeArrowheads="1"/>
+                    </pic:cNvPicPr>
+                  </pic:nvPicPr>
+                  <pic:blipFill>
+                    <a:blip r:embed="rId19">
+                      <a:extLst>
+                        <a:ext uri="{28A0092B-C50C-407E-A947-70E740481C1C}">
+                          <a14:useLocalDpi xmlns:a14="http://schemas.microsoft.com/office/drawing/2010/main" val="0"/>
+                        </a:ext>
+                      </a:extLst>
+                    </a:blip>
+                    <a:srcRect/>
+                    <a:stretch>
+                      <a:fillRect/>
+                    </a:stretch>
+                  </pic:blipFill>
+                  <pic:spPr bwMode="auto">
+                    <a:xfrm>
+                      <a:off x="0" y="0"/>
+                      <a:ext cx="3970216" cy="1346321"/>
+                    </a:xfrm>
+                    <a:prstGeom prst="rect">
+                      <a:avLst/>
+                    </a:prstGeom>
+                    <a:noFill/>
+                    <a:ln>
+                      <a:noFill/>
+                    </a:ln>
+                  </pic:spPr>
+                </pic:pic>
+              </a:graphicData>
+            </a:graphic>
+          </wp:inline>
+        </w:drawing>
+      </w:r>
+    </w:p>
+    <w:p/>
+    <w:p>
       <w:r>
         <w:t xml:space="preserve">The content array in </w:t>
       </w:r>
       <w:proofErr w:type="spellStart"/>
       <w:proofErr w:type="gramStart"/>
       <w:r>
+        <w:rPr>
+          <w:color w:val="215E99" w:themeColor="text2" w:themeTint="BF"/>
+        </w:rPr>
         <w:t>tailwind.confg</w:t>
       </w:r>
       <w:proofErr w:type="gramEnd"/>
       <w:r>
+        <w:rPr>
+          <w:color w:val="215E99" w:themeColor="text2" w:themeTint="BF"/>
+        </w:rPr>
         <w:t>.ts</w:t>
       </w:r>
       <w:proofErr w:type="spellEnd"/>
       <w:r>
-        <w:t xml:space="preserve"> tell Tailwind which file to scan for class names.</w:t>
+        <w:rPr>
+          <w:color w:val="215E99" w:themeColor="text2" w:themeTint="BF"/>
+        </w:rPr>
+        <w:t xml:space="preserve"> </w:t>
+      </w:r>
+      <w:r>
+        <w:t>tell Tailwind which file to scan for class names.</w:t>
       </w:r>
       <w:r>
         <w:t xml:space="preserve"> You can only </w:t>
@@ -1601,15 +2465,8 @@
         <w:t xml:space="preserve"> CSS for those classes. That is what keeps your final CSS file small.</w:t>
       </w:r>
     </w:p>
-    <w:p>
-      <w:pPr>
-        <w:ind w:left="426"/>
-      </w:pPr>
-    </w:p>
-    <w:p>
-      <w:pPr>
-        <w:ind w:left="426"/>
-      </w:pPr>
+    <w:p/>
+    <w:p>
       <w:r>
         <w:rPr>
           <w:b/>
@@ -1659,7 +2516,7 @@
                     </pic:cNvPicPr>
                   </pic:nvPicPr>
                   <pic:blipFill>
-                    <a:blip r:embed="rId18">
+                    <a:blip r:embed="rId20">
                       <a:extLst>
                         <a:ext uri="{28A0092B-C50C-407E-A947-70E740481C1C}">
                           <a14:useLocalDpi xmlns:a14="http://schemas.microsoft.com/office/drawing/2010/main" val="0"/>
@@ -1692,14 +2549,6 @@
       </w:r>
     </w:p>
     <w:p>
-      <w:pPr>
-        <w:ind w:left="426"/>
-      </w:pPr>
-    </w:p>
-    <w:p>
-      <w:pPr>
-        <w:ind w:left="426"/>
-      </w:pPr>
       <w:r>
         <w:t xml:space="preserve">The theme section is where you extend or overrides Tailwind’s default design system. You add custom </w:t>
       </w:r>
@@ -1713,13 +2562,11 @@
       </w:r>
     </w:p>
     <w:p>
-      <w:pPr>
-        <w:ind w:left="426"/>
-      </w:pPr>
       <w:r>
         <w:rPr>
           <w:noProof/>
         </w:rPr>
+        <w:lastRenderedPageBreak/>
         <w:drawing>
           <wp:inline distT="0" distB="0" distL="0" distR="0" wp14:anchorId="779C47FE" wp14:editId="24C56779">
             <wp:extent cx="4360334" cy="2711261"/>
@@ -1738,7 +2585,7 @@
                     </pic:cNvPicPr>
                   </pic:nvPicPr>
                   <pic:blipFill>
-                    <a:blip r:embed="rId19">
+                    <a:blip r:embed="rId21">
                       <a:extLst>
                         <a:ext uri="{28A0092B-C50C-407E-A947-70E740481C1C}">
                           <a14:useLocalDpi xmlns:a14="http://schemas.microsoft.com/office/drawing/2010/main" val="0"/>
@@ -1771,20 +2618,8 @@
       </w:r>
     </w:p>
     <w:p>
-      <w:pPr>
-        <w:ind w:left="426"/>
-      </w:pPr>
-      <w:r>
-        <w:lastRenderedPageBreak/>
-        <w:t xml:space="preserve">You can </w:t>
-      </w:r>
-      <w:proofErr w:type="gramStart"/>
-      <w:r>
-        <w:t>creates</w:t>
-      </w:r>
-      <w:proofErr w:type="gramEnd"/>
-      <w:r>
-        <w:t xml:space="preserve"> a full </w:t>
+      <w:r>
+        <w:t xml:space="preserve">You can creates a full </w:t>
       </w:r>
       <w:proofErr w:type="spellStart"/>
       <w:r>
@@ -1796,9 +2631,6 @@
       </w:r>
     </w:p>
     <w:p>
-      <w:pPr>
-        <w:ind w:left="426"/>
-      </w:pPr>
       <w:r>
         <w:rPr>
           <w:noProof/>
@@ -1821,7 +2653,7 @@
                     </pic:cNvPicPr>
                   </pic:nvPicPr>
                   <pic:blipFill>
-                    <a:blip r:embed="rId20">
+                    <a:blip r:embed="rId22">
                       <a:extLst>
                         <a:ext uri="{28A0092B-C50C-407E-A947-70E740481C1C}">
                           <a14:useLocalDpi xmlns:a14="http://schemas.microsoft.com/office/drawing/2010/main" val="0"/>
@@ -1853,15 +2685,8 @@
         </w:drawing>
       </w:r>
     </w:p>
-    <w:p>
-      <w:pPr>
-        <w:ind w:left="426"/>
-      </w:pPr>
-    </w:p>
-    <w:p>
-      <w:pPr>
-        <w:ind w:left="426"/>
-      </w:pPr>
+    <w:p/>
+    <w:p>
       <w:r>
         <w:t xml:space="preserve">This follows a standard </w:t>
       </w:r>
@@ -1871,22 +2696,15 @@
       </w:r>
       <w:proofErr w:type="spellEnd"/>
       <w:r>
-        <w:t xml:space="preserve"> scale pattern used in design </w:t>
-      </w:r>
-      <w:proofErr w:type="gramStart"/>
-      <w:r>
-        <w:t>system :</w:t>
-      </w:r>
-      <w:proofErr w:type="gramEnd"/>
-    </w:p>
-    <w:p>
-      <w:pPr>
-        <w:ind w:left="426"/>
-      </w:pPr>
+        <w:t xml:space="preserve"> scale pattern used in design system :</w:t>
+      </w:r>
+    </w:p>
+    <w:p>
       <w:r>
         <w:rPr>
           <w:noProof/>
         </w:rPr>
+        <w:lastRenderedPageBreak/>
         <w:drawing>
           <wp:inline distT="0" distB="0" distL="0" distR="0" wp14:anchorId="1053D422" wp14:editId="6488EDB4">
             <wp:extent cx="3743132" cy="2387388"/>
@@ -1905,7 +2723,7 @@
                     </pic:cNvPicPr>
                   </pic:nvPicPr>
                   <pic:blipFill>
-                    <a:blip r:embed="rId21">
+                    <a:blip r:embed="rId23">
                       <a:extLst>
                         <a:ext uri="{28A0092B-C50C-407E-A947-70E740481C1C}">
                           <a14:useLocalDpi xmlns:a14="http://schemas.microsoft.com/office/drawing/2010/main" val="0"/>
@@ -1937,11 +2755,7 @@
         </w:drawing>
       </w:r>
     </w:p>
-    <w:p>
-      <w:pPr>
-        <w:ind w:left="426"/>
-      </w:pPr>
-    </w:p>
+    <w:p/>
     <w:p>
       <w:pPr>
         <w:spacing w:after="160" w:line="259" w:lineRule="auto"/>
@@ -1951,9 +2765,6 @@
       </w:r>
     </w:p>
     <w:p>
-      <w:pPr>
-        <w:ind w:left="426"/>
-      </w:pPr>
       <w:r>
         <w:lastRenderedPageBreak/>
         <w:t xml:space="preserve">Utility prefix in </w:t>
@@ -1965,9 +2776,6 @@
       <w:proofErr w:type="spellEnd"/>
     </w:p>
     <w:p>
-      <w:pPr>
-        <w:ind w:left="426"/>
-      </w:pPr>
       <w:r>
         <w:rPr>
           <w:noProof/>
@@ -1990,7 +2798,7 @@
                     </pic:cNvPicPr>
                   </pic:nvPicPr>
                   <pic:blipFill>
-                    <a:blip r:embed="rId22">
+                    <a:blip r:embed="rId24">
                       <a:extLst>
                         <a:ext uri="{28A0092B-C50C-407E-A947-70E740481C1C}">
                           <a14:useLocalDpi xmlns:a14="http://schemas.microsoft.com/office/drawing/2010/main" val="0"/>
@@ -2023,9 +2831,6 @@
       </w:r>
     </w:p>
     <w:p>
-      <w:pPr>
-        <w:ind w:left="426"/>
-      </w:pPr>
       <w:r>
         <w:rPr>
           <w:noProof/>
@@ -2049,7 +2854,7 @@
                     </pic:cNvPicPr>
                   </pic:nvPicPr>
                   <pic:blipFill>
-                    <a:blip r:embed="rId23">
+                    <a:blip r:embed="rId25">
                       <a:extLst>
                         <a:ext uri="{28A0092B-C50C-407E-A947-70E740481C1C}">
                           <a14:useLocalDpi xmlns:a14="http://schemas.microsoft.com/office/drawing/2010/main" val="0"/>
@@ -2081,21 +2886,3327 @@
         </w:drawing>
       </w:r>
     </w:p>
-    <w:p>
-      <w:pPr>
+    <w:p/>
+    <w:p>
+      <w:pPr>
+        <w:spacing w:after="160" w:line="259" w:lineRule="auto"/>
+      </w:pPr>
+      <w:r>
+        <w:rPr>
+          <w:color w:val="215E99" w:themeColor="text2" w:themeTint="BF"/>
+        </w:rPr>
+        <w:t xml:space="preserve">globals.css </w:t>
+      </w:r>
+      <w:r>
+        <w:t>is a global stylesheet file commonly used in Next.js application that contains CSS rules applied across your entire website.</w:t>
+      </w:r>
+    </w:p>
+    <w:p>
+      <w:r>
+        <w:t>Tailwind organizes styles into three specific layers with priority order :</w:t>
+      </w:r>
+    </w:p>
+    <w:p>
+      <w:pPr>
+        <w:pStyle w:val="ListParagraph"/>
+        <w:numPr>
+          <w:ilvl w:val="0"/>
+          <w:numId w:val="7"/>
+        </w:numPr>
         <w:ind w:left="426"/>
       </w:pPr>
-    </w:p>
-    <w:p>
-      <w:pPr>
+      <w:r>
+        <w:t>base – Lowest priority (resets, element defaults)</w:t>
+      </w:r>
+    </w:p>
+    <w:p>
+      <w:pPr>
+        <w:pStyle w:val="ListParagraph"/>
+        <w:numPr>
+          <w:ilvl w:val="0"/>
+          <w:numId w:val="7"/>
+        </w:numPr>
         <w:ind w:left="426"/>
       </w:pPr>
-    </w:p>
-    <w:p>
-      <w:pPr>
+      <w:r>
+        <w:t>components – Medium priority (component classes)</w:t>
+      </w:r>
+    </w:p>
+    <w:p>
+      <w:pPr>
+        <w:pStyle w:val="ListParagraph"/>
+        <w:numPr>
+          <w:ilvl w:val="0"/>
+          <w:numId w:val="7"/>
+        </w:numPr>
         <w:ind w:left="426"/>
       </w:pPr>
-    </w:p>
+      <w:r>
+        <w:t>utilities – Highest priority (p-4, text-</w:t>
+      </w:r>
+      <w:proofErr w:type="spellStart"/>
+      <w:r>
+        <w:t>center</w:t>
+      </w:r>
+      <w:proofErr w:type="spellEnd"/>
+      <w:r>
+        <w:t>)</w:t>
+      </w:r>
+    </w:p>
+    <w:p>
+      <w:pPr>
+        <w:pStyle w:val="ListParagraph"/>
+        <w:ind w:left="426"/>
+      </w:pPr>
+      <w:r>
+        <w:t xml:space="preserve"> </w:t>
+      </w:r>
+    </w:p>
+    <w:p>
+      <w:pPr>
+        <w:ind w:left="66"/>
+      </w:pPr>
+      <w:r>
+        <w:rPr>
+          <w:color w:val="215E99" w:themeColor="text2" w:themeTint="BF"/>
+        </w:rPr>
+        <w:t xml:space="preserve">@layer </w:t>
+      </w:r>
+      <w:r>
+        <w:t xml:space="preserve">base tells Tailwind that these styles belong to the “base” layer I Tailwind’s layering system. </w:t>
+      </w:r>
+      <w:r>
+        <w:t xml:space="preserve"> </w:t>
+      </w:r>
+    </w:p>
+    <w:p>
+      <w:pPr>
+        <w:ind w:left="66"/>
+      </w:pPr>
+      <w:r>
+        <w:rPr>
+          <w:color w:val="215E99" w:themeColor="text2" w:themeTint="BF"/>
+        </w:rPr>
+        <w:t>@apply</w:t>
+      </w:r>
+      <w:r>
+        <w:t xml:space="preserve"> is a Tailwind CSS feature that allows you to compose Tailwind utility classes into custom CSS rule.</w:t>
+      </w:r>
+    </w:p>
+    <w:p>
+      <w:pPr>
+        <w:spacing w:after="160" w:line="259" w:lineRule="auto"/>
+      </w:pPr>
+      <w:r>
+        <w:rPr>
+          <w:noProof/>
+        </w:rPr>
+        <w:drawing>
+          <wp:inline distT="0" distB="0" distL="0" distR="0" wp14:anchorId="68519173" wp14:editId="3CBD012F">
+            <wp:extent cx="1919222" cy="1315803"/>
+            <wp:effectExtent l="0" t="0" r="5080" b="0"/>
+            <wp:docPr id="1562120867" name="Picture 9"/>
+            <wp:cNvGraphicFramePr>
+              <a:graphicFrameLocks xmlns:a="http://schemas.openxmlformats.org/drawingml/2006/main" noChangeAspect="1"/>
+            </wp:cNvGraphicFramePr>
+            <a:graphic xmlns:a="http://schemas.openxmlformats.org/drawingml/2006/main">
+              <a:graphicData uri="http://schemas.openxmlformats.org/drawingml/2006/picture">
+                <pic:pic xmlns:pic="http://schemas.openxmlformats.org/drawingml/2006/picture">
+                  <pic:nvPicPr>
+                    <pic:cNvPr id="0" name="Picture 9"/>
+                    <pic:cNvPicPr>
+                      <a:picLocks noChangeAspect="1" noChangeArrowheads="1"/>
+                    </pic:cNvPicPr>
+                  </pic:nvPicPr>
+                  <pic:blipFill>
+                    <a:blip r:embed="rId26">
+                      <a:extLst>
+                        <a:ext uri="{28A0092B-C50C-407E-A947-70E740481C1C}">
+                          <a14:useLocalDpi xmlns:a14="http://schemas.microsoft.com/office/drawing/2010/main" val="0"/>
+                        </a:ext>
+                      </a:extLst>
+                    </a:blip>
+                    <a:srcRect/>
+                    <a:stretch>
+                      <a:fillRect/>
+                    </a:stretch>
+                  </pic:blipFill>
+                  <pic:spPr bwMode="auto">
+                    <a:xfrm>
+                      <a:off x="0" y="0"/>
+                      <a:ext cx="1923411" cy="1318675"/>
+                    </a:xfrm>
+                    <a:prstGeom prst="rect">
+                      <a:avLst/>
+                    </a:prstGeom>
+                    <a:noFill/>
+                    <a:ln>
+                      <a:noFill/>
+                    </a:ln>
+                  </pic:spPr>
+                </pic:pic>
+              </a:graphicData>
+            </a:graphic>
+          </wp:inline>
+        </w:drawing>
+      </w:r>
+      <w:r>
+        <w:br w:type="page"/>
+      </w:r>
+    </w:p>
+    <w:p>
+      <w:pPr>
+        <w:pStyle w:val="Heading3"/>
+      </w:pPr>
+      <w:bookmarkStart w:id="6" w:name="_Toc236830156"/>
+      <w:r>
+        <w:lastRenderedPageBreak/>
+        <w:t>Next</w:t>
+      </w:r>
+      <w:r>
+        <w:t>.JS</w:t>
+      </w:r>
+      <w:r>
+        <w:t xml:space="preserve"> Flow</w:t>
+      </w:r>
+      <w:bookmarkEnd w:id="6"/>
+    </w:p>
+    <w:p>
+      <w:r>
+        <w:rPr>
+          <w:noProof/>
+        </w:rPr>
+        <w:drawing>
+          <wp:inline distT="0" distB="0" distL="0" distR="0" wp14:anchorId="5471228F" wp14:editId="4B9894B2">
+            <wp:extent cx="5720715" cy="6905625"/>
+            <wp:effectExtent l="0" t="0" r="0" b="9525"/>
+            <wp:docPr id="693775974" name="Picture 5"/>
+            <wp:cNvGraphicFramePr>
+              <a:graphicFrameLocks xmlns:a="http://schemas.openxmlformats.org/drawingml/2006/main" noChangeAspect="1"/>
+            </wp:cNvGraphicFramePr>
+            <a:graphic xmlns:a="http://schemas.openxmlformats.org/drawingml/2006/main">
+              <a:graphicData uri="http://schemas.openxmlformats.org/drawingml/2006/picture">
+                <pic:pic xmlns:pic="http://schemas.openxmlformats.org/drawingml/2006/picture">
+                  <pic:nvPicPr>
+                    <pic:cNvPr id="0" name="Picture 5"/>
+                    <pic:cNvPicPr>
+                      <a:picLocks noChangeAspect="1" noChangeArrowheads="1"/>
+                    </pic:cNvPicPr>
+                  </pic:nvPicPr>
+                  <pic:blipFill>
+                    <a:blip r:embed="rId27">
+                      <a:extLst>
+                        <a:ext uri="{28A0092B-C50C-407E-A947-70E740481C1C}">
+                          <a14:useLocalDpi xmlns:a14="http://schemas.microsoft.com/office/drawing/2010/main" val="0"/>
+                        </a:ext>
+                      </a:extLst>
+                    </a:blip>
+                    <a:srcRect/>
+                    <a:stretch>
+                      <a:fillRect/>
+                    </a:stretch>
+                  </pic:blipFill>
+                  <pic:spPr bwMode="auto">
+                    <a:xfrm>
+                      <a:off x="0" y="0"/>
+                      <a:ext cx="5720715" cy="6905625"/>
+                    </a:xfrm>
+                    <a:prstGeom prst="rect">
+                      <a:avLst/>
+                    </a:prstGeom>
+                    <a:noFill/>
+                    <a:ln>
+                      <a:noFill/>
+                    </a:ln>
+                  </pic:spPr>
+                </pic:pic>
+              </a:graphicData>
+            </a:graphic>
+          </wp:inline>
+        </w:drawing>
+      </w:r>
+    </w:p>
+    <w:p>
+      <w:pPr>
+        <w:spacing w:after="160" w:line="259" w:lineRule="auto"/>
+      </w:pPr>
+      <w:r>
+        <w:br w:type="page"/>
+      </w:r>
+    </w:p>
+    <w:p>
+      <w:pPr>
+        <w:spacing w:after="160" w:line="259" w:lineRule="auto"/>
+      </w:pPr>
+      <w:r>
+        <w:rPr>
+          <w:noProof/>
+        </w:rPr>
+        <w:lastRenderedPageBreak/>
+        <w:drawing>
+          <wp:inline distT="0" distB="0" distL="0" distR="0" wp14:anchorId="641B3861" wp14:editId="28F46F37">
+            <wp:extent cx="4996578" cy="4937788"/>
+            <wp:effectExtent l="0" t="0" r="0" b="0"/>
+            <wp:docPr id="306928000" name="Picture 6"/>
+            <wp:cNvGraphicFramePr>
+              <a:graphicFrameLocks xmlns:a="http://schemas.openxmlformats.org/drawingml/2006/main" noChangeAspect="1"/>
+            </wp:cNvGraphicFramePr>
+            <a:graphic xmlns:a="http://schemas.openxmlformats.org/drawingml/2006/main">
+              <a:graphicData uri="http://schemas.openxmlformats.org/drawingml/2006/picture">
+                <pic:pic xmlns:pic="http://schemas.openxmlformats.org/drawingml/2006/picture">
+                  <pic:nvPicPr>
+                    <pic:cNvPr id="0" name="Picture 6"/>
+                    <pic:cNvPicPr>
+                      <a:picLocks noChangeAspect="1" noChangeArrowheads="1"/>
+                    </pic:cNvPicPr>
+                  </pic:nvPicPr>
+                  <pic:blipFill>
+                    <a:blip r:embed="rId28">
+                      <a:extLst>
+                        <a:ext uri="{28A0092B-C50C-407E-A947-70E740481C1C}">
+                          <a14:useLocalDpi xmlns:a14="http://schemas.microsoft.com/office/drawing/2010/main" val="0"/>
+                        </a:ext>
+                      </a:extLst>
+                    </a:blip>
+                    <a:srcRect/>
+                    <a:stretch>
+                      <a:fillRect/>
+                    </a:stretch>
+                  </pic:blipFill>
+                  <pic:spPr bwMode="auto">
+                    <a:xfrm>
+                      <a:off x="0" y="0"/>
+                      <a:ext cx="5003457" cy="4944586"/>
+                    </a:xfrm>
+                    <a:prstGeom prst="rect">
+                      <a:avLst/>
+                    </a:prstGeom>
+                    <a:noFill/>
+                    <a:ln>
+                      <a:noFill/>
+                    </a:ln>
+                  </pic:spPr>
+                </pic:pic>
+              </a:graphicData>
+            </a:graphic>
+          </wp:inline>
+        </w:drawing>
+      </w:r>
+    </w:p>
+    <w:p>
+      <w:pPr>
+        <w:pStyle w:val="ListParagraph"/>
+        <w:numPr>
+          <w:ilvl w:val="0"/>
+          <w:numId w:val="5"/>
+        </w:numPr>
+        <w:ind w:left="425" w:hanging="357"/>
+      </w:pPr>
+      <w:proofErr w:type="spellStart"/>
+      <w:r>
+        <w:rPr>
+          <w:color w:val="215E99" w:themeColor="text2" w:themeTint="BF"/>
+        </w:rPr>
+        <w:t>layout.tsx</w:t>
+      </w:r>
+      <w:proofErr w:type="spellEnd"/>
+      <w:r>
+        <w:rPr>
+          <w:color w:val="215E99" w:themeColor="text2" w:themeTint="BF"/>
+        </w:rPr>
+        <w:t xml:space="preserve"> </w:t>
+      </w:r>
+      <w:r>
+        <w:t>defines user interface elements that are shared across multiple pages. The Root layout is app/</w:t>
+      </w:r>
+      <w:proofErr w:type="spellStart"/>
+      <w:r>
+        <w:t>layout.tsx</w:t>
+      </w:r>
+      <w:proofErr w:type="spellEnd"/>
+      <w:r>
+        <w:t>.</w:t>
+      </w:r>
+      <w:r>
+        <w:t xml:space="preserve"> </w:t>
+      </w:r>
+    </w:p>
+    <w:p>
+      <w:pPr>
+        <w:pStyle w:val="ListParagraph"/>
+        <w:ind w:left="425"/>
+      </w:pPr>
+      <w:r>
+        <w:t xml:space="preserve">You need to define </w:t>
+      </w:r>
+      <w:proofErr w:type="spellStart"/>
+      <w:r>
+        <w:t>global.d.ts</w:t>
+      </w:r>
+      <w:proofErr w:type="spellEnd"/>
+      <w:r>
+        <w:t xml:space="preserve"> for .</w:t>
+      </w:r>
+      <w:proofErr w:type="spellStart"/>
+      <w:r>
+        <w:t>css</w:t>
+      </w:r>
+      <w:proofErr w:type="spellEnd"/>
+      <w:r>
+        <w:t xml:space="preserve"> such that TypeScript module resolver can recognizes .</w:t>
+      </w:r>
+      <w:proofErr w:type="spellStart"/>
+      <w:r>
+        <w:t>css</w:t>
+      </w:r>
+      <w:proofErr w:type="spellEnd"/>
+      <w:r>
+        <w:t xml:space="preserve"> as a valid module type.</w:t>
+      </w:r>
+    </w:p>
+    <w:p>
+      <w:pPr>
+        <w:ind w:left="426"/>
+      </w:pPr>
+      <w:r>
+        <w:rPr>
+          <w:noProof/>
+        </w:rPr>
+        <w:drawing>
+          <wp:inline distT="0" distB="0" distL="0" distR="0" wp14:anchorId="7AB5AB71" wp14:editId="3EBD35C4">
+            <wp:extent cx="5728970" cy="1033780"/>
+            <wp:effectExtent l="0" t="0" r="5080" b="0"/>
+            <wp:docPr id="1329075097" name="Picture 1"/>
+            <wp:cNvGraphicFramePr>
+              <a:graphicFrameLocks xmlns:a="http://schemas.openxmlformats.org/drawingml/2006/main" noChangeAspect="1"/>
+            </wp:cNvGraphicFramePr>
+            <a:graphic xmlns:a="http://schemas.openxmlformats.org/drawingml/2006/main">
+              <a:graphicData uri="http://schemas.openxmlformats.org/drawingml/2006/picture">
+                <pic:pic xmlns:pic="http://schemas.openxmlformats.org/drawingml/2006/picture">
+                  <pic:nvPicPr>
+                    <pic:cNvPr id="0" name="Picture 1"/>
+                    <pic:cNvPicPr>
+                      <a:picLocks noChangeAspect="1" noChangeArrowheads="1"/>
+                    </pic:cNvPicPr>
+                  </pic:nvPicPr>
+                  <pic:blipFill>
+                    <a:blip r:embed="rId29" cstate="print">
+                      <a:extLst>
+                        <a:ext uri="{28A0092B-C50C-407E-A947-70E740481C1C}">
+                          <a14:useLocalDpi xmlns:a14="http://schemas.microsoft.com/office/drawing/2010/main" val="0"/>
+                        </a:ext>
+                      </a:extLst>
+                    </a:blip>
+                    <a:srcRect/>
+                    <a:stretch>
+                      <a:fillRect/>
+                    </a:stretch>
+                  </pic:blipFill>
+                  <pic:spPr bwMode="auto">
+                    <a:xfrm>
+                      <a:off x="0" y="0"/>
+                      <a:ext cx="5728970" cy="1033780"/>
+                    </a:xfrm>
+                    <a:prstGeom prst="rect">
+                      <a:avLst/>
+                    </a:prstGeom>
+                    <a:noFill/>
+                    <a:ln>
+                      <a:noFill/>
+                    </a:ln>
+                  </pic:spPr>
+                </pic:pic>
+              </a:graphicData>
+            </a:graphic>
+          </wp:inline>
+        </w:drawing>
+      </w:r>
+    </w:p>
+    <w:p>
+      <w:pPr>
+        <w:pStyle w:val="ListParagraph"/>
+        <w:numPr>
+          <w:ilvl w:val="0"/>
+          <w:numId w:val="5"/>
+        </w:numPr>
+        <w:ind w:left="426"/>
+      </w:pPr>
+      <w:r>
+        <w:rPr>
+          <w:color w:val="215E99" w:themeColor="text2" w:themeTint="BF"/>
+        </w:rPr>
+        <w:t>i18n.ts</w:t>
+      </w:r>
+      <w:r>
+        <w:rPr>
+          <w:color w:val="215E99" w:themeColor="text2" w:themeTint="BF"/>
+        </w:rPr>
+        <w:t xml:space="preserve"> </w:t>
+      </w:r>
+      <w:r>
+        <w:t>is the gatekeeper for the app’s internationalization. It validates languages, load the right translations and ensures your app only serves content in the languages you support.</w:t>
+      </w:r>
+    </w:p>
+    <w:p>
+      <w:pPr>
+        <w:pStyle w:val="ListParagraph"/>
+        <w:numPr>
+          <w:ilvl w:val="0"/>
+          <w:numId w:val="5"/>
+        </w:numPr>
+        <w:ind w:left="426"/>
+      </w:pPr>
+      <w:r>
+        <w:t>When you have a folder named [locale], it’s a dynamic segment that matches any value.</w:t>
+      </w:r>
+    </w:p>
+    <w:p>
+      <w:pPr>
+        <w:pStyle w:val="ListParagraph"/>
+        <w:ind w:left="426"/>
+      </w:pPr>
+      <w:r>
+        <w:rPr>
+          <w:noProof/>
+        </w:rPr>
+        <w:drawing>
+          <wp:inline distT="0" distB="0" distL="0" distR="0" wp14:anchorId="5D4E1483" wp14:editId="657D62F1">
+            <wp:extent cx="3438307" cy="843488"/>
+            <wp:effectExtent l="0" t="0" r="0" b="0"/>
+            <wp:docPr id="1376663889" name="Picture 2"/>
+            <wp:cNvGraphicFramePr>
+              <a:graphicFrameLocks xmlns:a="http://schemas.openxmlformats.org/drawingml/2006/main" noChangeAspect="1"/>
+            </wp:cNvGraphicFramePr>
+            <a:graphic xmlns:a="http://schemas.openxmlformats.org/drawingml/2006/main">
+              <a:graphicData uri="http://schemas.openxmlformats.org/drawingml/2006/picture">
+                <pic:pic xmlns:pic="http://schemas.openxmlformats.org/drawingml/2006/picture">
+                  <pic:nvPicPr>
+                    <pic:cNvPr id="0" name="Picture 2"/>
+                    <pic:cNvPicPr>
+                      <a:picLocks noChangeAspect="1" noChangeArrowheads="1"/>
+                    </pic:cNvPicPr>
+                  </pic:nvPicPr>
+                  <pic:blipFill>
+                    <a:blip r:embed="rId30">
+                      <a:extLst>
+                        <a:ext uri="{28A0092B-C50C-407E-A947-70E740481C1C}">
+                          <a14:useLocalDpi xmlns:a14="http://schemas.microsoft.com/office/drawing/2010/main" val="0"/>
+                        </a:ext>
+                      </a:extLst>
+                    </a:blip>
+                    <a:srcRect/>
+                    <a:stretch>
+                      <a:fillRect/>
+                    </a:stretch>
+                  </pic:blipFill>
+                  <pic:spPr bwMode="auto">
+                    <a:xfrm>
+                      <a:off x="0" y="0"/>
+                      <a:ext cx="3468271" cy="850839"/>
+                    </a:xfrm>
+                    <a:prstGeom prst="rect">
+                      <a:avLst/>
+                    </a:prstGeom>
+                    <a:noFill/>
+                    <a:ln>
+                      <a:noFill/>
+                    </a:ln>
+                  </pic:spPr>
+                </pic:pic>
+              </a:graphicData>
+            </a:graphic>
+          </wp:inline>
+        </w:drawing>
+      </w:r>
+      <w:r>
+        <w:t xml:space="preserve"> </w:t>
+      </w:r>
+      <w:r>
+        <w:br w:type="page"/>
+      </w:r>
+    </w:p>
+    <w:p>
+      <w:pPr>
+        <w:pStyle w:val="Heading2"/>
+      </w:pPr>
+      <w:bookmarkStart w:id="7" w:name="_Toc236830157"/>
+      <w:r>
+        <w:lastRenderedPageBreak/>
+        <w:t>General Setup</w:t>
+      </w:r>
+      <w:bookmarkEnd w:id="7"/>
+    </w:p>
+    <w:p>
+      <w:pPr>
+        <w:pStyle w:val="ListParagraph"/>
+        <w:numPr>
+          <w:ilvl w:val="0"/>
+          <w:numId w:val="1"/>
+        </w:numPr>
+        <w:ind w:left="426"/>
+      </w:pPr>
+      <w:r>
+        <w:t>Source Control &gt; Initialize Repository</w:t>
+      </w:r>
+    </w:p>
+    <w:p>
+      <w:pPr>
+        <w:pStyle w:val="ListParagraph"/>
+        <w:numPr>
+          <w:ilvl w:val="0"/>
+          <w:numId w:val="1"/>
+        </w:numPr>
+        <w:ind w:left="426"/>
+      </w:pPr>
+      <w:r>
+        <w:t>Create repository on GitHub</w:t>
+      </w:r>
+    </w:p>
+    <w:p>
+      <w:pPr>
+        <w:pStyle w:val="ListParagraph"/>
+        <w:numPr>
+          <w:ilvl w:val="0"/>
+          <w:numId w:val="1"/>
+        </w:numPr>
+        <w:ind w:left="426"/>
+      </w:pPr>
+      <w:r>
+        <w:t>install https://cli.github.com/ and authenticate GitHub through browser https</w:t>
+      </w:r>
+    </w:p>
+    <w:p>
+      <w:pPr>
+        <w:pStyle w:val="ListParagraph"/>
+        <w:numPr>
+          <w:ilvl w:val="1"/>
+          <w:numId w:val="1"/>
+        </w:numPr>
+        <w:ind w:left="851"/>
+      </w:pPr>
+      <w:proofErr w:type="spellStart"/>
+      <w:r>
+        <w:t>gh</w:t>
+      </w:r>
+      <w:proofErr w:type="spellEnd"/>
+      <w:r>
+        <w:t xml:space="preserve"> auth login  </w:t>
+      </w:r>
+    </w:p>
+    <w:p>
+      <w:pPr>
+        <w:pStyle w:val="ListParagraph"/>
+        <w:numPr>
+          <w:ilvl w:val="1"/>
+          <w:numId w:val="1"/>
+        </w:numPr>
+        <w:ind w:left="851"/>
+      </w:pPr>
+      <w:r>
+        <w:t>git remote -v</w:t>
+      </w:r>
+    </w:p>
+    <w:p>
+      <w:pPr>
+        <w:pStyle w:val="ListParagraph"/>
+        <w:numPr>
+          <w:ilvl w:val="0"/>
+          <w:numId w:val="1"/>
+        </w:numPr>
+        <w:ind w:left="426"/>
+      </w:pPr>
+      <w:r>
+        <w:t>Create a local file and click Commit to commit a file change locally</w:t>
+      </w:r>
+    </w:p>
+    <w:p>
+      <w:pPr>
+        <w:pStyle w:val="ListParagraph"/>
+        <w:numPr>
+          <w:ilvl w:val="0"/>
+          <w:numId w:val="1"/>
+        </w:numPr>
+        <w:ind w:left="426"/>
+      </w:pPr>
+      <w:r>
+        <w:t>Click Publish Branch button to create repo on GitHub</w:t>
+      </w:r>
+    </w:p>
+    <w:p>
+      <w:pPr>
+        <w:ind w:left="426"/>
+      </w:pPr>
+    </w:p>
+    <w:p>
+      <w:pPr>
+        <w:pStyle w:val="ListParagraph"/>
+        <w:numPr>
+          <w:ilvl w:val="0"/>
+          <w:numId w:val="1"/>
+        </w:numPr>
+        <w:ind w:left="426"/>
+      </w:pPr>
+      <w:r>
+        <w:t>Create .GitHub/skills/ and save different skills under this folder</w:t>
+      </w:r>
+    </w:p>
+    <w:p>
+      <w:r>
+        <w:t>Install Cline from Extensions. Afterwards, click Cline setting from left activity bar.</w:t>
+      </w:r>
+    </w:p>
+    <w:p/>
+    <w:p>
+      <w:pPr>
+        <w:spacing w:after="160" w:line="259" w:lineRule="auto"/>
+        <w:rPr>
+          <w:rFonts w:asciiTheme="majorHAnsi" w:eastAsiaTheme="majorEastAsia" w:hAnsiTheme="majorHAnsi" w:cstheme="majorBidi"/>
+          <w:color w:val="0F4761" w:themeColor="accent1" w:themeShade="BF"/>
+          <w:sz w:val="28"/>
+          <w:szCs w:val="32"/>
+        </w:rPr>
+      </w:pPr>
+      <w:bookmarkStart w:id="8" w:name="_Toc236830158"/>
+      <w:r>
+        <w:br w:type="page"/>
+      </w:r>
+    </w:p>
+    <w:p>
+      <w:pPr>
+        <w:pStyle w:val="Heading2"/>
+      </w:pPr>
+      <w:r>
+        <w:lastRenderedPageBreak/>
+        <w:t>Phrase 1</w:t>
+      </w:r>
+      <w:bookmarkEnd w:id="8"/>
+    </w:p>
+    <w:p>
+      <w:pPr>
+        <w:rPr>
+          <w:b/>
+          <w:bCs/>
+        </w:rPr>
+      </w:pPr>
+      <w:r>
+        <w:rPr>
+          <w:b/>
+          <w:bCs/>
+        </w:rPr>
+        <w:t>Work Flow</w:t>
+      </w:r>
+      <w:r>
+        <w:rPr>
+          <w:b/>
+          <w:bCs/>
+        </w:rPr>
+        <w:t xml:space="preserve"> /</w:t>
+      </w:r>
+      <w:proofErr w:type="spellStart"/>
+      <w:r>
+        <w:rPr>
+          <w:b/>
+          <w:bCs/>
+        </w:rPr>
+        <w:t>en</w:t>
+      </w:r>
+      <w:proofErr w:type="spellEnd"/>
+      <w:r>
+        <w:rPr>
+          <w:b/>
+          <w:bCs/>
+        </w:rPr>
+        <w:t>/admin/setup</w:t>
+      </w:r>
+    </w:p>
+    <w:tbl>
+      <w:tblPr>
+        <w:tblStyle w:val="TableGrid"/>
+        <w:tblW w:w="0" w:type="auto"/>
+        <w:tblLook w:val="04A0" w:firstRow="1" w:lastRow="0" w:firstColumn="1" w:lastColumn="0" w:noHBand="0" w:noVBand="1"/>
+      </w:tblPr>
+      <w:tblGrid>
+        <w:gridCol w:w="3045"/>
+        <w:gridCol w:w="5971"/>
+      </w:tblGrid>
+      <w:tr>
+        <w:tc>
+          <w:tcPr>
+            <w:tcW w:w="2689" w:type="dxa"/>
+            <w:shd w:val="clear" w:color="auto" w:fill="7F7F7F" w:themeFill="text1" w:themeFillTint="80"/>
+          </w:tcPr>
+          <w:p>
+            <w:pPr>
+              <w:rPr>
+                <w:b/>
+                <w:bCs/>
+              </w:rPr>
+            </w:pPr>
+            <w:r>
+              <w:rPr>
+                <w:b/>
+                <w:bCs/>
+              </w:rPr>
+              <w:t>Program</w:t>
+            </w:r>
+          </w:p>
+        </w:tc>
+        <w:tc>
+          <w:tcPr>
+            <w:tcW w:w="6090" w:type="dxa"/>
+            <w:shd w:val="clear" w:color="auto" w:fill="7F7F7F" w:themeFill="text1" w:themeFillTint="80"/>
+          </w:tcPr>
+          <w:p>
+            <w:pPr>
+              <w:rPr>
+                <w:b/>
+                <w:bCs/>
+              </w:rPr>
+            </w:pPr>
+            <w:r>
+              <w:rPr>
+                <w:b/>
+                <w:bCs/>
+              </w:rPr>
+              <w:t>Description</w:t>
+            </w:r>
+          </w:p>
+        </w:tc>
+      </w:tr>
+      <w:tr>
+        <w:tc>
+          <w:tcPr>
+            <w:tcW w:w="2689" w:type="dxa"/>
+          </w:tcPr>
+          <w:p>
+            <w:r>
+              <w:t>app/</w:t>
+            </w:r>
+            <w:proofErr w:type="spellStart"/>
+            <w:r>
+              <w:t>layout.tsx</w:t>
+            </w:r>
+            <w:proofErr w:type="spellEnd"/>
+            <w:r>
+              <w:br/>
+              <w:t>(Root Layout)</w:t>
+            </w:r>
+          </w:p>
+        </w:tc>
+        <w:tc>
+          <w:tcPr>
+            <w:tcW w:w="6090" w:type="dxa"/>
+          </w:tcPr>
+          <w:p>
+            <w:r>
+              <w:t xml:space="preserve">defines the root HTML structure, global metadata (title/description), and </w:t>
+            </w:r>
+            <w:r>
+              <w:t xml:space="preserve">international </w:t>
+            </w:r>
+            <w:r>
+              <w:t>font for all pages in a company website.</w:t>
+            </w:r>
+          </w:p>
+          <w:p/>
+        </w:tc>
+      </w:tr>
+      <w:tr>
+        <w:tc>
+          <w:tcPr>
+            <w:tcW w:w="2689" w:type="dxa"/>
+          </w:tcPr>
+          <w:p>
+            <w:r>
+              <w:t>[locale]/</w:t>
+            </w:r>
+            <w:proofErr w:type="spellStart"/>
+            <w:r>
+              <w:t>layout.tsx</w:t>
+            </w:r>
+            <w:proofErr w:type="spellEnd"/>
+          </w:p>
+          <w:p/>
+        </w:tc>
+        <w:tc>
+          <w:tcPr>
+            <w:tcW w:w="6090" w:type="dxa"/>
+          </w:tcPr>
+          <w:p>
+            <w:r>
+              <w:t>provides internationalized page structure with a header, sidebar, and footer wrapper, using next-</w:t>
+            </w:r>
+            <w:proofErr w:type="spellStart"/>
+            <w:r>
+              <w:t>intl</w:t>
+            </w:r>
+            <w:proofErr w:type="spellEnd"/>
+            <w:r>
+              <w:t xml:space="preserve"> for translations and validating that the URL locale</w:t>
+            </w:r>
+          </w:p>
+          <w:p/>
+        </w:tc>
+      </w:tr>
+      <w:tr>
+        <w:tc>
+          <w:tcPr>
+            <w:tcW w:w="2689" w:type="dxa"/>
+          </w:tcPr>
+          <w:p>
+            <w:r>
+              <w:t>[locale]/admin/</w:t>
+            </w:r>
+            <w:proofErr w:type="spellStart"/>
+            <w:r>
+              <w:t>layout.tsx</w:t>
+            </w:r>
+            <w:proofErr w:type="spellEnd"/>
+            <w:r>
+              <w:t xml:space="preserve"> </w:t>
+            </w:r>
+          </w:p>
+          <w:p>
+            <w:pPr>
+              <w:tabs>
+                <w:tab w:val="left" w:pos="520"/>
+              </w:tabs>
+            </w:pPr>
+          </w:p>
+        </w:tc>
+        <w:tc>
+          <w:tcPr>
+            <w:tcW w:w="6090" w:type="dxa"/>
+          </w:tcPr>
+          <w:p>
+            <w:r>
+              <w:t>protects authenticated routes by checking user session, redirecting to login if unauthenticated (login/setup). If authenticated, render admin navigation bar (</w:t>
+            </w:r>
+            <w:proofErr w:type="spellStart"/>
+            <w:r>
+              <w:t>AdminNav</w:t>
+            </w:r>
+            <w:proofErr w:type="spellEnd"/>
+            <w:r>
+              <w:t>).</w:t>
+            </w:r>
+          </w:p>
+          <w:p/>
+        </w:tc>
+      </w:tr>
+      <w:tr>
+        <w:tc>
+          <w:tcPr>
+            <w:tcW w:w="2689" w:type="dxa"/>
+          </w:tcPr>
+          <w:p>
+            <w:r>
+              <w:t>[locale]/admin/setup/</w:t>
+            </w:r>
+            <w:proofErr w:type="spellStart"/>
+            <w:r>
+              <w:t>page.tsx</w:t>
+            </w:r>
+            <w:proofErr w:type="spellEnd"/>
+          </w:p>
+          <w:p/>
+        </w:tc>
+        <w:tc>
+          <w:tcPr>
+            <w:tcW w:w="6090" w:type="dxa"/>
+          </w:tcPr>
+          <w:p>
+            <w:r>
+              <w:t>render an admin setup form. If admin already login, redirect to admin page. If admin already exists, redirect to login page.</w:t>
+            </w:r>
+          </w:p>
+          <w:p/>
+        </w:tc>
+      </w:tr>
+    </w:tbl>
+    <w:p>
+      <w:pPr>
+        <w:rPr>
+          <w:b/>
+          <w:bCs/>
+        </w:rPr>
+      </w:pPr>
+    </w:p>
+    <w:p>
+      <w:pPr>
+        <w:rPr>
+          <w:b/>
+          <w:bCs/>
+        </w:rPr>
+      </w:pPr>
+      <w:r>
+        <w:rPr>
+          <w:b/>
+          <w:bCs/>
+        </w:rPr>
+        <w:t>[locale]/</w:t>
+      </w:r>
+      <w:proofErr w:type="spellStart"/>
+      <w:r>
+        <w:rPr>
+          <w:b/>
+          <w:bCs/>
+        </w:rPr>
+        <w:t>layout.tsx</w:t>
+      </w:r>
+      <w:proofErr w:type="spellEnd"/>
+    </w:p>
+    <w:p>
+      <w:pPr>
+        <w:spacing w:after="160" w:line="259" w:lineRule="auto"/>
+        <w:rPr>
+          <w:b/>
+          <w:bCs/>
+        </w:rPr>
+      </w:pPr>
+      <w:r>
+        <w:rPr>
+          <w:b/>
+          <w:bCs/>
+          <w:noProof/>
+        </w:rPr>
+        <w:drawing>
+          <wp:inline distT="0" distB="0" distL="0" distR="0" wp14:anchorId="1236651C" wp14:editId="15545B90">
+            <wp:extent cx="4110567" cy="2099488"/>
+            <wp:effectExtent l="0" t="0" r="4445" b="0"/>
+            <wp:docPr id="1022878298" name="Picture 6"/>
+            <wp:cNvGraphicFramePr>
+              <a:graphicFrameLocks xmlns:a="http://schemas.openxmlformats.org/drawingml/2006/main" noChangeAspect="1"/>
+            </wp:cNvGraphicFramePr>
+            <a:graphic xmlns:a="http://schemas.openxmlformats.org/drawingml/2006/main">
+              <a:graphicData uri="http://schemas.openxmlformats.org/drawingml/2006/picture">
+                <pic:pic xmlns:pic="http://schemas.openxmlformats.org/drawingml/2006/picture">
+                  <pic:nvPicPr>
+                    <pic:cNvPr id="0" name="Picture 6"/>
+                    <pic:cNvPicPr>
+                      <a:picLocks noChangeAspect="1" noChangeArrowheads="1"/>
+                    </pic:cNvPicPr>
+                  </pic:nvPicPr>
+                  <pic:blipFill>
+                    <a:blip r:embed="rId31" cstate="print">
+                      <a:extLst>
+                        <a:ext uri="{28A0092B-C50C-407E-A947-70E740481C1C}">
+                          <a14:useLocalDpi xmlns:a14="http://schemas.microsoft.com/office/drawing/2010/main" val="0"/>
+                        </a:ext>
+                      </a:extLst>
+                    </a:blip>
+                    <a:srcRect/>
+                    <a:stretch>
+                      <a:fillRect/>
+                    </a:stretch>
+                  </pic:blipFill>
+                  <pic:spPr bwMode="auto">
+                    <a:xfrm>
+                      <a:off x="0" y="0"/>
+                      <a:ext cx="4122895" cy="2105785"/>
+                    </a:xfrm>
+                    <a:prstGeom prst="rect">
+                      <a:avLst/>
+                    </a:prstGeom>
+                    <a:noFill/>
+                    <a:ln>
+                      <a:noFill/>
+                    </a:ln>
+                  </pic:spPr>
+                </pic:pic>
+              </a:graphicData>
+            </a:graphic>
+          </wp:inline>
+        </w:drawing>
+      </w:r>
+    </w:p>
+    <w:p>
+      <w:pPr>
+        <w:rPr>
+          <w:b/>
+          <w:bCs/>
+        </w:rPr>
+      </w:pPr>
+      <w:r>
+        <w:rPr>
+          <w:b/>
+          <w:bCs/>
+        </w:rPr>
+        <w:t>[locale]/admin/</w:t>
+      </w:r>
+      <w:proofErr w:type="spellStart"/>
+      <w:r>
+        <w:rPr>
+          <w:b/>
+          <w:bCs/>
+        </w:rPr>
+        <w:t>layout.tsx</w:t>
+      </w:r>
+      <w:proofErr w:type="spellEnd"/>
+      <w:r>
+        <w:rPr>
+          <w:b/>
+          <w:bCs/>
+        </w:rPr>
+        <w:t xml:space="preserve"> </w:t>
+      </w:r>
+    </w:p>
+    <w:p>
+      <w:pPr>
+        <w:spacing w:after="160" w:line="259" w:lineRule="auto"/>
+        <w:rPr>
+          <w:b/>
+          <w:bCs/>
+        </w:rPr>
+      </w:pPr>
+      <w:r>
+        <w:rPr>
+          <w:b/>
+          <w:bCs/>
+          <w:noProof/>
+        </w:rPr>
+        <w:drawing>
+          <wp:inline distT="0" distB="0" distL="0" distR="0" wp14:anchorId="30C7626F" wp14:editId="055B2984">
+            <wp:extent cx="3335621" cy="1756818"/>
+            <wp:effectExtent l="0" t="0" r="0" b="0"/>
+            <wp:docPr id="1260930944" name="Picture 7"/>
+            <wp:cNvGraphicFramePr>
+              <a:graphicFrameLocks xmlns:a="http://schemas.openxmlformats.org/drawingml/2006/main" noChangeAspect="1"/>
+            </wp:cNvGraphicFramePr>
+            <a:graphic xmlns:a="http://schemas.openxmlformats.org/drawingml/2006/main">
+              <a:graphicData uri="http://schemas.openxmlformats.org/drawingml/2006/picture">
+                <pic:pic xmlns:pic="http://schemas.openxmlformats.org/drawingml/2006/picture">
+                  <pic:nvPicPr>
+                    <pic:cNvPr id="0" name="Picture 7"/>
+                    <pic:cNvPicPr>
+                      <a:picLocks noChangeAspect="1" noChangeArrowheads="1"/>
+                    </pic:cNvPicPr>
+                  </pic:nvPicPr>
+                  <pic:blipFill>
+                    <a:blip r:embed="rId32" cstate="print">
+                      <a:extLst>
+                        <a:ext uri="{28A0092B-C50C-407E-A947-70E740481C1C}">
+                          <a14:useLocalDpi xmlns:a14="http://schemas.microsoft.com/office/drawing/2010/main" val="0"/>
+                        </a:ext>
+                      </a:extLst>
+                    </a:blip>
+                    <a:srcRect/>
+                    <a:stretch>
+                      <a:fillRect/>
+                    </a:stretch>
+                  </pic:blipFill>
+                  <pic:spPr bwMode="auto">
+                    <a:xfrm>
+                      <a:off x="0" y="0"/>
+                      <a:ext cx="3340141" cy="1759199"/>
+                    </a:xfrm>
+                    <a:prstGeom prst="rect">
+                      <a:avLst/>
+                    </a:prstGeom>
+                    <a:noFill/>
+                    <a:ln>
+                      <a:noFill/>
+                    </a:ln>
+                  </pic:spPr>
+                </pic:pic>
+              </a:graphicData>
+            </a:graphic>
+          </wp:inline>
+        </w:drawing>
+      </w:r>
+    </w:p>
+    <w:p>
+      <w:pPr>
+        <w:spacing w:after="160" w:line="259" w:lineRule="auto"/>
+        <w:rPr>
+          <w:b/>
+          <w:bCs/>
+        </w:rPr>
+      </w:pPr>
+      <w:r>
+        <w:rPr>
+          <w:b/>
+          <w:bCs/>
+        </w:rPr>
+        <w:br w:type="page"/>
+      </w:r>
+    </w:p>
+    <w:p>
+      <w:pPr>
+        <w:rPr>
+          <w:b/>
+          <w:bCs/>
+        </w:rPr>
+      </w:pPr>
+      <w:proofErr w:type="spellStart"/>
+      <w:r>
+        <w:rPr>
+          <w:b/>
+          <w:bCs/>
+        </w:rPr>
+        <w:lastRenderedPageBreak/>
+        <w:t>Header.tsx</w:t>
+      </w:r>
+      <w:proofErr w:type="spellEnd"/>
+    </w:p>
+    <w:p>
+      <w:pPr>
+        <w:rPr>
+          <w:b/>
+          <w:bCs/>
+        </w:rPr>
+      </w:pPr>
+      <w:r>
+        <w:rPr>
+          <w:b/>
+          <w:bCs/>
+          <w:noProof/>
+        </w:rPr>
+        <w:drawing>
+          <wp:inline distT="0" distB="0" distL="0" distR="0" wp14:anchorId="78289EE9" wp14:editId="50573AE6">
+            <wp:extent cx="5727700" cy="3911600"/>
+            <wp:effectExtent l="0" t="0" r="6350" b="0"/>
+            <wp:docPr id="1671756746" name="Picture 3"/>
+            <wp:cNvGraphicFramePr>
+              <a:graphicFrameLocks xmlns:a="http://schemas.openxmlformats.org/drawingml/2006/main" noChangeAspect="1"/>
+            </wp:cNvGraphicFramePr>
+            <a:graphic xmlns:a="http://schemas.openxmlformats.org/drawingml/2006/main">
+              <a:graphicData uri="http://schemas.openxmlformats.org/drawingml/2006/picture">
+                <pic:pic xmlns:pic="http://schemas.openxmlformats.org/drawingml/2006/picture">
+                  <pic:nvPicPr>
+                    <pic:cNvPr id="0" name="Picture 3"/>
+                    <pic:cNvPicPr>
+                      <a:picLocks noChangeAspect="1" noChangeArrowheads="1"/>
+                    </pic:cNvPicPr>
+                  </pic:nvPicPr>
+                  <pic:blipFill>
+                    <a:blip r:embed="rId33" cstate="print">
+                      <a:extLst>
+                        <a:ext uri="{28A0092B-C50C-407E-A947-70E740481C1C}">
+                          <a14:useLocalDpi xmlns:a14="http://schemas.microsoft.com/office/drawing/2010/main" val="0"/>
+                        </a:ext>
+                      </a:extLst>
+                    </a:blip>
+                    <a:srcRect/>
+                    <a:stretch>
+                      <a:fillRect/>
+                    </a:stretch>
+                  </pic:blipFill>
+                  <pic:spPr bwMode="auto">
+                    <a:xfrm>
+                      <a:off x="0" y="0"/>
+                      <a:ext cx="5727700" cy="3911600"/>
+                    </a:xfrm>
+                    <a:prstGeom prst="rect">
+                      <a:avLst/>
+                    </a:prstGeom>
+                    <a:noFill/>
+                    <a:ln>
+                      <a:noFill/>
+                    </a:ln>
+                  </pic:spPr>
+                </pic:pic>
+              </a:graphicData>
+            </a:graphic>
+          </wp:inline>
+        </w:drawing>
+      </w:r>
+    </w:p>
+    <w:p>
+      <w:pPr>
+        <w:rPr>
+          <w:b/>
+          <w:bCs/>
+        </w:rPr>
+      </w:pPr>
+      <w:r>
+        <w:rPr>
+          <w:b/>
+          <w:bCs/>
+          <w:noProof/>
+        </w:rPr>
+        <w:drawing>
+          <wp:inline distT="0" distB="0" distL="0" distR="0" wp14:anchorId="4281D746" wp14:editId="6F571FC4">
+            <wp:extent cx="3475567" cy="1839122"/>
+            <wp:effectExtent l="0" t="0" r="0" b="8890"/>
+            <wp:docPr id="658878398" name="Picture 4"/>
+            <wp:cNvGraphicFramePr>
+              <a:graphicFrameLocks xmlns:a="http://schemas.openxmlformats.org/drawingml/2006/main" noChangeAspect="1"/>
+            </wp:cNvGraphicFramePr>
+            <a:graphic xmlns:a="http://schemas.openxmlformats.org/drawingml/2006/main">
+              <a:graphicData uri="http://schemas.openxmlformats.org/drawingml/2006/picture">
+                <pic:pic xmlns:pic="http://schemas.openxmlformats.org/drawingml/2006/picture">
+                  <pic:nvPicPr>
+                    <pic:cNvPr id="0" name="Picture 4"/>
+                    <pic:cNvPicPr>
+                      <a:picLocks noChangeAspect="1" noChangeArrowheads="1"/>
+                    </pic:cNvPicPr>
+                  </pic:nvPicPr>
+                  <pic:blipFill>
+                    <a:blip r:embed="rId34">
+                      <a:extLst>
+                        <a:ext uri="{28A0092B-C50C-407E-A947-70E740481C1C}">
+                          <a14:useLocalDpi xmlns:a14="http://schemas.microsoft.com/office/drawing/2010/main" val="0"/>
+                        </a:ext>
+                      </a:extLst>
+                    </a:blip>
+                    <a:srcRect/>
+                    <a:stretch>
+                      <a:fillRect/>
+                    </a:stretch>
+                  </pic:blipFill>
+                  <pic:spPr bwMode="auto">
+                    <a:xfrm>
+                      <a:off x="0" y="0"/>
+                      <a:ext cx="3489135" cy="1846302"/>
+                    </a:xfrm>
+                    <a:prstGeom prst="rect">
+                      <a:avLst/>
+                    </a:prstGeom>
+                    <a:noFill/>
+                    <a:ln>
+                      <a:noFill/>
+                    </a:ln>
+                  </pic:spPr>
+                </pic:pic>
+              </a:graphicData>
+            </a:graphic>
+          </wp:inline>
+        </w:drawing>
+      </w:r>
+    </w:p>
+    <w:p>
+      <w:pPr>
+        <w:rPr>
+          <w:b/>
+          <w:bCs/>
+        </w:rPr>
+      </w:pPr>
+    </w:p>
+    <w:p>
+      <w:pPr>
+        <w:spacing w:after="160" w:line="259" w:lineRule="auto"/>
+        <w:rPr>
+          <w:b/>
+          <w:bCs/>
+        </w:rPr>
+      </w:pPr>
+      <w:r>
+        <w:rPr>
+          <w:b/>
+          <w:bCs/>
+        </w:rPr>
+        <w:br w:type="page"/>
+      </w:r>
+    </w:p>
+    <w:p>
+      <w:pPr>
+        <w:rPr>
+          <w:b/>
+          <w:bCs/>
+        </w:rPr>
+      </w:pPr>
+      <w:proofErr w:type="spellStart"/>
+      <w:r>
+        <w:rPr>
+          <w:b/>
+          <w:bCs/>
+        </w:rPr>
+        <w:lastRenderedPageBreak/>
+        <w:t>MobileMenuToggle.tsx</w:t>
+      </w:r>
+      <w:proofErr w:type="spellEnd"/>
+    </w:p>
+    <w:p>
+      <w:r>
+        <w:t> creates a mobile-only hamburger menu button that:</w:t>
+      </w:r>
+    </w:p>
+    <w:p>
+      <w:pPr>
+        <w:numPr>
+          <w:ilvl w:val="0"/>
+          <w:numId w:val="14"/>
+        </w:numPr>
+        <w:tabs>
+          <w:tab w:val="clear" w:pos="720"/>
+        </w:tabs>
+        <w:ind w:left="426"/>
+      </w:pPr>
+      <w:r>
+        <w:t>o</w:t>
+      </w:r>
+      <w:r>
+        <w:t>nly appears on mobile devices (</w:t>
+      </w:r>
+      <w:proofErr w:type="spellStart"/>
+      <w:proofErr w:type="gramStart"/>
+      <w:r>
+        <w:t>md:hidden</w:t>
+      </w:r>
+      <w:proofErr w:type="spellEnd"/>
+      <w:proofErr w:type="gramEnd"/>
+      <w:r>
+        <w:t>)</w:t>
+      </w:r>
+    </w:p>
+    <w:p>
+      <w:pPr>
+        <w:numPr>
+          <w:ilvl w:val="0"/>
+          <w:numId w:val="14"/>
+        </w:numPr>
+        <w:tabs>
+          <w:tab w:val="clear" w:pos="720"/>
+        </w:tabs>
+        <w:ind w:left="426"/>
+      </w:pPr>
+      <w:r>
+        <w:t>h</w:t>
+      </w:r>
+      <w:r>
+        <w:t>as proper padding for touch targets (p-2)</w:t>
+      </w:r>
+    </w:p>
+    <w:p>
+      <w:pPr>
+        <w:numPr>
+          <w:ilvl w:val="0"/>
+          <w:numId w:val="14"/>
+        </w:numPr>
+        <w:tabs>
+          <w:tab w:val="clear" w:pos="720"/>
+        </w:tabs>
+        <w:ind w:left="426"/>
+      </w:pPr>
+      <w:r>
+        <w:t>h</w:t>
+      </w:r>
+      <w:r>
+        <w:t>as rounded corners for modern design (rounded)</w:t>
+      </w:r>
+    </w:p>
+    <w:p>
+      <w:pPr>
+        <w:numPr>
+          <w:ilvl w:val="0"/>
+          <w:numId w:val="14"/>
+        </w:numPr>
+        <w:tabs>
+          <w:tab w:val="clear" w:pos="720"/>
+        </w:tabs>
+        <w:ind w:left="426"/>
+      </w:pPr>
+      <w:r>
+        <w:t>s</w:t>
+      </w:r>
+      <w:r>
+        <w:t>hows a subtle hover effect (</w:t>
+      </w:r>
+      <w:proofErr w:type="spellStart"/>
+      <w:r>
+        <w:t>hover:bg-white</w:t>
+      </w:r>
+      <w:proofErr w:type="spellEnd"/>
+      <w:r>
+        <w:t>/10)</w:t>
+      </w:r>
+    </w:p>
+    <w:p>
+      <w:pPr>
+        <w:numPr>
+          <w:ilvl w:val="0"/>
+          <w:numId w:val="14"/>
+        </w:numPr>
+        <w:tabs>
+          <w:tab w:val="clear" w:pos="720"/>
+        </w:tabs>
+        <w:ind w:left="426"/>
+      </w:pPr>
+      <w:r>
+        <w:t>a</w:t>
+      </w:r>
+      <w:r>
+        <w:t>nimates smoothly (transition-</w:t>
+      </w:r>
+      <w:proofErr w:type="spellStart"/>
+      <w:r>
+        <w:t>colors</w:t>
+      </w:r>
+      <w:proofErr w:type="spellEnd"/>
+      <w:r>
+        <w:t>)</w:t>
+      </w:r>
+    </w:p>
+    <w:p>
+      <w:pPr>
+        <w:ind w:left="66"/>
+      </w:pPr>
+      <w:r>
+        <w:rPr>
+          <w:noProof/>
+        </w:rPr>
+        <w:drawing>
+          <wp:inline distT="0" distB="0" distL="0" distR="0" wp14:anchorId="21FFFEDB" wp14:editId="46BD4F8F">
+            <wp:extent cx="4114800" cy="1921913"/>
+            <wp:effectExtent l="0" t="0" r="0" b="2540"/>
+            <wp:docPr id="540837533" name="Picture 3"/>
+            <wp:cNvGraphicFramePr>
+              <a:graphicFrameLocks xmlns:a="http://schemas.openxmlformats.org/drawingml/2006/main" noChangeAspect="1"/>
+            </wp:cNvGraphicFramePr>
+            <a:graphic xmlns:a="http://schemas.openxmlformats.org/drawingml/2006/main">
+              <a:graphicData uri="http://schemas.openxmlformats.org/drawingml/2006/picture">
+                <pic:pic xmlns:pic="http://schemas.openxmlformats.org/drawingml/2006/picture">
+                  <pic:nvPicPr>
+                    <pic:cNvPr id="0" name="Picture 3"/>
+                    <pic:cNvPicPr>
+                      <a:picLocks noChangeAspect="1" noChangeArrowheads="1"/>
+                    </pic:cNvPicPr>
+                  </pic:nvPicPr>
+                  <pic:blipFill>
+                    <a:blip r:embed="rId35">
+                      <a:extLst>
+                        <a:ext uri="{28A0092B-C50C-407E-A947-70E740481C1C}">
+                          <a14:useLocalDpi xmlns:a14="http://schemas.microsoft.com/office/drawing/2010/main" val="0"/>
+                        </a:ext>
+                      </a:extLst>
+                    </a:blip>
+                    <a:srcRect/>
+                    <a:stretch>
+                      <a:fillRect/>
+                    </a:stretch>
+                  </pic:blipFill>
+                  <pic:spPr bwMode="auto">
+                    <a:xfrm>
+                      <a:off x="0" y="0"/>
+                      <a:ext cx="4123899" cy="1926163"/>
+                    </a:xfrm>
+                    <a:prstGeom prst="rect">
+                      <a:avLst/>
+                    </a:prstGeom>
+                    <a:noFill/>
+                    <a:ln>
+                      <a:noFill/>
+                    </a:ln>
+                  </pic:spPr>
+                </pic:pic>
+              </a:graphicData>
+            </a:graphic>
+          </wp:inline>
+        </w:drawing>
+      </w:r>
+    </w:p>
+    <w:p>
+      <w:pPr>
+        <w:ind w:left="66"/>
+      </w:pPr>
+      <w:r>
+        <w:rPr>
+          <w:noProof/>
+        </w:rPr>
+        <w:drawing>
+          <wp:inline distT="0" distB="0" distL="0" distR="0" wp14:anchorId="4628931F" wp14:editId="4309970A">
+            <wp:extent cx="4345543" cy="2675255"/>
+            <wp:effectExtent l="0" t="0" r="0" b="0"/>
+            <wp:docPr id="1504045486" name="Picture 5"/>
+            <wp:cNvGraphicFramePr>
+              <a:graphicFrameLocks xmlns:a="http://schemas.openxmlformats.org/drawingml/2006/main" noChangeAspect="1"/>
+            </wp:cNvGraphicFramePr>
+            <a:graphic xmlns:a="http://schemas.openxmlformats.org/drawingml/2006/main">
+              <a:graphicData uri="http://schemas.openxmlformats.org/drawingml/2006/picture">
+                <pic:pic xmlns:pic="http://schemas.openxmlformats.org/drawingml/2006/picture">
+                  <pic:nvPicPr>
+                    <pic:cNvPr id="0" name="Picture 5"/>
+                    <pic:cNvPicPr>
+                      <a:picLocks noChangeAspect="1" noChangeArrowheads="1"/>
+                    </pic:cNvPicPr>
+                  </pic:nvPicPr>
+                  <pic:blipFill>
+                    <a:blip r:embed="rId36">
+                      <a:extLst>
+                        <a:ext uri="{28A0092B-C50C-407E-A947-70E740481C1C}">
+                          <a14:useLocalDpi xmlns:a14="http://schemas.microsoft.com/office/drawing/2010/main" val="0"/>
+                        </a:ext>
+                      </a:extLst>
+                    </a:blip>
+                    <a:srcRect/>
+                    <a:stretch>
+                      <a:fillRect/>
+                    </a:stretch>
+                  </pic:blipFill>
+                  <pic:spPr bwMode="auto">
+                    <a:xfrm>
+                      <a:off x="0" y="0"/>
+                      <a:ext cx="4350765" cy="2678470"/>
+                    </a:xfrm>
+                    <a:prstGeom prst="rect">
+                      <a:avLst/>
+                    </a:prstGeom>
+                    <a:noFill/>
+                    <a:ln>
+                      <a:noFill/>
+                    </a:ln>
+                  </pic:spPr>
+                </pic:pic>
+              </a:graphicData>
+            </a:graphic>
+          </wp:inline>
+        </w:drawing>
+      </w:r>
+    </w:p>
+    <w:p>
+      <w:pPr>
+        <w:ind w:left="66"/>
+      </w:pPr>
+      <w:r>
+        <w:rPr>
+          <w:noProof/>
+        </w:rPr>
+        <w:drawing>
+          <wp:inline distT="0" distB="0" distL="0" distR="0" wp14:anchorId="1599510D" wp14:editId="44E680F1">
+            <wp:extent cx="3678869" cy="1600412"/>
+            <wp:effectExtent l="0" t="0" r="0" b="0"/>
+            <wp:docPr id="1610296356" name="Picture 6"/>
+            <wp:cNvGraphicFramePr>
+              <a:graphicFrameLocks xmlns:a="http://schemas.openxmlformats.org/drawingml/2006/main" noChangeAspect="1"/>
+            </wp:cNvGraphicFramePr>
+            <a:graphic xmlns:a="http://schemas.openxmlformats.org/drawingml/2006/main">
+              <a:graphicData uri="http://schemas.openxmlformats.org/drawingml/2006/picture">
+                <pic:pic xmlns:pic="http://schemas.openxmlformats.org/drawingml/2006/picture">
+                  <pic:nvPicPr>
+                    <pic:cNvPr id="0" name="Picture 6"/>
+                    <pic:cNvPicPr>
+                      <a:picLocks noChangeAspect="1" noChangeArrowheads="1"/>
+                    </pic:cNvPicPr>
+                  </pic:nvPicPr>
+                  <pic:blipFill>
+                    <a:blip r:embed="rId37">
+                      <a:extLst>
+                        <a:ext uri="{28A0092B-C50C-407E-A947-70E740481C1C}">
+                          <a14:useLocalDpi xmlns:a14="http://schemas.microsoft.com/office/drawing/2010/main" val="0"/>
+                        </a:ext>
+                      </a:extLst>
+                    </a:blip>
+                    <a:srcRect/>
+                    <a:stretch>
+                      <a:fillRect/>
+                    </a:stretch>
+                  </pic:blipFill>
+                  <pic:spPr bwMode="auto">
+                    <a:xfrm>
+                      <a:off x="0" y="0"/>
+                      <a:ext cx="3683839" cy="1602574"/>
+                    </a:xfrm>
+                    <a:prstGeom prst="rect">
+                      <a:avLst/>
+                    </a:prstGeom>
+                    <a:noFill/>
+                    <a:ln>
+                      <a:noFill/>
+                    </a:ln>
+                  </pic:spPr>
+                </pic:pic>
+              </a:graphicData>
+            </a:graphic>
+          </wp:inline>
+        </w:drawing>
+      </w:r>
+    </w:p>
+    <w:p>
+      <w:pPr>
+        <w:ind w:left="66"/>
+      </w:pPr>
+    </w:p>
+    <w:p>
+      <w:pPr>
+        <w:rPr>
+          <w:b/>
+          <w:bCs/>
+        </w:rPr>
+      </w:pPr>
+    </w:p>
+    <w:p>
+      <w:pPr>
+        <w:spacing w:after="160" w:line="259" w:lineRule="auto"/>
+        <w:rPr>
+          <w:b/>
+          <w:bCs/>
+        </w:rPr>
+      </w:pPr>
+      <w:r>
+        <w:rPr>
+          <w:b/>
+          <w:bCs/>
+        </w:rPr>
+        <w:br w:type="page"/>
+      </w:r>
+    </w:p>
+    <w:p>
+      <w:pPr>
+        <w:rPr>
+          <w:b/>
+          <w:bCs/>
+        </w:rPr>
+      </w:pPr>
+      <w:proofErr w:type="spellStart"/>
+      <w:r>
+        <w:rPr>
+          <w:b/>
+          <w:bCs/>
+        </w:rPr>
+        <w:lastRenderedPageBreak/>
+        <w:t>MobileMenu</w:t>
+      </w:r>
+      <w:r>
+        <w:rPr>
+          <w:b/>
+          <w:bCs/>
+        </w:rPr>
+        <w:t>.tsx</w:t>
+      </w:r>
+      <w:proofErr w:type="spellEnd"/>
+    </w:p>
+    <w:p>
+      <w:pPr>
+        <w:spacing w:after="160" w:line="259" w:lineRule="auto"/>
+        <w:rPr>
+          <w:b/>
+          <w:bCs/>
+        </w:rPr>
+      </w:pPr>
+      <w:r>
+        <w:rPr>
+          <w:noProof/>
+        </w:rPr>
+        <w:drawing>
+          <wp:inline distT="0" distB="0" distL="0" distR="0" wp14:anchorId="26604000" wp14:editId="59493A01">
+            <wp:extent cx="5723255" cy="4224655"/>
+            <wp:effectExtent l="0" t="0" r="0" b="4445"/>
+            <wp:docPr id="1202057239" name="Picture 1"/>
+            <wp:cNvGraphicFramePr>
+              <a:graphicFrameLocks xmlns:a="http://schemas.openxmlformats.org/drawingml/2006/main" noChangeAspect="1"/>
+            </wp:cNvGraphicFramePr>
+            <a:graphic xmlns:a="http://schemas.openxmlformats.org/drawingml/2006/main">
+              <a:graphicData uri="http://schemas.openxmlformats.org/drawingml/2006/picture">
+                <pic:pic xmlns:pic="http://schemas.openxmlformats.org/drawingml/2006/picture">
+                  <pic:nvPicPr>
+                    <pic:cNvPr id="0" name="Picture 1"/>
+                    <pic:cNvPicPr>
+                      <a:picLocks noChangeAspect="1" noChangeArrowheads="1"/>
+                    </pic:cNvPicPr>
+                  </pic:nvPicPr>
+                  <pic:blipFill>
+                    <a:blip r:embed="rId38">
+                      <a:extLst>
+                        <a:ext uri="{28A0092B-C50C-407E-A947-70E740481C1C}">
+                          <a14:useLocalDpi xmlns:a14="http://schemas.microsoft.com/office/drawing/2010/main" val="0"/>
+                        </a:ext>
+                      </a:extLst>
+                    </a:blip>
+                    <a:srcRect/>
+                    <a:stretch>
+                      <a:fillRect/>
+                    </a:stretch>
+                  </pic:blipFill>
+                  <pic:spPr bwMode="auto">
+                    <a:xfrm>
+                      <a:off x="0" y="0"/>
+                      <a:ext cx="5723255" cy="4224655"/>
+                    </a:xfrm>
+                    <a:prstGeom prst="rect">
+                      <a:avLst/>
+                    </a:prstGeom>
+                    <a:noFill/>
+                    <a:ln>
+                      <a:noFill/>
+                    </a:ln>
+                  </pic:spPr>
+                </pic:pic>
+              </a:graphicData>
+            </a:graphic>
+          </wp:inline>
+        </w:drawing>
+      </w:r>
+    </w:p>
+    <w:p>
+      <w:pPr>
+        <w:rPr>
+          <w:b/>
+          <w:bCs/>
+        </w:rPr>
+      </w:pPr>
+      <w:proofErr w:type="spellStart"/>
+      <w:r>
+        <w:rPr>
+          <w:b/>
+          <w:bCs/>
+        </w:rPr>
+        <w:t>MobileMenu.tsx</w:t>
+      </w:r>
+      <w:proofErr w:type="spellEnd"/>
+    </w:p>
+    <w:p>
+      <w:pPr>
+        <w:pStyle w:val="ListParagraph"/>
+        <w:numPr>
+          <w:ilvl w:val="0"/>
+          <w:numId w:val="15"/>
+        </w:numPr>
+        <w:ind w:left="426"/>
+      </w:pPr>
+      <w:r>
+        <w:t xml:space="preserve">Detects the current language from the URL. </w:t>
+      </w:r>
+    </w:p>
+    <w:p>
+      <w:pPr>
+        <w:pStyle w:val="ListParagraph"/>
+        <w:numPr>
+          <w:ilvl w:val="0"/>
+          <w:numId w:val="15"/>
+        </w:numPr>
+        <w:ind w:left="426"/>
+      </w:pPr>
+      <w:r>
+        <w:t>Builds a link to the same page but in other language.</w:t>
+      </w:r>
+    </w:p>
+    <w:p>
+      <w:pPr>
+        <w:pStyle w:val="ListParagraph"/>
+        <w:numPr>
+          <w:ilvl w:val="0"/>
+          <w:numId w:val="15"/>
+        </w:numPr>
+        <w:ind w:left="426"/>
+      </w:pPr>
+      <w:r>
+        <w:t xml:space="preserve">The </w:t>
+      </w:r>
+      <w:proofErr w:type="spellStart"/>
+      <w:r>
+        <w:t>className</w:t>
+      </w:r>
+      <w:proofErr w:type="spellEnd"/>
+      <w:r>
+        <w:t xml:space="preserve"> style </w:t>
+      </w:r>
+      <w:proofErr w:type="gramStart"/>
+      <w:r>
+        <w:t>make</w:t>
+      </w:r>
+      <w:proofErr w:type="gramEnd"/>
+      <w:r>
+        <w:t xml:space="preserve"> </w:t>
+      </w:r>
+      <w:proofErr w:type="gramStart"/>
+      <w:r>
+        <w:t>the  &lt;</w:t>
+      </w:r>
+      <w:proofErr w:type="gramEnd"/>
+      <w:r>
+        <w:t xml:space="preserve">Link&gt; </w:t>
+      </w:r>
+      <w:proofErr w:type="gramStart"/>
+      <w:r>
+        <w:t>component  look</w:t>
+      </w:r>
+      <w:proofErr w:type="gramEnd"/>
+      <w:r>
+        <w:t xml:space="preserve"> and feel like a clickable button</w:t>
+      </w:r>
+    </w:p>
+    <w:p>
+      <w:pPr>
+        <w:pStyle w:val="ListParagraph"/>
+        <w:numPr>
+          <w:ilvl w:val="0"/>
+          <w:numId w:val="15"/>
+        </w:numPr>
+        <w:ind w:left="426"/>
+      </w:pPr>
+      <w:r>
+        <w:t>Shows the appropriate translated button text</w:t>
+      </w:r>
+    </w:p>
+    <w:p>
+      <w:pPr>
+        <w:rPr>
+          <w:b/>
+          <w:bCs/>
+        </w:rPr>
+      </w:pPr>
+    </w:p>
+    <w:p>
+      <w:pPr>
+        <w:rPr>
+          <w:color w:val="4C94D8" w:themeColor="text2" w:themeTint="80"/>
+        </w:rPr>
+      </w:pPr>
+      <w:r>
+        <w:rPr>
+          <w:color w:val="4C94D8" w:themeColor="text2" w:themeTint="80"/>
+        </w:rPr>
+        <w:t>import Link from "next/link"</w:t>
+      </w:r>
+    </w:p>
+    <w:p>
+      <w:r>
+        <w:t xml:space="preserve">Import &lt;Link&gt; </w:t>
+      </w:r>
+      <w:r>
+        <w:t>component for client-side navigation (no full page reload).</w:t>
+      </w:r>
+    </w:p>
+    <w:p/>
+    <w:p>
+      <w:pPr>
+        <w:rPr>
+          <w:color w:val="4C94D8" w:themeColor="text2" w:themeTint="80"/>
+        </w:rPr>
+      </w:pPr>
+      <w:proofErr w:type="spellStart"/>
+      <w:r>
+        <w:rPr>
+          <w:color w:val="4C94D8" w:themeColor="text2" w:themeTint="80"/>
+        </w:rPr>
+        <w:t>const</w:t>
+      </w:r>
+      <w:proofErr w:type="spellEnd"/>
+      <w:r>
+        <w:rPr>
+          <w:color w:val="4C94D8" w:themeColor="text2" w:themeTint="80"/>
+        </w:rPr>
+        <w:t xml:space="preserve"> pathname = </w:t>
+      </w:r>
+      <w:proofErr w:type="spellStart"/>
+      <w:proofErr w:type="gramStart"/>
+      <w:r>
+        <w:rPr>
+          <w:color w:val="4C94D8" w:themeColor="text2" w:themeTint="80"/>
+        </w:rPr>
+        <w:t>usePathname</w:t>
+      </w:r>
+      <w:proofErr w:type="spellEnd"/>
+      <w:r>
+        <w:rPr>
+          <w:color w:val="4C94D8" w:themeColor="text2" w:themeTint="80"/>
+        </w:rPr>
+        <w:t>(</w:t>
+      </w:r>
+      <w:proofErr w:type="gramEnd"/>
+      <w:r>
+        <w:rPr>
+          <w:color w:val="4C94D8" w:themeColor="text2" w:themeTint="80"/>
+        </w:rPr>
+        <w:t>)</w:t>
+      </w:r>
+    </w:p>
+    <w:p>
+      <w:r>
+        <w:t>Get current URL path (</w:t>
+      </w:r>
+      <w:proofErr w:type="spellStart"/>
+      <w:r>
+        <w:t>eg.</w:t>
+      </w:r>
+      <w:proofErr w:type="spellEnd"/>
+      <w:r>
+        <w:t xml:space="preserve"> /</w:t>
+      </w:r>
+      <w:proofErr w:type="spellStart"/>
+      <w:r>
+        <w:t>en</w:t>
+      </w:r>
+      <w:proofErr w:type="spellEnd"/>
+      <w:r>
+        <w:t>/dashboard/settings)</w:t>
+      </w:r>
+    </w:p>
+    <w:p>
+      <w:pPr>
+        <w:rPr>
+          <w:color w:val="4C94D8" w:themeColor="text2" w:themeTint="80"/>
+        </w:rPr>
+      </w:pPr>
+    </w:p>
+    <w:p>
+      <w:pPr>
+        <w:rPr>
+          <w:color w:val="4C94D8" w:themeColor="text2" w:themeTint="80"/>
+        </w:rPr>
+      </w:pPr>
+      <w:proofErr w:type="spellStart"/>
+      <w:r>
+        <w:rPr>
+          <w:color w:val="4C94D8" w:themeColor="text2" w:themeTint="80"/>
+        </w:rPr>
+        <w:t>const</w:t>
+      </w:r>
+      <w:proofErr w:type="spellEnd"/>
+      <w:r>
+        <w:rPr>
+          <w:color w:val="4C94D8" w:themeColor="text2" w:themeTint="80"/>
+        </w:rPr>
+        <w:t xml:space="preserve"> </w:t>
+      </w:r>
+      <w:r>
+        <w:rPr>
+          <w:color w:val="4C94D8" w:themeColor="text2" w:themeTint="80"/>
+        </w:rPr>
+        <w:t xml:space="preserve">params = </w:t>
+      </w:r>
+      <w:proofErr w:type="spellStart"/>
+      <w:proofErr w:type="gramStart"/>
+      <w:r>
+        <w:rPr>
+          <w:color w:val="4C94D8" w:themeColor="text2" w:themeTint="80"/>
+        </w:rPr>
+        <w:t>useParams</w:t>
+      </w:r>
+      <w:proofErr w:type="spellEnd"/>
+      <w:r>
+        <w:rPr>
+          <w:color w:val="4C94D8" w:themeColor="text2" w:themeTint="80"/>
+        </w:rPr>
+        <w:t>(</w:t>
+      </w:r>
+      <w:proofErr w:type="gramEnd"/>
+      <w:r>
+        <w:rPr>
+          <w:color w:val="4C94D8" w:themeColor="text2" w:themeTint="80"/>
+        </w:rPr>
+        <w:t>)</w:t>
+      </w:r>
+    </w:p>
+    <w:p>
+      <w:r>
+        <w:t>Gets all dynamic route parameters from URL</w:t>
+      </w:r>
+    </w:p>
+    <w:p>
+      <w:pPr>
+        <w:rPr>
+          <w:color w:val="4C94D8" w:themeColor="text2" w:themeTint="80"/>
+        </w:rPr>
+      </w:pPr>
+    </w:p>
+    <w:p/>
+    <w:p>
+      <w:pPr>
+        <w:spacing w:after="160" w:line="259" w:lineRule="auto"/>
+      </w:pPr>
+      <w:r>
+        <w:br w:type="page"/>
+      </w:r>
+    </w:p>
+    <w:p>
+      <w:pPr>
+        <w:rPr>
+          <w:b/>
+          <w:bCs/>
+        </w:rPr>
+      </w:pPr>
+      <w:proofErr w:type="spellStart"/>
+      <w:r>
+        <w:rPr>
+          <w:b/>
+          <w:bCs/>
+        </w:rPr>
+        <w:lastRenderedPageBreak/>
+        <w:t>S</w:t>
+      </w:r>
+      <w:r>
+        <w:rPr>
+          <w:b/>
+          <w:bCs/>
+        </w:rPr>
+        <w:t>idebar.tsx</w:t>
+      </w:r>
+      <w:proofErr w:type="spellEnd"/>
+    </w:p>
+    <w:p>
+      <w:r>
+        <w:t>The sidebar has a fixed width of 256px and won't shrink. When placed in a flex container with flex-1 </w:t>
+      </w:r>
+      <w:r>
+        <w:t xml:space="preserve">(takes up ALL remaining space after the sidebar) </w:t>
+      </w:r>
+      <w:r>
+        <w:t>on the main content, the sidebar occupies 256px on the left, and the remaining space goes to the other content.</w:t>
+      </w:r>
+    </w:p>
+    <w:p>
+      <w:pPr>
+        <w:rPr>
+          <w:b/>
+          <w:bCs/>
+        </w:rPr>
+      </w:pPr>
+      <w:r>
+        <w:rPr>
+          <w:b/>
+          <w:bCs/>
+          <w:noProof/>
+        </w:rPr>
+        <w:drawing>
+          <wp:inline distT="0" distB="0" distL="0" distR="0" wp14:anchorId="18C2934D" wp14:editId="7DDFB87F">
+            <wp:extent cx="3297555" cy="1907262"/>
+            <wp:effectExtent l="0" t="0" r="0" b="0"/>
+            <wp:docPr id="728002285" name="Picture 8"/>
+            <wp:cNvGraphicFramePr>
+              <a:graphicFrameLocks xmlns:a="http://schemas.openxmlformats.org/drawingml/2006/main" noChangeAspect="1"/>
+            </wp:cNvGraphicFramePr>
+            <a:graphic xmlns:a="http://schemas.openxmlformats.org/drawingml/2006/main">
+              <a:graphicData uri="http://schemas.openxmlformats.org/drawingml/2006/picture">
+                <pic:pic xmlns:pic="http://schemas.openxmlformats.org/drawingml/2006/picture">
+                  <pic:nvPicPr>
+                    <pic:cNvPr id="0" name="Picture 8"/>
+                    <pic:cNvPicPr>
+                      <a:picLocks noChangeAspect="1" noChangeArrowheads="1"/>
+                    </pic:cNvPicPr>
+                  </pic:nvPicPr>
+                  <pic:blipFill>
+                    <a:blip r:embed="rId39">
+                      <a:extLst>
+                        <a:ext uri="{28A0092B-C50C-407E-A947-70E740481C1C}">
+                          <a14:useLocalDpi xmlns:a14="http://schemas.microsoft.com/office/drawing/2010/main" val="0"/>
+                        </a:ext>
+                      </a:extLst>
+                    </a:blip>
+                    <a:srcRect/>
+                    <a:stretch>
+                      <a:fillRect/>
+                    </a:stretch>
+                  </pic:blipFill>
+                  <pic:spPr bwMode="auto">
+                    <a:xfrm>
+                      <a:off x="0" y="0"/>
+                      <a:ext cx="3301225" cy="1909384"/>
+                    </a:xfrm>
+                    <a:prstGeom prst="rect">
+                      <a:avLst/>
+                    </a:prstGeom>
+                    <a:noFill/>
+                    <a:ln>
+                      <a:noFill/>
+                    </a:ln>
+                  </pic:spPr>
+                </pic:pic>
+              </a:graphicData>
+            </a:graphic>
+          </wp:inline>
+        </w:drawing>
+      </w:r>
+    </w:p>
+    <w:p>
+      <w:pPr>
+        <w:rPr>
+          <w:b/>
+          <w:bCs/>
+        </w:rPr>
+      </w:pPr>
+      <w:r>
+        <w:rPr>
+          <w:b/>
+          <w:bCs/>
+        </w:rPr>
+        <w:t xml:space="preserve">&lt;aside </w:t>
+      </w:r>
+      <w:proofErr w:type="spellStart"/>
+      <w:r>
+        <w:rPr>
+          <w:b/>
+          <w:bCs/>
+        </w:rPr>
+        <w:t>className</w:t>
+      </w:r>
+      <w:proofErr w:type="spellEnd"/>
+      <w:r>
+        <w:rPr>
+          <w:b/>
+          <w:bCs/>
+        </w:rPr>
+        <w:t xml:space="preserve">="hidden </w:t>
+      </w:r>
+      <w:proofErr w:type="spellStart"/>
+      <w:r>
+        <w:rPr>
+          <w:b/>
+          <w:bCs/>
+        </w:rPr>
+        <w:t>md:block</w:t>
+      </w:r>
+      <w:proofErr w:type="spellEnd"/>
+      <w:r>
+        <w:rPr>
+          <w:b/>
+          <w:bCs/>
+        </w:rPr>
+        <w:t xml:space="preserve"> w-64 shrink-0"&gt;</w:t>
+      </w:r>
+    </w:p>
+    <w:p>
+      <w:pPr>
+        <w:pStyle w:val="ListParagraph"/>
+        <w:numPr>
+          <w:ilvl w:val="0"/>
+          <w:numId w:val="12"/>
+        </w:numPr>
+        <w:ind w:left="426"/>
+      </w:pPr>
+      <w:r>
+        <w:rPr>
+          <w:color w:val="156082" w:themeColor="accent1"/>
+        </w:rPr>
+        <w:t xml:space="preserve">&lt;aside&gt; </w:t>
+      </w:r>
+      <w:r>
+        <w:t>HTML semantic element for sidebar/auxiliary content</w:t>
+      </w:r>
+    </w:p>
+    <w:p>
+      <w:pPr>
+        <w:pStyle w:val="ListParagraph"/>
+        <w:numPr>
+          <w:ilvl w:val="0"/>
+          <w:numId w:val="12"/>
+        </w:numPr>
+        <w:ind w:left="426"/>
+      </w:pPr>
+      <w:r>
+        <w:rPr>
+          <w:color w:val="156082" w:themeColor="accent1"/>
+        </w:rPr>
+        <w:t xml:space="preserve">hidden </w:t>
+      </w:r>
+      <w:proofErr w:type="spellStart"/>
+      <w:r>
+        <w:rPr>
+          <w:color w:val="156082" w:themeColor="accent1"/>
+        </w:rPr>
+        <w:t>md:block</w:t>
+      </w:r>
+      <w:proofErr w:type="spellEnd"/>
+      <w:r>
+        <w:t xml:space="preserve">  Hidden on mobile, becomes visible on medium screens and above </w:t>
+      </w:r>
+    </w:p>
+    <w:p>
+      <w:pPr>
+        <w:pStyle w:val="ListParagraph"/>
+        <w:numPr>
+          <w:ilvl w:val="0"/>
+          <w:numId w:val="12"/>
+        </w:numPr>
+        <w:ind w:left="426"/>
+      </w:pPr>
+      <w:r>
+        <w:rPr>
+          <w:color w:val="156082" w:themeColor="accent1"/>
+        </w:rPr>
+        <w:t>w-64</w:t>
+      </w:r>
+      <w:r>
+        <w:t xml:space="preserve"> Fixed width of 256px (16rem)</w:t>
+      </w:r>
+    </w:p>
+    <w:p>
+      <w:pPr>
+        <w:pStyle w:val="ListParagraph"/>
+        <w:numPr>
+          <w:ilvl w:val="0"/>
+          <w:numId w:val="12"/>
+        </w:numPr>
+        <w:ind w:left="426"/>
+        <w:rPr>
+          <w:b/>
+          <w:bCs/>
+        </w:rPr>
+      </w:pPr>
+      <w:r>
+        <w:rPr>
+          <w:color w:val="156082" w:themeColor="accent1"/>
+        </w:rPr>
+        <w:t>shrink-0</w:t>
+      </w:r>
+      <w:r>
+        <w:t xml:space="preserve">  Prevents the sidebar from shrinking in a flex container</w:t>
+      </w:r>
+    </w:p>
+    <w:p>
+      <w:pPr>
+        <w:rPr>
+          <w:b/>
+          <w:bCs/>
+        </w:rPr>
+      </w:pPr>
+    </w:p>
+    <w:p>
+      <w:pPr>
+        <w:rPr>
+          <w:b/>
+          <w:bCs/>
+        </w:rPr>
+      </w:pPr>
+      <w:r>
+        <w:rPr>
+          <w:b/>
+          <w:bCs/>
+        </w:rPr>
+        <w:t xml:space="preserve">&lt;nav </w:t>
+      </w:r>
+      <w:proofErr w:type="spellStart"/>
+      <w:r>
+        <w:rPr>
+          <w:b/>
+          <w:bCs/>
+        </w:rPr>
+        <w:t>className</w:t>
+      </w:r>
+      <w:proofErr w:type="spellEnd"/>
+      <w:r>
+        <w:rPr>
+          <w:b/>
+          <w:bCs/>
+        </w:rPr>
+        <w:t>="</w:t>
+      </w:r>
+      <w:proofErr w:type="spellStart"/>
+      <w:r>
+        <w:rPr>
+          <w:b/>
+          <w:bCs/>
+        </w:rPr>
+        <w:t>bg</w:t>
+      </w:r>
+      <w:proofErr w:type="spellEnd"/>
+      <w:r>
+        <w:rPr>
+          <w:b/>
+          <w:bCs/>
+        </w:rPr>
+        <w:t>-white rounded-</w:t>
+      </w:r>
+      <w:proofErr w:type="spellStart"/>
+      <w:r>
+        <w:rPr>
+          <w:b/>
+          <w:bCs/>
+        </w:rPr>
+        <w:t>lg</w:t>
+      </w:r>
+      <w:proofErr w:type="spellEnd"/>
+      <w:r>
+        <w:rPr>
+          <w:b/>
+          <w:bCs/>
+        </w:rPr>
+        <w:t xml:space="preserve"> shadow-md p-4 sticky top-4"&gt;</w:t>
+      </w:r>
+    </w:p>
+    <w:p>
+      <w:pPr>
+        <w:pStyle w:val="ListParagraph"/>
+        <w:numPr>
+          <w:ilvl w:val="0"/>
+          <w:numId w:val="12"/>
+        </w:numPr>
+        <w:ind w:left="426"/>
+      </w:pPr>
+      <w:r>
+        <w:rPr>
+          <w:color w:val="156082" w:themeColor="accent1"/>
+        </w:rPr>
+        <w:t>&lt;</w:t>
+      </w:r>
+      <w:r>
+        <w:rPr>
+          <w:color w:val="156082" w:themeColor="accent1"/>
+        </w:rPr>
+        <w:t>nav</w:t>
+      </w:r>
+      <w:r>
+        <w:rPr>
+          <w:color w:val="156082" w:themeColor="accent1"/>
+        </w:rPr>
+        <w:t xml:space="preserve">&gt; </w:t>
+      </w:r>
+      <w:r>
+        <w:t xml:space="preserve"> Navigation element</w:t>
+      </w:r>
+    </w:p>
+    <w:p>
+      <w:pPr>
+        <w:pStyle w:val="ListParagraph"/>
+        <w:numPr>
+          <w:ilvl w:val="0"/>
+          <w:numId w:val="12"/>
+        </w:numPr>
+        <w:ind w:left="426"/>
+      </w:pPr>
+      <w:proofErr w:type="spellStart"/>
+      <w:r>
+        <w:rPr>
+          <w:color w:val="156082" w:themeColor="accent1"/>
+        </w:rPr>
+        <w:t>bg</w:t>
+      </w:r>
+      <w:proofErr w:type="spellEnd"/>
+      <w:r>
+        <w:rPr>
+          <w:color w:val="156082" w:themeColor="accent1"/>
+        </w:rPr>
+        <w:t>-white</w:t>
+      </w:r>
+      <w:r>
+        <w:t xml:space="preserve">  White background</w:t>
+      </w:r>
+    </w:p>
+    <w:p>
+      <w:pPr>
+        <w:pStyle w:val="ListParagraph"/>
+        <w:numPr>
+          <w:ilvl w:val="0"/>
+          <w:numId w:val="12"/>
+        </w:numPr>
+        <w:ind w:left="426"/>
+      </w:pPr>
+      <w:r>
+        <w:rPr>
+          <w:color w:val="156082" w:themeColor="accent1"/>
+        </w:rPr>
+        <w:t>rounded-</w:t>
+      </w:r>
+      <w:proofErr w:type="spellStart"/>
+      <w:r>
+        <w:rPr>
+          <w:color w:val="156082" w:themeColor="accent1"/>
+        </w:rPr>
+        <w:t>lg</w:t>
+      </w:r>
+      <w:proofErr w:type="spellEnd"/>
+      <w:r>
+        <w:rPr>
+          <w:color w:val="156082" w:themeColor="accent1"/>
+        </w:rPr>
+        <w:t xml:space="preserve"> </w:t>
+      </w:r>
+      <w:r>
+        <w:t xml:space="preserve"> Rounded corners (large radius)</w:t>
+      </w:r>
+    </w:p>
+    <w:p>
+      <w:pPr>
+        <w:pStyle w:val="ListParagraph"/>
+        <w:numPr>
+          <w:ilvl w:val="0"/>
+          <w:numId w:val="12"/>
+        </w:numPr>
+        <w:ind w:left="426"/>
+      </w:pPr>
+      <w:r>
+        <w:rPr>
+          <w:color w:val="156082" w:themeColor="accent1"/>
+        </w:rPr>
+        <w:t>shadow-md</w:t>
+      </w:r>
+      <w:r>
+        <w:t xml:space="preserve">  Medium drop shadow for depth</w:t>
+      </w:r>
+    </w:p>
+    <w:p>
+      <w:pPr>
+        <w:pStyle w:val="ListParagraph"/>
+        <w:numPr>
+          <w:ilvl w:val="0"/>
+          <w:numId w:val="12"/>
+        </w:numPr>
+        <w:ind w:left="426"/>
+      </w:pPr>
+      <w:r>
+        <w:rPr>
+          <w:color w:val="156082" w:themeColor="accent1"/>
+        </w:rPr>
+        <w:t>p-4</w:t>
+      </w:r>
+      <w:r>
+        <w:t xml:space="preserve">  Padding of 16px on all sides</w:t>
+      </w:r>
+    </w:p>
+    <w:p>
+      <w:pPr>
+        <w:pStyle w:val="ListParagraph"/>
+        <w:numPr>
+          <w:ilvl w:val="0"/>
+          <w:numId w:val="12"/>
+        </w:numPr>
+        <w:ind w:left="426"/>
+      </w:pPr>
+      <w:r>
+        <w:rPr>
+          <w:color w:val="156082" w:themeColor="accent1"/>
+        </w:rPr>
+        <w:t>sticky top-4</w:t>
+      </w:r>
+      <w:r>
+        <w:t xml:space="preserve">  Sticky positioning, stays fixed 16px from top when scrolling</w:t>
+      </w:r>
+    </w:p>
+    <w:p/>
+    <w:p>
+      <w:pPr>
+        <w:rPr>
+          <w:b/>
+          <w:bCs/>
+        </w:rPr>
+      </w:pPr>
+      <w:r>
+        <w:rPr>
+          <w:b/>
+          <w:bCs/>
+        </w:rPr>
+        <w:t xml:space="preserve">&lt;ul </w:t>
+      </w:r>
+      <w:proofErr w:type="spellStart"/>
+      <w:r>
+        <w:rPr>
+          <w:b/>
+          <w:bCs/>
+        </w:rPr>
+        <w:t>className</w:t>
+      </w:r>
+      <w:proofErr w:type="spellEnd"/>
+      <w:r>
+        <w:rPr>
+          <w:b/>
+          <w:bCs/>
+        </w:rPr>
+        <w:t>="space-y-1"&gt;</w:t>
+      </w:r>
+    </w:p>
+    <w:p>
+      <w:pPr>
+        <w:numPr>
+          <w:ilvl w:val="0"/>
+          <w:numId w:val="13"/>
+        </w:numPr>
+        <w:tabs>
+          <w:tab w:val="clear" w:pos="720"/>
+        </w:tabs>
+        <w:ind w:left="426"/>
+      </w:pPr>
+      <w:r>
+        <w:rPr>
+          <w:color w:val="156082" w:themeColor="accent1"/>
+        </w:rPr>
+        <w:t>&lt;ul&gt;</w:t>
+      </w:r>
+      <w:r>
+        <w:t xml:space="preserve">  </w:t>
+      </w:r>
+      <w:r>
+        <w:t>Unordered list for navigation items</w:t>
+      </w:r>
+    </w:p>
+    <w:p>
+      <w:pPr>
+        <w:numPr>
+          <w:ilvl w:val="0"/>
+          <w:numId w:val="13"/>
+        </w:numPr>
+        <w:tabs>
+          <w:tab w:val="clear" w:pos="720"/>
+        </w:tabs>
+        <w:ind w:left="426"/>
+      </w:pPr>
+      <w:r>
+        <w:rPr>
+          <w:color w:val="156082" w:themeColor="accent1"/>
+        </w:rPr>
+        <w:t>space-y-1</w:t>
+      </w:r>
+      <w:r>
+        <w:t> </w:t>
+      </w:r>
+      <w:r>
+        <w:t xml:space="preserve"> </w:t>
+      </w:r>
+      <w:r>
+        <w:t>4px vertical gap between list items (spacing utility)</w:t>
+      </w:r>
+    </w:p>
+    <w:p/>
+    <w:p>
+      <w:pPr>
+        <w:spacing w:after="160" w:line="259" w:lineRule="auto"/>
+        <w:rPr>
+          <w:b/>
+          <w:bCs/>
+        </w:rPr>
+      </w:pPr>
+      <w:r>
+        <w:rPr>
+          <w:b/>
+          <w:bCs/>
+        </w:rPr>
+        <w:br w:type="page"/>
+      </w:r>
+    </w:p>
+    <w:p>
+      <w:pPr>
+        <w:rPr>
+          <w:b/>
+          <w:bCs/>
+        </w:rPr>
+      </w:pPr>
+      <w:proofErr w:type="spellStart"/>
+      <w:r>
+        <w:rPr>
+          <w:b/>
+          <w:bCs/>
+        </w:rPr>
+        <w:lastRenderedPageBreak/>
+        <w:t>className</w:t>
+      </w:r>
+      <w:proofErr w:type="spellEnd"/>
+      <w:r>
+        <w:rPr>
+          <w:b/>
+          <w:bCs/>
+        </w:rPr>
+        <w:t>=”</w:t>
+      </w:r>
+      <w:r>
+        <w:rPr>
+          <w:b/>
+          <w:bCs/>
+        </w:rPr>
+        <w:t>px-3 py-2 text-</w:t>
+      </w:r>
+      <w:proofErr w:type="spellStart"/>
+      <w:r>
+        <w:rPr>
+          <w:b/>
+          <w:bCs/>
+        </w:rPr>
+        <w:t>xs</w:t>
+      </w:r>
+      <w:proofErr w:type="spellEnd"/>
+      <w:r>
+        <w:rPr>
+          <w:b/>
+          <w:bCs/>
+        </w:rPr>
+        <w:t xml:space="preserve"> font-semibold text-sidebar uppercase tracking-wider mt-2 border-b border-sidebar/20</w:t>
+      </w:r>
+      <w:r>
+        <w:rPr>
+          <w:b/>
+          <w:bCs/>
+        </w:rPr>
+        <w:t>”</w:t>
+      </w:r>
+    </w:p>
+    <w:p>
+      <w:r>
+        <w:rPr>
+          <w:noProof/>
+        </w:rPr>
+        <w:drawing>
+          <wp:inline distT="0" distB="0" distL="0" distR="0" wp14:anchorId="58C2BFEE" wp14:editId="0F9BC96F">
+            <wp:extent cx="4951376" cy="3382645"/>
+            <wp:effectExtent l="0" t="0" r="1905" b="8255"/>
+            <wp:docPr id="807217198" name="Picture 10"/>
+            <wp:cNvGraphicFramePr>
+              <a:graphicFrameLocks xmlns:a="http://schemas.openxmlformats.org/drawingml/2006/main" noChangeAspect="1"/>
+            </wp:cNvGraphicFramePr>
+            <a:graphic xmlns:a="http://schemas.openxmlformats.org/drawingml/2006/main">
+              <a:graphicData uri="http://schemas.openxmlformats.org/drawingml/2006/picture">
+                <pic:pic xmlns:pic="http://schemas.openxmlformats.org/drawingml/2006/picture">
+                  <pic:nvPicPr>
+                    <pic:cNvPr id="0" name="Picture 10"/>
+                    <pic:cNvPicPr>
+                      <a:picLocks noChangeAspect="1" noChangeArrowheads="1"/>
+                    </pic:cNvPicPr>
+                  </pic:nvPicPr>
+                  <pic:blipFill>
+                    <a:blip r:embed="rId40">
+                      <a:extLst>
+                        <a:ext uri="{28A0092B-C50C-407E-A947-70E740481C1C}">
+                          <a14:useLocalDpi xmlns:a14="http://schemas.microsoft.com/office/drawing/2010/main" val="0"/>
+                        </a:ext>
+                      </a:extLst>
+                    </a:blip>
+                    <a:srcRect/>
+                    <a:stretch>
+                      <a:fillRect/>
+                    </a:stretch>
+                  </pic:blipFill>
+                  <pic:spPr bwMode="auto">
+                    <a:xfrm>
+                      <a:off x="0" y="0"/>
+                      <a:ext cx="4953467" cy="3384074"/>
+                    </a:xfrm>
+                    <a:prstGeom prst="rect">
+                      <a:avLst/>
+                    </a:prstGeom>
+                    <a:noFill/>
+                    <a:ln>
+                      <a:noFill/>
+                    </a:ln>
+                  </pic:spPr>
+                </pic:pic>
+              </a:graphicData>
+            </a:graphic>
+          </wp:inline>
+        </w:drawing>
+      </w:r>
+    </w:p>
+    <w:p>
+      <w:pPr>
+        <w:rPr>
+          <w:b/>
+          <w:bCs/>
+        </w:rPr>
+      </w:pPr>
+    </w:p>
+    <w:p>
+      <w:pPr>
+        <w:rPr>
+          <w:b/>
+          <w:bCs/>
+        </w:rPr>
+      </w:pPr>
+      <w:r>
+        <w:rPr>
+          <w:b/>
+          <w:bCs/>
+          <w:noProof/>
+        </w:rPr>
+        <w:drawing>
+          <wp:inline distT="0" distB="0" distL="0" distR="0" wp14:anchorId="61C0CC4E" wp14:editId="36F27AC2">
+            <wp:extent cx="4516967" cy="891375"/>
+            <wp:effectExtent l="0" t="0" r="0" b="4445"/>
+            <wp:docPr id="14771713" name="Picture 11"/>
+            <wp:cNvGraphicFramePr>
+              <a:graphicFrameLocks xmlns:a="http://schemas.openxmlformats.org/drawingml/2006/main" noChangeAspect="1"/>
+            </wp:cNvGraphicFramePr>
+            <a:graphic xmlns:a="http://schemas.openxmlformats.org/drawingml/2006/main">
+              <a:graphicData uri="http://schemas.openxmlformats.org/drawingml/2006/picture">
+                <pic:pic xmlns:pic="http://schemas.openxmlformats.org/drawingml/2006/picture">
+                  <pic:nvPicPr>
+                    <pic:cNvPr id="0" name="Picture 11"/>
+                    <pic:cNvPicPr>
+                      <a:picLocks noChangeAspect="1" noChangeArrowheads="1"/>
+                    </pic:cNvPicPr>
+                  </pic:nvPicPr>
+                  <pic:blipFill>
+                    <a:blip r:embed="rId41">
+                      <a:extLst>
+                        <a:ext uri="{28A0092B-C50C-407E-A947-70E740481C1C}">
+                          <a14:useLocalDpi xmlns:a14="http://schemas.microsoft.com/office/drawing/2010/main" val="0"/>
+                        </a:ext>
+                      </a:extLst>
+                    </a:blip>
+                    <a:srcRect/>
+                    <a:stretch>
+                      <a:fillRect/>
+                    </a:stretch>
+                  </pic:blipFill>
+                  <pic:spPr bwMode="auto">
+                    <a:xfrm>
+                      <a:off x="0" y="0"/>
+                      <a:ext cx="4531381" cy="894219"/>
+                    </a:xfrm>
+                    <a:prstGeom prst="rect">
+                      <a:avLst/>
+                    </a:prstGeom>
+                    <a:noFill/>
+                    <a:ln>
+                      <a:noFill/>
+                    </a:ln>
+                  </pic:spPr>
+                </pic:pic>
+              </a:graphicData>
+            </a:graphic>
+          </wp:inline>
+        </w:drawing>
+      </w:r>
+    </w:p>
+    <w:p>
+      <w:pPr>
+        <w:rPr>
+          <w:b/>
+          <w:bCs/>
+        </w:rPr>
+      </w:pPr>
+      <w:r>
+        <w:rPr>
+          <w:b/>
+          <w:bCs/>
+          <w:noProof/>
+        </w:rPr>
+        <w:drawing>
+          <wp:inline distT="0" distB="0" distL="0" distR="0" wp14:anchorId="54B9F451" wp14:editId="05EBBB6B">
+            <wp:extent cx="3344333" cy="1856439"/>
+            <wp:effectExtent l="0" t="0" r="8890" b="0"/>
+            <wp:docPr id="337158174" name="Picture 1"/>
+            <wp:cNvGraphicFramePr>
+              <a:graphicFrameLocks xmlns:a="http://schemas.openxmlformats.org/drawingml/2006/main" noChangeAspect="1"/>
+            </wp:cNvGraphicFramePr>
+            <a:graphic xmlns:a="http://schemas.openxmlformats.org/drawingml/2006/main">
+              <a:graphicData uri="http://schemas.openxmlformats.org/drawingml/2006/picture">
+                <pic:pic xmlns:pic="http://schemas.openxmlformats.org/drawingml/2006/picture">
+                  <pic:nvPicPr>
+                    <pic:cNvPr id="0" name="Picture 1"/>
+                    <pic:cNvPicPr>
+                      <a:picLocks noChangeAspect="1" noChangeArrowheads="1"/>
+                    </pic:cNvPicPr>
+                  </pic:nvPicPr>
+                  <pic:blipFill>
+                    <a:blip r:embed="rId42" cstate="print">
+                      <a:extLst>
+                        <a:ext uri="{28A0092B-C50C-407E-A947-70E740481C1C}">
+                          <a14:useLocalDpi xmlns:a14="http://schemas.microsoft.com/office/drawing/2010/main" val="0"/>
+                        </a:ext>
+                      </a:extLst>
+                    </a:blip>
+                    <a:srcRect/>
+                    <a:stretch>
+                      <a:fillRect/>
+                    </a:stretch>
+                  </pic:blipFill>
+                  <pic:spPr bwMode="auto">
+                    <a:xfrm>
+                      <a:off x="0" y="0"/>
+                      <a:ext cx="3383628" cy="1878252"/>
+                    </a:xfrm>
+                    <a:prstGeom prst="rect">
+                      <a:avLst/>
+                    </a:prstGeom>
+                    <a:noFill/>
+                    <a:ln>
+                      <a:noFill/>
+                    </a:ln>
+                  </pic:spPr>
+                </pic:pic>
+              </a:graphicData>
+            </a:graphic>
+          </wp:inline>
+        </w:drawing>
+      </w:r>
+    </w:p>
+    <w:p>
+      <w:pPr>
+        <w:rPr>
+          <w:b/>
+          <w:bCs/>
+        </w:rPr>
+      </w:pPr>
+      <w:r>
+        <w:rPr>
+          <w:b/>
+          <w:bCs/>
+        </w:rPr>
+        <w:t xml:space="preserve">Active State (when pathname === </w:t>
+      </w:r>
+      <w:proofErr w:type="spellStart"/>
+      <w:r>
+        <w:rPr>
+          <w:b/>
+          <w:bCs/>
+        </w:rPr>
+        <w:t>item.href</w:t>
+      </w:r>
+      <w:proofErr w:type="spellEnd"/>
+      <w:r>
+        <w:rPr>
+          <w:b/>
+          <w:bCs/>
+        </w:rPr>
+        <w:t>)</w:t>
+      </w:r>
+    </w:p>
+    <w:p>
+      <w:pPr>
+        <w:rPr>
+          <w:b/>
+          <w:bCs/>
+        </w:rPr>
+      </w:pPr>
+      <w:r>
+        <w:rPr>
+          <w:b/>
+          <w:bCs/>
+          <w:noProof/>
+        </w:rPr>
+        <w:drawing>
+          <wp:inline distT="0" distB="0" distL="0" distR="0" wp14:anchorId="34868234" wp14:editId="74FD86F2">
+            <wp:extent cx="3682788" cy="607601"/>
+            <wp:effectExtent l="0" t="0" r="0" b="2540"/>
+            <wp:docPr id="226298624" name="Picture 2"/>
+            <wp:cNvGraphicFramePr>
+              <a:graphicFrameLocks xmlns:a="http://schemas.openxmlformats.org/drawingml/2006/main" noChangeAspect="1"/>
+            </wp:cNvGraphicFramePr>
+            <a:graphic xmlns:a="http://schemas.openxmlformats.org/drawingml/2006/main">
+              <a:graphicData uri="http://schemas.openxmlformats.org/drawingml/2006/picture">
+                <pic:pic xmlns:pic="http://schemas.openxmlformats.org/drawingml/2006/picture">
+                  <pic:nvPicPr>
+                    <pic:cNvPr id="0" name="Picture 2"/>
+                    <pic:cNvPicPr>
+                      <a:picLocks noChangeAspect="1" noChangeArrowheads="1"/>
+                    </pic:cNvPicPr>
+                  </pic:nvPicPr>
+                  <pic:blipFill>
+                    <a:blip r:embed="rId43">
+                      <a:extLst>
+                        <a:ext uri="{28A0092B-C50C-407E-A947-70E740481C1C}">
+                          <a14:useLocalDpi xmlns:a14="http://schemas.microsoft.com/office/drawing/2010/main" val="0"/>
+                        </a:ext>
+                      </a:extLst>
+                    </a:blip>
+                    <a:srcRect/>
+                    <a:stretch>
+                      <a:fillRect/>
+                    </a:stretch>
+                  </pic:blipFill>
+                  <pic:spPr bwMode="auto">
+                    <a:xfrm>
+                      <a:off x="0" y="0"/>
+                      <a:ext cx="3709639" cy="612031"/>
+                    </a:xfrm>
+                    <a:prstGeom prst="rect">
+                      <a:avLst/>
+                    </a:prstGeom>
+                    <a:noFill/>
+                    <a:ln>
+                      <a:noFill/>
+                    </a:ln>
+                  </pic:spPr>
+                </pic:pic>
+              </a:graphicData>
+            </a:graphic>
+          </wp:inline>
+        </w:drawing>
+      </w:r>
+    </w:p>
+    <w:p>
+      <w:pPr>
+        <w:rPr>
+          <w:b/>
+          <w:bCs/>
+        </w:rPr>
+      </w:pPr>
+      <w:r>
+        <w:rPr>
+          <w:b/>
+          <w:bCs/>
+        </w:rPr>
+        <w:t>Inactive State (default):</w:t>
+      </w:r>
+    </w:p>
+    <w:p>
+      <w:pPr>
+        <w:rPr>
+          <w:b/>
+          <w:bCs/>
+        </w:rPr>
+      </w:pPr>
+      <w:r>
+        <w:rPr>
+          <w:b/>
+          <w:bCs/>
+          <w:noProof/>
+        </w:rPr>
+        <w:drawing>
+          <wp:inline distT="0" distB="0" distL="0" distR="0" wp14:anchorId="2D324AA0" wp14:editId="66B59715">
+            <wp:extent cx="4487333" cy="491823"/>
+            <wp:effectExtent l="0" t="0" r="0" b="3810"/>
+            <wp:docPr id="1730413616" name="Picture 3"/>
+            <wp:cNvGraphicFramePr>
+              <a:graphicFrameLocks xmlns:a="http://schemas.openxmlformats.org/drawingml/2006/main" noChangeAspect="1"/>
+            </wp:cNvGraphicFramePr>
+            <a:graphic xmlns:a="http://schemas.openxmlformats.org/drawingml/2006/main">
+              <a:graphicData uri="http://schemas.openxmlformats.org/drawingml/2006/picture">
+                <pic:pic xmlns:pic="http://schemas.openxmlformats.org/drawingml/2006/picture">
+                  <pic:nvPicPr>
+                    <pic:cNvPr id="0" name="Picture 3"/>
+                    <pic:cNvPicPr>
+                      <a:picLocks noChangeAspect="1" noChangeArrowheads="1"/>
+                    </pic:cNvPicPr>
+                  </pic:nvPicPr>
+                  <pic:blipFill>
+                    <a:blip r:embed="rId44">
+                      <a:extLst>
+                        <a:ext uri="{28A0092B-C50C-407E-A947-70E740481C1C}">
+                          <a14:useLocalDpi xmlns:a14="http://schemas.microsoft.com/office/drawing/2010/main" val="0"/>
+                        </a:ext>
+                      </a:extLst>
+                    </a:blip>
+                    <a:srcRect/>
+                    <a:stretch>
+                      <a:fillRect/>
+                    </a:stretch>
+                  </pic:blipFill>
+                  <pic:spPr bwMode="auto">
+                    <a:xfrm>
+                      <a:off x="0" y="0"/>
+                      <a:ext cx="4535129" cy="497062"/>
+                    </a:xfrm>
+                    <a:prstGeom prst="rect">
+                      <a:avLst/>
+                    </a:prstGeom>
+                    <a:noFill/>
+                    <a:ln>
+                      <a:noFill/>
+                    </a:ln>
+                  </pic:spPr>
+                </pic:pic>
+              </a:graphicData>
+            </a:graphic>
+          </wp:inline>
+        </w:drawing>
+      </w:r>
+    </w:p>
+    <w:p>
+      <w:pPr>
+        <w:rPr>
+          <w:b/>
+          <w:bCs/>
+        </w:rPr>
+      </w:pPr>
+      <w:proofErr w:type="spellStart"/>
+      <w:r>
+        <w:rPr>
+          <w:b/>
+          <w:bCs/>
+        </w:rPr>
+        <w:lastRenderedPageBreak/>
+        <w:t>Footer.tsx</w:t>
+      </w:r>
+      <w:proofErr w:type="spellEnd"/>
+    </w:p>
+    <w:p>
+      <w:pPr>
+        <w:rPr>
+          <w:b/>
+          <w:bCs/>
+        </w:rPr>
+      </w:pPr>
+      <w:r>
+        <w:rPr>
+          <w:b/>
+          <w:bCs/>
+          <w:noProof/>
+        </w:rPr>
+        <w:drawing>
+          <wp:inline distT="0" distB="0" distL="0" distR="0" wp14:anchorId="0E780751" wp14:editId="2D1B24AF">
+            <wp:extent cx="3852333" cy="2205675"/>
+            <wp:effectExtent l="0" t="0" r="0" b="4445"/>
+            <wp:docPr id="224892699" name="Picture 2"/>
+            <wp:cNvGraphicFramePr>
+              <a:graphicFrameLocks xmlns:a="http://schemas.openxmlformats.org/drawingml/2006/main" noChangeAspect="1"/>
+            </wp:cNvGraphicFramePr>
+            <a:graphic xmlns:a="http://schemas.openxmlformats.org/drawingml/2006/main">
+              <a:graphicData uri="http://schemas.openxmlformats.org/drawingml/2006/picture">
+                <pic:pic xmlns:pic="http://schemas.openxmlformats.org/drawingml/2006/picture">
+                  <pic:nvPicPr>
+                    <pic:cNvPr id="0" name="Picture 2"/>
+                    <pic:cNvPicPr>
+                      <a:picLocks noChangeAspect="1" noChangeArrowheads="1"/>
+                    </pic:cNvPicPr>
+                  </pic:nvPicPr>
+                  <pic:blipFill>
+                    <a:blip r:embed="rId45" cstate="print">
+                      <a:extLst>
+                        <a:ext uri="{28A0092B-C50C-407E-A947-70E740481C1C}">
+                          <a14:useLocalDpi xmlns:a14="http://schemas.microsoft.com/office/drawing/2010/main" val="0"/>
+                        </a:ext>
+                      </a:extLst>
+                    </a:blip>
+                    <a:srcRect/>
+                    <a:stretch>
+                      <a:fillRect/>
+                    </a:stretch>
+                  </pic:blipFill>
+                  <pic:spPr bwMode="auto">
+                    <a:xfrm>
+                      <a:off x="0" y="0"/>
+                      <a:ext cx="3859261" cy="2209642"/>
+                    </a:xfrm>
+                    <a:prstGeom prst="rect">
+                      <a:avLst/>
+                    </a:prstGeom>
+                    <a:noFill/>
+                    <a:ln>
+                      <a:noFill/>
+                    </a:ln>
+                  </pic:spPr>
+                </pic:pic>
+              </a:graphicData>
+            </a:graphic>
+          </wp:inline>
+        </w:drawing>
+      </w:r>
+    </w:p>
+    <w:p>
+      <w:pPr>
+        <w:rPr>
+          <w:b/>
+          <w:bCs/>
+        </w:rPr>
+      </w:pPr>
+    </w:p>
+    <w:p>
+      <w:pPr>
+        <w:rPr>
+          <w:b/>
+          <w:bCs/>
+        </w:rPr>
+      </w:pPr>
+      <w:proofErr w:type="spellStart"/>
+      <w:r>
+        <w:rPr>
+          <w:b/>
+          <w:bCs/>
+        </w:rPr>
+        <w:t>Dockerfile</w:t>
+      </w:r>
+      <w:proofErr w:type="spellEnd"/>
+    </w:p>
+    <w:p>
+      <w:pPr>
+        <w:pStyle w:val="ListParagraph"/>
+        <w:numPr>
+          <w:ilvl w:val="0"/>
+          <w:numId w:val="12"/>
+        </w:numPr>
+        <w:ind w:left="426"/>
+      </w:pPr>
+      <w:r>
+        <w:t xml:space="preserve">docker </w:t>
+      </w:r>
+      <w:proofErr w:type="gramStart"/>
+      <w:r>
+        <w:t>build :</w:t>
+      </w:r>
+      <w:proofErr w:type="gramEnd"/>
+      <w:r>
+        <w:t xml:space="preserve"> </w:t>
+      </w:r>
+      <w:r>
+        <w:rPr>
+          <w:color w:val="4C94D8" w:themeColor="text2" w:themeTint="80"/>
+        </w:rPr>
+        <w:t xml:space="preserve">docker </w:t>
+      </w:r>
+      <w:proofErr w:type="gramStart"/>
+      <w:r>
+        <w:rPr>
+          <w:color w:val="4C94D8" w:themeColor="text2" w:themeTint="80"/>
+        </w:rPr>
+        <w:t xml:space="preserve">build  -t  </w:t>
+      </w:r>
+      <w:proofErr w:type="spellStart"/>
+      <w:r>
+        <w:rPr>
+          <w:color w:val="4C94D8" w:themeColor="text2" w:themeTint="80"/>
+        </w:rPr>
+        <w:t>myapp</w:t>
+      </w:r>
+      <w:proofErr w:type="spellEnd"/>
+      <w:r>
+        <w:rPr>
+          <w:color w:val="4C94D8" w:themeColor="text2" w:themeTint="80"/>
+        </w:rPr>
+        <w:t xml:space="preserve">  .</w:t>
+      </w:r>
+      <w:proofErr w:type="gramEnd"/>
+    </w:p>
+    <w:p>
+      <w:pPr>
+        <w:pStyle w:val="ListParagraph"/>
+        <w:numPr>
+          <w:ilvl w:val="0"/>
+          <w:numId w:val="12"/>
+        </w:numPr>
+        <w:ind w:left="426"/>
+      </w:pPr>
+      <w:r>
+        <w:t xml:space="preserve">docker </w:t>
+      </w:r>
+      <w:proofErr w:type="gramStart"/>
+      <w:r>
+        <w:t>run :</w:t>
+      </w:r>
+      <w:proofErr w:type="gramEnd"/>
+      <w:r>
+        <w:t xml:space="preserve"> </w:t>
+      </w:r>
+      <w:r>
+        <w:rPr>
+          <w:color w:val="4C94D8" w:themeColor="text2" w:themeTint="80"/>
+        </w:rPr>
+        <w:t xml:space="preserve">docker run </w:t>
+      </w:r>
+      <w:r>
+        <w:rPr>
+          <w:color w:val="4C94D8" w:themeColor="text2" w:themeTint="80"/>
+        </w:rPr>
+        <w:t>[</w:t>
+      </w:r>
+      <w:r>
+        <w:rPr>
+          <w:color w:val="4C94D8" w:themeColor="text2" w:themeTint="80"/>
+        </w:rPr>
+        <w:t>-p 3000:3000</w:t>
+      </w:r>
+      <w:r>
+        <w:rPr>
+          <w:color w:val="4C94D8" w:themeColor="text2" w:themeTint="80"/>
+        </w:rPr>
+        <w:t>]</w:t>
+      </w:r>
+      <w:r>
+        <w:rPr>
+          <w:color w:val="4C94D8" w:themeColor="text2" w:themeTint="80"/>
+        </w:rPr>
+        <w:t xml:space="preserve"> </w:t>
+      </w:r>
+      <w:proofErr w:type="spellStart"/>
+      <w:r>
+        <w:rPr>
+          <w:color w:val="4C94D8" w:themeColor="text2" w:themeTint="80"/>
+        </w:rPr>
+        <w:t>myapp</w:t>
+      </w:r>
+      <w:proofErr w:type="spellEnd"/>
+    </w:p>
+    <w:p>
+      <w:r>
+        <w:t xml:space="preserve">Anyone starts a container from the image, </w:t>
+      </w:r>
+      <w:r>
+        <w:rPr>
+          <w:color w:val="4C94D8" w:themeColor="text2" w:themeTint="80"/>
+        </w:rPr>
+        <w:t>CMD ["node", "server.js"]</w:t>
+      </w:r>
+      <w:r>
+        <w:t xml:space="preserve"> will run (node server.js).</w:t>
+      </w:r>
+    </w:p>
+    <w:p/>
+    <w:p/>
+    <w:p>
+      <w:r>
+        <w:t xml:space="preserve"> </w:t>
+      </w:r>
+    </w:p>
+    <w:p>
+      <w:pPr>
+        <w:rPr>
+          <w:b/>
+          <w:bCs/>
+        </w:rPr>
+      </w:pPr>
+    </w:p>
+    <w:p>
+      <w:pPr>
+        <w:rPr>
+          <w:b/>
+          <w:bCs/>
+        </w:rPr>
+      </w:pPr>
+    </w:p>
+    <w:p>
+      <w:pPr>
+        <w:rPr>
+          <w:b/>
+          <w:bCs/>
+        </w:rPr>
+      </w:pPr>
+    </w:p>
+    <w:p>
+      <w:pPr>
+        <w:rPr>
+          <w:b/>
+          <w:bCs/>
+        </w:rPr>
+      </w:pPr>
+    </w:p>
+    <w:p>
+      <w:pPr>
+        <w:rPr>
+          <w:b/>
+          <w:bCs/>
+        </w:rPr>
+      </w:pPr>
+    </w:p>
+    <w:p>
+      <w:pPr>
+        <w:rPr>
+          <w:b/>
+          <w:bCs/>
+        </w:rPr>
+      </w:pPr>
+    </w:p>
+    <w:p>
+      <w:pPr>
+        <w:rPr>
+          <w:b/>
+          <w:bCs/>
+        </w:rPr>
+      </w:pPr>
+    </w:p>
+    <w:p>
+      <w:pPr>
+        <w:rPr>
+          <w:b/>
+          <w:bCs/>
+        </w:rPr>
+      </w:pPr>
+    </w:p>
+    <w:p>
+      <w:pPr>
+        <w:rPr>
+          <w:b/>
+          <w:bCs/>
+        </w:rPr>
+      </w:pPr>
+    </w:p>
+    <w:p>
+      <w:pPr>
+        <w:rPr>
+          <w:b/>
+          <w:bCs/>
+        </w:rPr>
+      </w:pPr>
+    </w:p>
+    <w:p>
+      <w:pPr>
+        <w:rPr>
+          <w:b/>
+          <w:bCs/>
+        </w:rPr>
+      </w:pPr>
+    </w:p>
+    <w:p>
+      <w:pPr>
+        <w:rPr>
+          <w:b/>
+          <w:bCs/>
+        </w:rPr>
+      </w:pPr>
+    </w:p>
+    <w:p>
+      <w:r>
+        <w:br w:type="page"/>
+      </w:r>
+    </w:p>
+    <w:p/>
+    <w:p/>
     <w:sectPr>
       <w:pgSz w:w="11906" w:h="16838" w:code="9"/>
       <w:pgMar w:top="1440" w:right="1440" w:bottom="1440" w:left="1440" w:header="851" w:footer="992" w:gutter="0"/>
@@ -2110,6 +6221,119 @@
 <file path=word/numbering.xml><?xml version="1.0" encoding="utf-8"?>
 <w:numbering xmlns:wpc="http://schemas.microsoft.com/office/word/2010/wordprocessingCanvas" xmlns:cx="http://schemas.microsoft.com/office/drawing/2014/chartex" xmlns:cx1="http://schemas.microsoft.com/office/drawing/2015/9/8/chartex" xmlns:cx2="http://schemas.microsoft.com/office/drawing/2015/10/21/chartex" xmlns:cx3="http://schemas.microsoft.com/office/drawing/2016/5/9/chartex" xmlns:cx4="http://schemas.microsoft.com/office/drawing/2016/5/10/chartex" xmlns:cx5="http://schemas.microsoft.com/office/drawing/2016/5/11/chartex" xmlns:cx6="http://schemas.microsoft.com/office/drawing/2016/5/12/chartex" xmlns:cx7="http://schemas.microsoft.com/office/drawing/2016/5/13/chartex" xmlns:cx8="http://schemas.microsoft.com/office/drawing/2016/5/14/chartex" xmlns:mc="http://schemas.openxmlformats.org/markup-compatibility/2006" xmlns:aink="http://schemas.microsoft.com/office/drawing/2016/ink" xmlns:am3d="http://schemas.microsoft.com/office/drawing/2017/model3d" xmlns:o="urn:schemas-microsoft-com:office:office" xmlns:oel="http://schemas.microsoft.com/office/2019/extlst" xmlns:r="http://schemas.openxmlformats.org/officeDocument/2006/relationships" xmlns:m="http://schemas.openxmlformats.org/officeDocument/2006/math" xmlns:v="urn:schemas-microsoft-com:vml" xmlns:wp14="http://schemas.microsoft.com/office/word/2010/wordprocessingDrawing" xmlns:wp="http://schemas.openxmlformats.org/drawingml/2006/wordprocessingDrawing" xmlns:w10="urn:schemas-microsoft-com:office:word" xmlns:w="http://schemas.openxmlformats.org/wordprocessingml/2006/main" xmlns:w14="http://schemas.microsoft.com/office/word/2010/wordml" xmlns:w15="http://schemas.microsoft.com/office/word/2012/wordml" xmlns:w16cei="http://schemas.microsoft.com/office/word/2026/wordml/cei" xmlns:w16cex="http://schemas.microsoft.com/office/word/2018/wordml/cex" xmlns:w16cid="http://schemas.microsoft.com/office/word/2016/wordml/cid" xmlns:w16="http://schemas.microsoft.com/office/word/2018/wordml" xmlns:w16du="http://schemas.microsoft.com/office/word/2023/wordml/word16du" xmlns:w16sdtdh="http://schemas.microsoft.com/office/word/2020/wordml/sdtdatahash" xmlns:w16sdtfl="http://schemas.microsoft.com/office/word/2024/wordml/sdtformatlock" xmlns:w16se="http://schemas.microsoft.com/office/word/2015/wordml/symex" xmlns:wpg="http://schemas.microsoft.com/office/word/2010/wordprocessingGroup" xmlns:wpi="http://schemas.microsoft.com/office/word/2010/wordprocessingInk" xmlns:wne="http://schemas.microsoft.com/office/word/2006/wordml" xmlns:wps="http://schemas.microsoft.com/office/word/2010/wordprocessingShape" mc:Ignorable="w14 w15 w16se w16cid w16 w16cex w16sdtdh w16sdtfl w16du wp14">
   <w:abstractNum w:abstractNumId="0" w15:restartNumberingAfterBreak="0">
+    <w:nsid w:val="191F02A2"/>
+    <w:multiLevelType w:val="hybridMultilevel"/>
+    <w:tmpl w:val="6F98758A"/>
+    <w:lvl w:ilvl="0" w:tplc="3C090001">
+      <w:start w:val="1"/>
+      <w:numFmt w:val="bullet"/>
+      <w:lvlText w:val=""/>
+      <w:lvlJc w:val="left"/>
+      <w:pPr>
+        <w:ind w:left="720" w:hanging="360"/>
+      </w:pPr>
+      <w:rPr>
+        <w:rFonts w:ascii="Symbol" w:hAnsi="Symbol" w:hint="default"/>
+      </w:rPr>
+    </w:lvl>
+    <w:lvl w:ilvl="1" w:tplc="3C090003" w:tentative="1">
+      <w:start w:val="1"/>
+      <w:numFmt w:val="bullet"/>
+      <w:lvlText w:val="o"/>
+      <w:lvlJc w:val="left"/>
+      <w:pPr>
+        <w:ind w:left="1440" w:hanging="360"/>
+      </w:pPr>
+      <w:rPr>
+        <w:rFonts w:ascii="Courier New" w:hAnsi="Courier New" w:cs="Courier New" w:hint="default"/>
+      </w:rPr>
+    </w:lvl>
+    <w:lvl w:ilvl="2" w:tplc="3C090005" w:tentative="1">
+      <w:start w:val="1"/>
+      <w:numFmt w:val="bullet"/>
+      <w:lvlText w:val=""/>
+      <w:lvlJc w:val="left"/>
+      <w:pPr>
+        <w:ind w:left="2160" w:hanging="360"/>
+      </w:pPr>
+      <w:rPr>
+        <w:rFonts w:ascii="Wingdings" w:hAnsi="Wingdings" w:hint="default"/>
+      </w:rPr>
+    </w:lvl>
+    <w:lvl w:ilvl="3" w:tplc="3C090001" w:tentative="1">
+      <w:start w:val="1"/>
+      <w:numFmt w:val="bullet"/>
+      <w:lvlText w:val=""/>
+      <w:lvlJc w:val="left"/>
+      <w:pPr>
+        <w:ind w:left="2880" w:hanging="360"/>
+      </w:pPr>
+      <w:rPr>
+        <w:rFonts w:ascii="Symbol" w:hAnsi="Symbol" w:hint="default"/>
+      </w:rPr>
+    </w:lvl>
+    <w:lvl w:ilvl="4" w:tplc="3C090003" w:tentative="1">
+      <w:start w:val="1"/>
+      <w:numFmt w:val="bullet"/>
+      <w:lvlText w:val="o"/>
+      <w:lvlJc w:val="left"/>
+      <w:pPr>
+        <w:ind w:left="3600" w:hanging="360"/>
+      </w:pPr>
+      <w:rPr>
+        <w:rFonts w:ascii="Courier New" w:hAnsi="Courier New" w:cs="Courier New" w:hint="default"/>
+      </w:rPr>
+    </w:lvl>
+    <w:lvl w:ilvl="5" w:tplc="3C090005" w:tentative="1">
+      <w:start w:val="1"/>
+      <w:numFmt w:val="bullet"/>
+      <w:lvlText w:val=""/>
+      <w:lvlJc w:val="left"/>
+      <w:pPr>
+        <w:ind w:left="4320" w:hanging="360"/>
+      </w:pPr>
+      <w:rPr>
+        <w:rFonts w:ascii="Wingdings" w:hAnsi="Wingdings" w:hint="default"/>
+      </w:rPr>
+    </w:lvl>
+    <w:lvl w:ilvl="6" w:tplc="3C090001" w:tentative="1">
+      <w:start w:val="1"/>
+      <w:numFmt w:val="bullet"/>
+      <w:lvlText w:val=""/>
+      <w:lvlJc w:val="left"/>
+      <w:pPr>
+        <w:ind w:left="5040" w:hanging="360"/>
+      </w:pPr>
+      <w:rPr>
+        <w:rFonts w:ascii="Symbol" w:hAnsi="Symbol" w:hint="default"/>
+      </w:rPr>
+    </w:lvl>
+    <w:lvl w:ilvl="7" w:tplc="3C090003" w:tentative="1">
+      <w:start w:val="1"/>
+      <w:numFmt w:val="bullet"/>
+      <w:lvlText w:val="o"/>
+      <w:lvlJc w:val="left"/>
+      <w:pPr>
+        <w:ind w:left="5760" w:hanging="360"/>
+      </w:pPr>
+      <w:rPr>
+        <w:rFonts w:ascii="Courier New" w:hAnsi="Courier New" w:cs="Courier New" w:hint="default"/>
+      </w:rPr>
+    </w:lvl>
+    <w:lvl w:ilvl="8" w:tplc="3C090005" w:tentative="1">
+      <w:start w:val="1"/>
+      <w:numFmt w:val="bullet"/>
+      <w:lvlText w:val=""/>
+      <w:lvlJc w:val="left"/>
+      <w:pPr>
+        <w:ind w:left="6480" w:hanging="360"/>
+      </w:pPr>
+      <w:rPr>
+        <w:rFonts w:ascii="Wingdings" w:hAnsi="Wingdings" w:hint="default"/>
+      </w:rPr>
+    </w:lvl>
+  </w:abstractNum>
+  <w:abstractNum w:abstractNumId="1" w15:restartNumberingAfterBreak="0">
     <w:nsid w:val="1C6C055E"/>
     <w:multiLevelType w:val="hybridMultilevel"/>
     <w:tmpl w:val="851884C6"/>
@@ -2222,7 +6446,7 @@
       </w:rPr>
     </w:lvl>
   </w:abstractNum>
-  <w:abstractNum w:abstractNumId="1" w15:restartNumberingAfterBreak="0">
+  <w:abstractNum w:abstractNumId="2" w15:restartNumberingAfterBreak="0">
     <w:nsid w:val="1D5E4FB9"/>
     <w:multiLevelType w:val="hybridMultilevel"/>
     <w:tmpl w:val="14EC297A"/>
@@ -2308,7 +6532,245 @@
       </w:pPr>
     </w:lvl>
   </w:abstractNum>
-  <w:abstractNum w:abstractNumId="2" w15:restartNumberingAfterBreak="0">
+  <w:abstractNum w:abstractNumId="3" w15:restartNumberingAfterBreak="0">
+    <w:nsid w:val="20AC2D01"/>
+    <w:multiLevelType w:val="hybridMultilevel"/>
+    <w:tmpl w:val="F4C4AB32"/>
+    <w:lvl w:ilvl="0" w:tplc="3C09000F">
+      <w:start w:val="1"/>
+      <w:numFmt w:val="decimal"/>
+      <w:lvlText w:val="%1."/>
+      <w:lvlJc w:val="left"/>
+      <w:pPr>
+        <w:ind w:left="720" w:hanging="360"/>
+      </w:pPr>
+      <w:rPr>
+        <w:rFonts w:hint="default"/>
+      </w:rPr>
+    </w:lvl>
+    <w:lvl w:ilvl="1" w:tplc="3C090019" w:tentative="1">
+      <w:start w:val="1"/>
+      <w:numFmt w:val="lowerLetter"/>
+      <w:lvlText w:val="%2."/>
+      <w:lvlJc w:val="left"/>
+      <w:pPr>
+        <w:ind w:left="1440" w:hanging="360"/>
+      </w:pPr>
+    </w:lvl>
+    <w:lvl w:ilvl="2" w:tplc="3C09001B" w:tentative="1">
+      <w:start w:val="1"/>
+      <w:numFmt w:val="lowerRoman"/>
+      <w:lvlText w:val="%3."/>
+      <w:lvlJc w:val="right"/>
+      <w:pPr>
+        <w:ind w:left="2160" w:hanging="180"/>
+      </w:pPr>
+    </w:lvl>
+    <w:lvl w:ilvl="3" w:tplc="3C09000F" w:tentative="1">
+      <w:start w:val="1"/>
+      <w:numFmt w:val="decimal"/>
+      <w:lvlText w:val="%4."/>
+      <w:lvlJc w:val="left"/>
+      <w:pPr>
+        <w:ind w:left="2880" w:hanging="360"/>
+      </w:pPr>
+    </w:lvl>
+    <w:lvl w:ilvl="4" w:tplc="3C090019" w:tentative="1">
+      <w:start w:val="1"/>
+      <w:numFmt w:val="lowerLetter"/>
+      <w:lvlText w:val="%5."/>
+      <w:lvlJc w:val="left"/>
+      <w:pPr>
+        <w:ind w:left="3600" w:hanging="360"/>
+      </w:pPr>
+    </w:lvl>
+    <w:lvl w:ilvl="5" w:tplc="3C09001B" w:tentative="1">
+      <w:start w:val="1"/>
+      <w:numFmt w:val="lowerRoman"/>
+      <w:lvlText w:val="%6."/>
+      <w:lvlJc w:val="right"/>
+      <w:pPr>
+        <w:ind w:left="4320" w:hanging="180"/>
+      </w:pPr>
+    </w:lvl>
+    <w:lvl w:ilvl="6" w:tplc="3C09000F" w:tentative="1">
+      <w:start w:val="1"/>
+      <w:numFmt w:val="decimal"/>
+      <w:lvlText w:val="%7."/>
+      <w:lvlJc w:val="left"/>
+      <w:pPr>
+        <w:ind w:left="5040" w:hanging="360"/>
+      </w:pPr>
+    </w:lvl>
+    <w:lvl w:ilvl="7" w:tplc="3C090019" w:tentative="1">
+      <w:start w:val="1"/>
+      <w:numFmt w:val="lowerLetter"/>
+      <w:lvlText w:val="%8."/>
+      <w:lvlJc w:val="left"/>
+      <w:pPr>
+        <w:ind w:left="5760" w:hanging="360"/>
+      </w:pPr>
+    </w:lvl>
+    <w:lvl w:ilvl="8" w:tplc="3C09001B" w:tentative="1">
+      <w:start w:val="1"/>
+      <w:numFmt w:val="lowerRoman"/>
+      <w:lvlText w:val="%9."/>
+      <w:lvlJc w:val="right"/>
+      <w:pPr>
+        <w:ind w:left="6480" w:hanging="180"/>
+      </w:pPr>
+    </w:lvl>
+  </w:abstractNum>
+  <w:abstractNum w:abstractNumId="4" w15:restartNumberingAfterBreak="0">
+    <w:nsid w:val="2BD8292A"/>
+    <w:multiLevelType w:val="multilevel"/>
+    <w:tmpl w:val="C194F82E"/>
+    <w:lvl w:ilvl="0">
+      <w:start w:val="1"/>
+      <w:numFmt w:val="bullet"/>
+      <w:lvlText w:val=""/>
+      <w:lvlJc w:val="left"/>
+      <w:pPr>
+        <w:tabs>
+          <w:tab w:val="num" w:pos="720"/>
+        </w:tabs>
+        <w:ind w:left="720" w:hanging="360"/>
+      </w:pPr>
+      <w:rPr>
+        <w:rFonts w:ascii="Symbol" w:hAnsi="Symbol" w:hint="default"/>
+        <w:sz w:val="20"/>
+      </w:rPr>
+    </w:lvl>
+    <w:lvl w:ilvl="1" w:tentative="1">
+      <w:start w:val="1"/>
+      <w:numFmt w:val="bullet"/>
+      <w:lvlText w:val="o"/>
+      <w:lvlJc w:val="left"/>
+      <w:pPr>
+        <w:tabs>
+          <w:tab w:val="num" w:pos="1440"/>
+        </w:tabs>
+        <w:ind w:left="1440" w:hanging="360"/>
+      </w:pPr>
+      <w:rPr>
+        <w:rFonts w:ascii="Courier New" w:hAnsi="Courier New" w:hint="default"/>
+        <w:sz w:val="20"/>
+      </w:rPr>
+    </w:lvl>
+    <w:lvl w:ilvl="2" w:tentative="1">
+      <w:start w:val="1"/>
+      <w:numFmt w:val="bullet"/>
+      <w:lvlText w:val=""/>
+      <w:lvlJc w:val="left"/>
+      <w:pPr>
+        <w:tabs>
+          <w:tab w:val="num" w:pos="2160"/>
+        </w:tabs>
+        <w:ind w:left="2160" w:hanging="360"/>
+      </w:pPr>
+      <w:rPr>
+        <w:rFonts w:ascii="Wingdings" w:hAnsi="Wingdings" w:hint="default"/>
+        <w:sz w:val="20"/>
+      </w:rPr>
+    </w:lvl>
+    <w:lvl w:ilvl="3" w:tentative="1">
+      <w:start w:val="1"/>
+      <w:numFmt w:val="bullet"/>
+      <w:lvlText w:val=""/>
+      <w:lvlJc w:val="left"/>
+      <w:pPr>
+        <w:tabs>
+          <w:tab w:val="num" w:pos="2880"/>
+        </w:tabs>
+        <w:ind w:left="2880" w:hanging="360"/>
+      </w:pPr>
+      <w:rPr>
+        <w:rFonts w:ascii="Wingdings" w:hAnsi="Wingdings" w:hint="default"/>
+        <w:sz w:val="20"/>
+      </w:rPr>
+    </w:lvl>
+    <w:lvl w:ilvl="4" w:tentative="1">
+      <w:start w:val="1"/>
+      <w:numFmt w:val="bullet"/>
+      <w:lvlText w:val=""/>
+      <w:lvlJc w:val="left"/>
+      <w:pPr>
+        <w:tabs>
+          <w:tab w:val="num" w:pos="3600"/>
+        </w:tabs>
+        <w:ind w:left="3600" w:hanging="360"/>
+      </w:pPr>
+      <w:rPr>
+        <w:rFonts w:ascii="Wingdings" w:hAnsi="Wingdings" w:hint="default"/>
+        <w:sz w:val="20"/>
+      </w:rPr>
+    </w:lvl>
+    <w:lvl w:ilvl="5" w:tentative="1">
+      <w:start w:val="1"/>
+      <w:numFmt w:val="bullet"/>
+      <w:lvlText w:val=""/>
+      <w:lvlJc w:val="left"/>
+      <w:pPr>
+        <w:tabs>
+          <w:tab w:val="num" w:pos="4320"/>
+        </w:tabs>
+        <w:ind w:left="4320" w:hanging="360"/>
+      </w:pPr>
+      <w:rPr>
+        <w:rFonts w:ascii="Wingdings" w:hAnsi="Wingdings" w:hint="default"/>
+        <w:sz w:val="20"/>
+      </w:rPr>
+    </w:lvl>
+    <w:lvl w:ilvl="6" w:tentative="1">
+      <w:start w:val="1"/>
+      <w:numFmt w:val="bullet"/>
+      <w:lvlText w:val=""/>
+      <w:lvlJc w:val="left"/>
+      <w:pPr>
+        <w:tabs>
+          <w:tab w:val="num" w:pos="5040"/>
+        </w:tabs>
+        <w:ind w:left="5040" w:hanging="360"/>
+      </w:pPr>
+      <w:rPr>
+        <w:rFonts w:ascii="Wingdings" w:hAnsi="Wingdings" w:hint="default"/>
+        <w:sz w:val="20"/>
+      </w:rPr>
+    </w:lvl>
+    <w:lvl w:ilvl="7" w:tentative="1">
+      <w:start w:val="1"/>
+      <w:numFmt w:val="bullet"/>
+      <w:lvlText w:val=""/>
+      <w:lvlJc w:val="left"/>
+      <w:pPr>
+        <w:tabs>
+          <w:tab w:val="num" w:pos="5760"/>
+        </w:tabs>
+        <w:ind w:left="5760" w:hanging="360"/>
+      </w:pPr>
+      <w:rPr>
+        <w:rFonts w:ascii="Wingdings" w:hAnsi="Wingdings" w:hint="default"/>
+        <w:sz w:val="20"/>
+      </w:rPr>
+    </w:lvl>
+    <w:lvl w:ilvl="8" w:tentative="1">
+      <w:start w:val="1"/>
+      <w:numFmt w:val="bullet"/>
+      <w:lvlText w:val=""/>
+      <w:lvlJc w:val="left"/>
+      <w:pPr>
+        <w:tabs>
+          <w:tab w:val="num" w:pos="6480"/>
+        </w:tabs>
+        <w:ind w:left="6480" w:hanging="360"/>
+      </w:pPr>
+      <w:rPr>
+        <w:rFonts w:ascii="Wingdings" w:hAnsi="Wingdings" w:hint="default"/>
+        <w:sz w:val="20"/>
+      </w:rPr>
+    </w:lvl>
+  </w:abstractNum>
+  <w:abstractNum w:abstractNumId="5" w15:restartNumberingAfterBreak="0">
     <w:nsid w:val="3E3C33A9"/>
     <w:multiLevelType w:val="hybridMultilevel"/>
     <w:tmpl w:val="14EC297A"/>
@@ -2394,7 +6856,720 @@
       </w:pPr>
     </w:lvl>
   </w:abstractNum>
-  <w:abstractNum w:abstractNumId="3" w15:restartNumberingAfterBreak="0">
+  <w:abstractNum w:abstractNumId="6" w15:restartNumberingAfterBreak="0">
+    <w:nsid w:val="3FD22546"/>
+    <w:multiLevelType w:val="hybridMultilevel"/>
+    <w:tmpl w:val="E72AC3A4"/>
+    <w:lvl w:ilvl="0" w:tplc="E9FAC898">
+      <w:numFmt w:val="bullet"/>
+      <w:lvlText w:val="-"/>
+      <w:lvlJc w:val="left"/>
+      <w:pPr>
+        <w:ind w:left="720" w:hanging="360"/>
+      </w:pPr>
+      <w:rPr>
+        <w:rFonts w:ascii="Aptos" w:eastAsiaTheme="minorHAnsi" w:hAnsi="Aptos" w:cstheme="minorBidi" w:hint="default"/>
+      </w:rPr>
+    </w:lvl>
+    <w:lvl w:ilvl="1" w:tplc="3C090003" w:tentative="1">
+      <w:start w:val="1"/>
+      <w:numFmt w:val="bullet"/>
+      <w:lvlText w:val="o"/>
+      <w:lvlJc w:val="left"/>
+      <w:pPr>
+        <w:ind w:left="1440" w:hanging="360"/>
+      </w:pPr>
+      <w:rPr>
+        <w:rFonts w:ascii="Courier New" w:hAnsi="Courier New" w:cs="Courier New" w:hint="default"/>
+      </w:rPr>
+    </w:lvl>
+    <w:lvl w:ilvl="2" w:tplc="3C090005" w:tentative="1">
+      <w:start w:val="1"/>
+      <w:numFmt w:val="bullet"/>
+      <w:lvlText w:val=""/>
+      <w:lvlJc w:val="left"/>
+      <w:pPr>
+        <w:ind w:left="2160" w:hanging="360"/>
+      </w:pPr>
+      <w:rPr>
+        <w:rFonts w:ascii="Wingdings" w:hAnsi="Wingdings" w:hint="default"/>
+      </w:rPr>
+    </w:lvl>
+    <w:lvl w:ilvl="3" w:tplc="3C090001" w:tentative="1">
+      <w:start w:val="1"/>
+      <w:numFmt w:val="bullet"/>
+      <w:lvlText w:val=""/>
+      <w:lvlJc w:val="left"/>
+      <w:pPr>
+        <w:ind w:left="2880" w:hanging="360"/>
+      </w:pPr>
+      <w:rPr>
+        <w:rFonts w:ascii="Symbol" w:hAnsi="Symbol" w:hint="default"/>
+      </w:rPr>
+    </w:lvl>
+    <w:lvl w:ilvl="4" w:tplc="3C090003" w:tentative="1">
+      <w:start w:val="1"/>
+      <w:numFmt w:val="bullet"/>
+      <w:lvlText w:val="o"/>
+      <w:lvlJc w:val="left"/>
+      <w:pPr>
+        <w:ind w:left="3600" w:hanging="360"/>
+      </w:pPr>
+      <w:rPr>
+        <w:rFonts w:ascii="Courier New" w:hAnsi="Courier New" w:cs="Courier New" w:hint="default"/>
+      </w:rPr>
+    </w:lvl>
+    <w:lvl w:ilvl="5" w:tplc="3C090005" w:tentative="1">
+      <w:start w:val="1"/>
+      <w:numFmt w:val="bullet"/>
+      <w:lvlText w:val=""/>
+      <w:lvlJc w:val="left"/>
+      <w:pPr>
+        <w:ind w:left="4320" w:hanging="360"/>
+      </w:pPr>
+      <w:rPr>
+        <w:rFonts w:ascii="Wingdings" w:hAnsi="Wingdings" w:hint="default"/>
+      </w:rPr>
+    </w:lvl>
+    <w:lvl w:ilvl="6" w:tplc="3C090001" w:tentative="1">
+      <w:start w:val="1"/>
+      <w:numFmt w:val="bullet"/>
+      <w:lvlText w:val=""/>
+      <w:lvlJc w:val="left"/>
+      <w:pPr>
+        <w:ind w:left="5040" w:hanging="360"/>
+      </w:pPr>
+      <w:rPr>
+        <w:rFonts w:ascii="Symbol" w:hAnsi="Symbol" w:hint="default"/>
+      </w:rPr>
+    </w:lvl>
+    <w:lvl w:ilvl="7" w:tplc="3C090003" w:tentative="1">
+      <w:start w:val="1"/>
+      <w:numFmt w:val="bullet"/>
+      <w:lvlText w:val="o"/>
+      <w:lvlJc w:val="left"/>
+      <w:pPr>
+        <w:ind w:left="5760" w:hanging="360"/>
+      </w:pPr>
+      <w:rPr>
+        <w:rFonts w:ascii="Courier New" w:hAnsi="Courier New" w:cs="Courier New" w:hint="default"/>
+      </w:rPr>
+    </w:lvl>
+    <w:lvl w:ilvl="8" w:tplc="3C090005" w:tentative="1">
+      <w:start w:val="1"/>
+      <w:numFmt w:val="bullet"/>
+      <w:lvlText w:val=""/>
+      <w:lvlJc w:val="left"/>
+      <w:pPr>
+        <w:ind w:left="6480" w:hanging="360"/>
+      </w:pPr>
+      <w:rPr>
+        <w:rFonts w:ascii="Wingdings" w:hAnsi="Wingdings" w:hint="default"/>
+      </w:rPr>
+    </w:lvl>
+  </w:abstractNum>
+  <w:abstractNum w:abstractNumId="7" w15:restartNumberingAfterBreak="0">
+    <w:nsid w:val="413307B8"/>
+    <w:multiLevelType w:val="multilevel"/>
+    <w:tmpl w:val="8B2A6BBC"/>
+    <w:lvl w:ilvl="0">
+      <w:start w:val="1"/>
+      <w:numFmt w:val="bullet"/>
+      <w:lvlText w:val=""/>
+      <w:lvlJc w:val="left"/>
+      <w:pPr>
+        <w:tabs>
+          <w:tab w:val="num" w:pos="720"/>
+        </w:tabs>
+        <w:ind w:left="720" w:hanging="360"/>
+      </w:pPr>
+      <w:rPr>
+        <w:rFonts w:ascii="Symbol" w:hAnsi="Symbol" w:hint="default"/>
+        <w:sz w:val="20"/>
+      </w:rPr>
+    </w:lvl>
+    <w:lvl w:ilvl="1" w:tentative="1">
+      <w:start w:val="1"/>
+      <w:numFmt w:val="bullet"/>
+      <w:lvlText w:val="o"/>
+      <w:lvlJc w:val="left"/>
+      <w:pPr>
+        <w:tabs>
+          <w:tab w:val="num" w:pos="1440"/>
+        </w:tabs>
+        <w:ind w:left="1440" w:hanging="360"/>
+      </w:pPr>
+      <w:rPr>
+        <w:rFonts w:ascii="Courier New" w:hAnsi="Courier New" w:hint="default"/>
+        <w:sz w:val="20"/>
+      </w:rPr>
+    </w:lvl>
+    <w:lvl w:ilvl="2" w:tentative="1">
+      <w:start w:val="1"/>
+      <w:numFmt w:val="bullet"/>
+      <w:lvlText w:val=""/>
+      <w:lvlJc w:val="left"/>
+      <w:pPr>
+        <w:tabs>
+          <w:tab w:val="num" w:pos="2160"/>
+        </w:tabs>
+        <w:ind w:left="2160" w:hanging="360"/>
+      </w:pPr>
+      <w:rPr>
+        <w:rFonts w:ascii="Wingdings" w:hAnsi="Wingdings" w:hint="default"/>
+        <w:sz w:val="20"/>
+      </w:rPr>
+    </w:lvl>
+    <w:lvl w:ilvl="3" w:tentative="1">
+      <w:start w:val="1"/>
+      <w:numFmt w:val="bullet"/>
+      <w:lvlText w:val=""/>
+      <w:lvlJc w:val="left"/>
+      <w:pPr>
+        <w:tabs>
+          <w:tab w:val="num" w:pos="2880"/>
+        </w:tabs>
+        <w:ind w:left="2880" w:hanging="360"/>
+      </w:pPr>
+      <w:rPr>
+        <w:rFonts w:ascii="Wingdings" w:hAnsi="Wingdings" w:hint="default"/>
+        <w:sz w:val="20"/>
+      </w:rPr>
+    </w:lvl>
+    <w:lvl w:ilvl="4" w:tentative="1">
+      <w:start w:val="1"/>
+      <w:numFmt w:val="bullet"/>
+      <w:lvlText w:val=""/>
+      <w:lvlJc w:val="left"/>
+      <w:pPr>
+        <w:tabs>
+          <w:tab w:val="num" w:pos="3600"/>
+        </w:tabs>
+        <w:ind w:left="3600" w:hanging="360"/>
+      </w:pPr>
+      <w:rPr>
+        <w:rFonts w:ascii="Wingdings" w:hAnsi="Wingdings" w:hint="default"/>
+        <w:sz w:val="20"/>
+      </w:rPr>
+    </w:lvl>
+    <w:lvl w:ilvl="5" w:tentative="1">
+      <w:start w:val="1"/>
+      <w:numFmt w:val="bullet"/>
+      <w:lvlText w:val=""/>
+      <w:lvlJc w:val="left"/>
+      <w:pPr>
+        <w:tabs>
+          <w:tab w:val="num" w:pos="4320"/>
+        </w:tabs>
+        <w:ind w:left="4320" w:hanging="360"/>
+      </w:pPr>
+      <w:rPr>
+        <w:rFonts w:ascii="Wingdings" w:hAnsi="Wingdings" w:hint="default"/>
+        <w:sz w:val="20"/>
+      </w:rPr>
+    </w:lvl>
+    <w:lvl w:ilvl="6" w:tentative="1">
+      <w:start w:val="1"/>
+      <w:numFmt w:val="bullet"/>
+      <w:lvlText w:val=""/>
+      <w:lvlJc w:val="left"/>
+      <w:pPr>
+        <w:tabs>
+          <w:tab w:val="num" w:pos="5040"/>
+        </w:tabs>
+        <w:ind w:left="5040" w:hanging="360"/>
+      </w:pPr>
+      <w:rPr>
+        <w:rFonts w:ascii="Wingdings" w:hAnsi="Wingdings" w:hint="default"/>
+        <w:sz w:val="20"/>
+      </w:rPr>
+    </w:lvl>
+    <w:lvl w:ilvl="7" w:tentative="1">
+      <w:start w:val="1"/>
+      <w:numFmt w:val="bullet"/>
+      <w:lvlText w:val=""/>
+      <w:lvlJc w:val="left"/>
+      <w:pPr>
+        <w:tabs>
+          <w:tab w:val="num" w:pos="5760"/>
+        </w:tabs>
+        <w:ind w:left="5760" w:hanging="360"/>
+      </w:pPr>
+      <w:rPr>
+        <w:rFonts w:ascii="Wingdings" w:hAnsi="Wingdings" w:hint="default"/>
+        <w:sz w:val="20"/>
+      </w:rPr>
+    </w:lvl>
+    <w:lvl w:ilvl="8" w:tentative="1">
+      <w:start w:val="1"/>
+      <w:numFmt w:val="bullet"/>
+      <w:lvlText w:val=""/>
+      <w:lvlJc w:val="left"/>
+      <w:pPr>
+        <w:tabs>
+          <w:tab w:val="num" w:pos="6480"/>
+        </w:tabs>
+        <w:ind w:left="6480" w:hanging="360"/>
+      </w:pPr>
+      <w:rPr>
+        <w:rFonts w:ascii="Wingdings" w:hAnsi="Wingdings" w:hint="default"/>
+        <w:sz w:val="20"/>
+      </w:rPr>
+    </w:lvl>
+  </w:abstractNum>
+  <w:abstractNum w:abstractNumId="8" w15:restartNumberingAfterBreak="0">
+    <w:nsid w:val="48355122"/>
+    <w:multiLevelType w:val="hybridMultilevel"/>
+    <w:tmpl w:val="7E446716"/>
+    <w:lvl w:ilvl="0" w:tplc="3C090001">
+      <w:start w:val="1"/>
+      <w:numFmt w:val="bullet"/>
+      <w:lvlText w:val=""/>
+      <w:lvlJc w:val="left"/>
+      <w:pPr>
+        <w:ind w:left="720" w:hanging="360"/>
+      </w:pPr>
+      <w:rPr>
+        <w:rFonts w:ascii="Symbol" w:hAnsi="Symbol" w:hint="default"/>
+      </w:rPr>
+    </w:lvl>
+    <w:lvl w:ilvl="1" w:tplc="3C090003" w:tentative="1">
+      <w:start w:val="1"/>
+      <w:numFmt w:val="bullet"/>
+      <w:lvlText w:val="o"/>
+      <w:lvlJc w:val="left"/>
+      <w:pPr>
+        <w:ind w:left="1440" w:hanging="360"/>
+      </w:pPr>
+      <w:rPr>
+        <w:rFonts w:ascii="Courier New" w:hAnsi="Courier New" w:cs="Courier New" w:hint="default"/>
+      </w:rPr>
+    </w:lvl>
+    <w:lvl w:ilvl="2" w:tplc="3C090005" w:tentative="1">
+      <w:start w:val="1"/>
+      <w:numFmt w:val="bullet"/>
+      <w:lvlText w:val=""/>
+      <w:lvlJc w:val="left"/>
+      <w:pPr>
+        <w:ind w:left="2160" w:hanging="360"/>
+      </w:pPr>
+      <w:rPr>
+        <w:rFonts w:ascii="Wingdings" w:hAnsi="Wingdings" w:hint="default"/>
+      </w:rPr>
+    </w:lvl>
+    <w:lvl w:ilvl="3" w:tplc="3C090001" w:tentative="1">
+      <w:start w:val="1"/>
+      <w:numFmt w:val="bullet"/>
+      <w:lvlText w:val=""/>
+      <w:lvlJc w:val="left"/>
+      <w:pPr>
+        <w:ind w:left="2880" w:hanging="360"/>
+      </w:pPr>
+      <w:rPr>
+        <w:rFonts w:ascii="Symbol" w:hAnsi="Symbol" w:hint="default"/>
+      </w:rPr>
+    </w:lvl>
+    <w:lvl w:ilvl="4" w:tplc="3C090003" w:tentative="1">
+      <w:start w:val="1"/>
+      <w:numFmt w:val="bullet"/>
+      <w:lvlText w:val="o"/>
+      <w:lvlJc w:val="left"/>
+      <w:pPr>
+        <w:ind w:left="3600" w:hanging="360"/>
+      </w:pPr>
+      <w:rPr>
+        <w:rFonts w:ascii="Courier New" w:hAnsi="Courier New" w:cs="Courier New" w:hint="default"/>
+      </w:rPr>
+    </w:lvl>
+    <w:lvl w:ilvl="5" w:tplc="3C090005" w:tentative="1">
+      <w:start w:val="1"/>
+      <w:numFmt w:val="bullet"/>
+      <w:lvlText w:val=""/>
+      <w:lvlJc w:val="left"/>
+      <w:pPr>
+        <w:ind w:left="4320" w:hanging="360"/>
+      </w:pPr>
+      <w:rPr>
+        <w:rFonts w:ascii="Wingdings" w:hAnsi="Wingdings" w:hint="default"/>
+      </w:rPr>
+    </w:lvl>
+    <w:lvl w:ilvl="6" w:tplc="3C090001" w:tentative="1">
+      <w:start w:val="1"/>
+      <w:numFmt w:val="bullet"/>
+      <w:lvlText w:val=""/>
+      <w:lvlJc w:val="left"/>
+      <w:pPr>
+        <w:ind w:left="5040" w:hanging="360"/>
+      </w:pPr>
+      <w:rPr>
+        <w:rFonts w:ascii="Symbol" w:hAnsi="Symbol" w:hint="default"/>
+      </w:rPr>
+    </w:lvl>
+    <w:lvl w:ilvl="7" w:tplc="3C090003" w:tentative="1">
+      <w:start w:val="1"/>
+      <w:numFmt w:val="bullet"/>
+      <w:lvlText w:val="o"/>
+      <w:lvlJc w:val="left"/>
+      <w:pPr>
+        <w:ind w:left="5760" w:hanging="360"/>
+      </w:pPr>
+      <w:rPr>
+        <w:rFonts w:ascii="Courier New" w:hAnsi="Courier New" w:cs="Courier New" w:hint="default"/>
+      </w:rPr>
+    </w:lvl>
+    <w:lvl w:ilvl="8" w:tplc="3C090005" w:tentative="1">
+      <w:start w:val="1"/>
+      <w:numFmt w:val="bullet"/>
+      <w:lvlText w:val=""/>
+      <w:lvlJc w:val="left"/>
+      <w:pPr>
+        <w:ind w:left="6480" w:hanging="360"/>
+      </w:pPr>
+      <w:rPr>
+        <w:rFonts w:ascii="Wingdings" w:hAnsi="Wingdings" w:hint="default"/>
+      </w:rPr>
+    </w:lvl>
+  </w:abstractNum>
+  <w:abstractNum w:abstractNumId="9" w15:restartNumberingAfterBreak="0">
+    <w:nsid w:val="499F16CF"/>
+    <w:multiLevelType w:val="multilevel"/>
+    <w:tmpl w:val="7362E156"/>
+    <w:lvl w:ilvl="0">
+      <w:start w:val="1"/>
+      <w:numFmt w:val="decimal"/>
+      <w:lvlText w:val="%1."/>
+      <w:lvlJc w:val="left"/>
+      <w:pPr>
+        <w:tabs>
+          <w:tab w:val="num" w:pos="720"/>
+        </w:tabs>
+        <w:ind w:left="720" w:hanging="360"/>
+      </w:pPr>
+    </w:lvl>
+    <w:lvl w:ilvl="1" w:tentative="1">
+      <w:start w:val="1"/>
+      <w:numFmt w:val="decimal"/>
+      <w:lvlText w:val="%2."/>
+      <w:lvlJc w:val="left"/>
+      <w:pPr>
+        <w:tabs>
+          <w:tab w:val="num" w:pos="1440"/>
+        </w:tabs>
+        <w:ind w:left="1440" w:hanging="360"/>
+      </w:pPr>
+    </w:lvl>
+    <w:lvl w:ilvl="2" w:tentative="1">
+      <w:start w:val="1"/>
+      <w:numFmt w:val="decimal"/>
+      <w:lvlText w:val="%3."/>
+      <w:lvlJc w:val="left"/>
+      <w:pPr>
+        <w:tabs>
+          <w:tab w:val="num" w:pos="2160"/>
+        </w:tabs>
+        <w:ind w:left="2160" w:hanging="360"/>
+      </w:pPr>
+    </w:lvl>
+    <w:lvl w:ilvl="3" w:tentative="1">
+      <w:start w:val="1"/>
+      <w:numFmt w:val="decimal"/>
+      <w:lvlText w:val="%4."/>
+      <w:lvlJc w:val="left"/>
+      <w:pPr>
+        <w:tabs>
+          <w:tab w:val="num" w:pos="2880"/>
+        </w:tabs>
+        <w:ind w:left="2880" w:hanging="360"/>
+      </w:pPr>
+    </w:lvl>
+    <w:lvl w:ilvl="4" w:tentative="1">
+      <w:start w:val="1"/>
+      <w:numFmt w:val="decimal"/>
+      <w:lvlText w:val="%5."/>
+      <w:lvlJc w:val="left"/>
+      <w:pPr>
+        <w:tabs>
+          <w:tab w:val="num" w:pos="3600"/>
+        </w:tabs>
+        <w:ind w:left="3600" w:hanging="360"/>
+      </w:pPr>
+    </w:lvl>
+    <w:lvl w:ilvl="5" w:tentative="1">
+      <w:start w:val="1"/>
+      <w:numFmt w:val="decimal"/>
+      <w:lvlText w:val="%6."/>
+      <w:lvlJc w:val="left"/>
+      <w:pPr>
+        <w:tabs>
+          <w:tab w:val="num" w:pos="4320"/>
+        </w:tabs>
+        <w:ind w:left="4320" w:hanging="360"/>
+      </w:pPr>
+    </w:lvl>
+    <w:lvl w:ilvl="6" w:tentative="1">
+      <w:start w:val="1"/>
+      <w:numFmt w:val="decimal"/>
+      <w:lvlText w:val="%7."/>
+      <w:lvlJc w:val="left"/>
+      <w:pPr>
+        <w:tabs>
+          <w:tab w:val="num" w:pos="5040"/>
+        </w:tabs>
+        <w:ind w:left="5040" w:hanging="360"/>
+      </w:pPr>
+    </w:lvl>
+    <w:lvl w:ilvl="7" w:tentative="1">
+      <w:start w:val="1"/>
+      <w:numFmt w:val="decimal"/>
+      <w:lvlText w:val="%8."/>
+      <w:lvlJc w:val="left"/>
+      <w:pPr>
+        <w:tabs>
+          <w:tab w:val="num" w:pos="5760"/>
+        </w:tabs>
+        <w:ind w:left="5760" w:hanging="360"/>
+      </w:pPr>
+    </w:lvl>
+    <w:lvl w:ilvl="8" w:tentative="1">
+      <w:start w:val="1"/>
+      <w:numFmt w:val="decimal"/>
+      <w:lvlText w:val="%9."/>
+      <w:lvlJc w:val="left"/>
+      <w:pPr>
+        <w:tabs>
+          <w:tab w:val="num" w:pos="6480"/>
+        </w:tabs>
+        <w:ind w:left="6480" w:hanging="360"/>
+      </w:pPr>
+    </w:lvl>
+  </w:abstractNum>
+  <w:abstractNum w:abstractNumId="10" w15:restartNumberingAfterBreak="0">
+    <w:nsid w:val="49B9733D"/>
+    <w:multiLevelType w:val="hybridMultilevel"/>
+    <w:tmpl w:val="644E8A4C"/>
+    <w:lvl w:ilvl="0" w:tplc="3C090001">
+      <w:start w:val="1"/>
+      <w:numFmt w:val="bullet"/>
+      <w:lvlText w:val=""/>
+      <w:lvlJc w:val="left"/>
+      <w:pPr>
+        <w:ind w:left="720" w:hanging="360"/>
+      </w:pPr>
+      <w:rPr>
+        <w:rFonts w:ascii="Symbol" w:hAnsi="Symbol" w:hint="default"/>
+      </w:rPr>
+    </w:lvl>
+    <w:lvl w:ilvl="1" w:tplc="3C090003" w:tentative="1">
+      <w:start w:val="1"/>
+      <w:numFmt w:val="bullet"/>
+      <w:lvlText w:val="o"/>
+      <w:lvlJc w:val="left"/>
+      <w:pPr>
+        <w:ind w:left="1440" w:hanging="360"/>
+      </w:pPr>
+      <w:rPr>
+        <w:rFonts w:ascii="Courier New" w:hAnsi="Courier New" w:cs="Courier New" w:hint="default"/>
+      </w:rPr>
+    </w:lvl>
+    <w:lvl w:ilvl="2" w:tplc="3C090005" w:tentative="1">
+      <w:start w:val="1"/>
+      <w:numFmt w:val="bullet"/>
+      <w:lvlText w:val=""/>
+      <w:lvlJc w:val="left"/>
+      <w:pPr>
+        <w:ind w:left="2160" w:hanging="360"/>
+      </w:pPr>
+      <w:rPr>
+        <w:rFonts w:ascii="Wingdings" w:hAnsi="Wingdings" w:hint="default"/>
+      </w:rPr>
+    </w:lvl>
+    <w:lvl w:ilvl="3" w:tplc="3C090001" w:tentative="1">
+      <w:start w:val="1"/>
+      <w:numFmt w:val="bullet"/>
+      <w:lvlText w:val=""/>
+      <w:lvlJc w:val="left"/>
+      <w:pPr>
+        <w:ind w:left="2880" w:hanging="360"/>
+      </w:pPr>
+      <w:rPr>
+        <w:rFonts w:ascii="Symbol" w:hAnsi="Symbol" w:hint="default"/>
+      </w:rPr>
+    </w:lvl>
+    <w:lvl w:ilvl="4" w:tplc="3C090003" w:tentative="1">
+      <w:start w:val="1"/>
+      <w:numFmt w:val="bullet"/>
+      <w:lvlText w:val="o"/>
+      <w:lvlJc w:val="left"/>
+      <w:pPr>
+        <w:ind w:left="3600" w:hanging="360"/>
+      </w:pPr>
+      <w:rPr>
+        <w:rFonts w:ascii="Courier New" w:hAnsi="Courier New" w:cs="Courier New" w:hint="default"/>
+      </w:rPr>
+    </w:lvl>
+    <w:lvl w:ilvl="5" w:tplc="3C090005" w:tentative="1">
+      <w:start w:val="1"/>
+      <w:numFmt w:val="bullet"/>
+      <w:lvlText w:val=""/>
+      <w:lvlJc w:val="left"/>
+      <w:pPr>
+        <w:ind w:left="4320" w:hanging="360"/>
+      </w:pPr>
+      <w:rPr>
+        <w:rFonts w:ascii="Wingdings" w:hAnsi="Wingdings" w:hint="default"/>
+      </w:rPr>
+    </w:lvl>
+    <w:lvl w:ilvl="6" w:tplc="3C090001" w:tentative="1">
+      <w:start w:val="1"/>
+      <w:numFmt w:val="bullet"/>
+      <w:lvlText w:val=""/>
+      <w:lvlJc w:val="left"/>
+      <w:pPr>
+        <w:ind w:left="5040" w:hanging="360"/>
+      </w:pPr>
+      <w:rPr>
+        <w:rFonts w:ascii="Symbol" w:hAnsi="Symbol" w:hint="default"/>
+      </w:rPr>
+    </w:lvl>
+    <w:lvl w:ilvl="7" w:tplc="3C090003" w:tentative="1">
+      <w:start w:val="1"/>
+      <w:numFmt w:val="bullet"/>
+      <w:lvlText w:val="o"/>
+      <w:lvlJc w:val="left"/>
+      <w:pPr>
+        <w:ind w:left="5760" w:hanging="360"/>
+      </w:pPr>
+      <w:rPr>
+        <w:rFonts w:ascii="Courier New" w:hAnsi="Courier New" w:cs="Courier New" w:hint="default"/>
+      </w:rPr>
+    </w:lvl>
+    <w:lvl w:ilvl="8" w:tplc="3C090005" w:tentative="1">
+      <w:start w:val="1"/>
+      <w:numFmt w:val="bullet"/>
+      <w:lvlText w:val=""/>
+      <w:lvlJc w:val="left"/>
+      <w:pPr>
+        <w:ind w:left="6480" w:hanging="360"/>
+      </w:pPr>
+      <w:rPr>
+        <w:rFonts w:ascii="Wingdings" w:hAnsi="Wingdings" w:hint="default"/>
+      </w:rPr>
+    </w:lvl>
+  </w:abstractNum>
+  <w:abstractNum w:abstractNumId="11" w15:restartNumberingAfterBreak="0">
+    <w:nsid w:val="5A692C50"/>
+    <w:multiLevelType w:val="hybridMultilevel"/>
+    <w:tmpl w:val="166A2E86"/>
+    <w:lvl w:ilvl="0" w:tplc="3C090001">
+      <w:start w:val="1"/>
+      <w:numFmt w:val="bullet"/>
+      <w:lvlText w:val=""/>
+      <w:lvlJc w:val="left"/>
+      <w:pPr>
+        <w:ind w:left="720" w:hanging="360"/>
+      </w:pPr>
+      <w:rPr>
+        <w:rFonts w:ascii="Symbol" w:hAnsi="Symbol" w:hint="default"/>
+      </w:rPr>
+    </w:lvl>
+    <w:lvl w:ilvl="1" w:tplc="3C090003" w:tentative="1">
+      <w:start w:val="1"/>
+      <w:numFmt w:val="bullet"/>
+      <w:lvlText w:val="o"/>
+      <w:lvlJc w:val="left"/>
+      <w:pPr>
+        <w:ind w:left="1440" w:hanging="360"/>
+      </w:pPr>
+      <w:rPr>
+        <w:rFonts w:ascii="Courier New" w:hAnsi="Courier New" w:cs="Courier New" w:hint="default"/>
+      </w:rPr>
+    </w:lvl>
+    <w:lvl w:ilvl="2" w:tplc="3C090005" w:tentative="1">
+      <w:start w:val="1"/>
+      <w:numFmt w:val="bullet"/>
+      <w:lvlText w:val=""/>
+      <w:lvlJc w:val="left"/>
+      <w:pPr>
+        <w:ind w:left="2160" w:hanging="360"/>
+      </w:pPr>
+      <w:rPr>
+        <w:rFonts w:ascii="Wingdings" w:hAnsi="Wingdings" w:hint="default"/>
+      </w:rPr>
+    </w:lvl>
+    <w:lvl w:ilvl="3" w:tplc="3C090001" w:tentative="1">
+      <w:start w:val="1"/>
+      <w:numFmt w:val="bullet"/>
+      <w:lvlText w:val=""/>
+      <w:lvlJc w:val="left"/>
+      <w:pPr>
+        <w:ind w:left="2880" w:hanging="360"/>
+      </w:pPr>
+      <w:rPr>
+        <w:rFonts w:ascii="Symbol" w:hAnsi="Symbol" w:hint="default"/>
+      </w:rPr>
+    </w:lvl>
+    <w:lvl w:ilvl="4" w:tplc="3C090003" w:tentative="1">
+      <w:start w:val="1"/>
+      <w:numFmt w:val="bullet"/>
+      <w:lvlText w:val="o"/>
+      <w:lvlJc w:val="left"/>
+      <w:pPr>
+        <w:ind w:left="3600" w:hanging="360"/>
+      </w:pPr>
+      <w:rPr>
+        <w:rFonts w:ascii="Courier New" w:hAnsi="Courier New" w:cs="Courier New" w:hint="default"/>
+      </w:rPr>
+    </w:lvl>
+    <w:lvl w:ilvl="5" w:tplc="3C090005" w:tentative="1">
+      <w:start w:val="1"/>
+      <w:numFmt w:val="bullet"/>
+      <w:lvlText w:val=""/>
+      <w:lvlJc w:val="left"/>
+      <w:pPr>
+        <w:ind w:left="4320" w:hanging="360"/>
+      </w:pPr>
+      <w:rPr>
+        <w:rFonts w:ascii="Wingdings" w:hAnsi="Wingdings" w:hint="default"/>
+      </w:rPr>
+    </w:lvl>
+    <w:lvl w:ilvl="6" w:tplc="3C090001" w:tentative="1">
+      <w:start w:val="1"/>
+      <w:numFmt w:val="bullet"/>
+      <w:lvlText w:val=""/>
+      <w:lvlJc w:val="left"/>
+      <w:pPr>
+        <w:ind w:left="5040" w:hanging="360"/>
+      </w:pPr>
+      <w:rPr>
+        <w:rFonts w:ascii="Symbol" w:hAnsi="Symbol" w:hint="default"/>
+      </w:rPr>
+    </w:lvl>
+    <w:lvl w:ilvl="7" w:tplc="3C090003" w:tentative="1">
+      <w:start w:val="1"/>
+      <w:numFmt w:val="bullet"/>
+      <w:lvlText w:val="o"/>
+      <w:lvlJc w:val="left"/>
+      <w:pPr>
+        <w:ind w:left="5760" w:hanging="360"/>
+      </w:pPr>
+      <w:rPr>
+        <w:rFonts w:ascii="Courier New" w:hAnsi="Courier New" w:cs="Courier New" w:hint="default"/>
+      </w:rPr>
+    </w:lvl>
+    <w:lvl w:ilvl="8" w:tplc="3C090005" w:tentative="1">
+      <w:start w:val="1"/>
+      <w:numFmt w:val="bullet"/>
+      <w:lvlText w:val=""/>
+      <w:lvlJc w:val="left"/>
+      <w:pPr>
+        <w:ind w:left="6480" w:hanging="360"/>
+      </w:pPr>
+      <w:rPr>
+        <w:rFonts w:ascii="Wingdings" w:hAnsi="Wingdings" w:hint="default"/>
+      </w:rPr>
+    </w:lvl>
+  </w:abstractNum>
+  <w:abstractNum w:abstractNumId="12" w15:restartNumberingAfterBreak="0">
     <w:nsid w:val="5F5928E0"/>
     <w:multiLevelType w:val="hybridMultilevel"/>
     <w:tmpl w:val="34CA8302"/>
@@ -2483,17 +7658,276 @@
       </w:pPr>
     </w:lvl>
   </w:abstractNum>
+  <w:abstractNum w:abstractNumId="13" w15:restartNumberingAfterBreak="0">
+    <w:nsid w:val="62812D79"/>
+    <w:multiLevelType w:val="hybridMultilevel"/>
+    <w:tmpl w:val="8FDEBAF0"/>
+    <w:lvl w:ilvl="0" w:tplc="3C090001">
+      <w:start w:val="1"/>
+      <w:numFmt w:val="bullet"/>
+      <w:lvlText w:val=""/>
+      <w:lvlJc w:val="left"/>
+      <w:pPr>
+        <w:ind w:left="720" w:hanging="360"/>
+      </w:pPr>
+      <w:rPr>
+        <w:rFonts w:ascii="Symbol" w:hAnsi="Symbol" w:hint="default"/>
+      </w:rPr>
+    </w:lvl>
+    <w:lvl w:ilvl="1" w:tplc="3C090003" w:tentative="1">
+      <w:start w:val="1"/>
+      <w:numFmt w:val="bullet"/>
+      <w:lvlText w:val="o"/>
+      <w:lvlJc w:val="left"/>
+      <w:pPr>
+        <w:ind w:left="1440" w:hanging="360"/>
+      </w:pPr>
+      <w:rPr>
+        <w:rFonts w:ascii="Courier New" w:hAnsi="Courier New" w:cs="Courier New" w:hint="default"/>
+      </w:rPr>
+    </w:lvl>
+    <w:lvl w:ilvl="2" w:tplc="3C090005" w:tentative="1">
+      <w:start w:val="1"/>
+      <w:numFmt w:val="bullet"/>
+      <w:lvlText w:val=""/>
+      <w:lvlJc w:val="left"/>
+      <w:pPr>
+        <w:ind w:left="2160" w:hanging="360"/>
+      </w:pPr>
+      <w:rPr>
+        <w:rFonts w:ascii="Wingdings" w:hAnsi="Wingdings" w:hint="default"/>
+      </w:rPr>
+    </w:lvl>
+    <w:lvl w:ilvl="3" w:tplc="3C090001" w:tentative="1">
+      <w:start w:val="1"/>
+      <w:numFmt w:val="bullet"/>
+      <w:lvlText w:val=""/>
+      <w:lvlJc w:val="left"/>
+      <w:pPr>
+        <w:ind w:left="2880" w:hanging="360"/>
+      </w:pPr>
+      <w:rPr>
+        <w:rFonts w:ascii="Symbol" w:hAnsi="Symbol" w:hint="default"/>
+      </w:rPr>
+    </w:lvl>
+    <w:lvl w:ilvl="4" w:tplc="3C090003" w:tentative="1">
+      <w:start w:val="1"/>
+      <w:numFmt w:val="bullet"/>
+      <w:lvlText w:val="o"/>
+      <w:lvlJc w:val="left"/>
+      <w:pPr>
+        <w:ind w:left="3600" w:hanging="360"/>
+      </w:pPr>
+      <w:rPr>
+        <w:rFonts w:ascii="Courier New" w:hAnsi="Courier New" w:cs="Courier New" w:hint="default"/>
+      </w:rPr>
+    </w:lvl>
+    <w:lvl w:ilvl="5" w:tplc="3C090005" w:tentative="1">
+      <w:start w:val="1"/>
+      <w:numFmt w:val="bullet"/>
+      <w:lvlText w:val=""/>
+      <w:lvlJc w:val="left"/>
+      <w:pPr>
+        <w:ind w:left="4320" w:hanging="360"/>
+      </w:pPr>
+      <w:rPr>
+        <w:rFonts w:ascii="Wingdings" w:hAnsi="Wingdings" w:hint="default"/>
+      </w:rPr>
+    </w:lvl>
+    <w:lvl w:ilvl="6" w:tplc="3C090001" w:tentative="1">
+      <w:start w:val="1"/>
+      <w:numFmt w:val="bullet"/>
+      <w:lvlText w:val=""/>
+      <w:lvlJc w:val="left"/>
+      <w:pPr>
+        <w:ind w:left="5040" w:hanging="360"/>
+      </w:pPr>
+      <w:rPr>
+        <w:rFonts w:ascii="Symbol" w:hAnsi="Symbol" w:hint="default"/>
+      </w:rPr>
+    </w:lvl>
+    <w:lvl w:ilvl="7" w:tplc="3C090003" w:tentative="1">
+      <w:start w:val="1"/>
+      <w:numFmt w:val="bullet"/>
+      <w:lvlText w:val="o"/>
+      <w:lvlJc w:val="left"/>
+      <w:pPr>
+        <w:ind w:left="5760" w:hanging="360"/>
+      </w:pPr>
+      <w:rPr>
+        <w:rFonts w:ascii="Courier New" w:hAnsi="Courier New" w:cs="Courier New" w:hint="default"/>
+      </w:rPr>
+    </w:lvl>
+    <w:lvl w:ilvl="8" w:tplc="3C090005" w:tentative="1">
+      <w:start w:val="1"/>
+      <w:numFmt w:val="bullet"/>
+      <w:lvlText w:val=""/>
+      <w:lvlJc w:val="left"/>
+      <w:pPr>
+        <w:ind w:left="6480" w:hanging="360"/>
+      </w:pPr>
+      <w:rPr>
+        <w:rFonts w:ascii="Wingdings" w:hAnsi="Wingdings" w:hint="default"/>
+      </w:rPr>
+    </w:lvl>
+  </w:abstractNum>
+  <w:abstractNum w:abstractNumId="14" w15:restartNumberingAfterBreak="0">
+    <w:nsid w:val="7F873D75"/>
+    <w:multiLevelType w:val="multilevel"/>
+    <w:tmpl w:val="E6F4E224"/>
+    <w:lvl w:ilvl="0">
+      <w:start w:val="1"/>
+      <w:numFmt w:val="decimal"/>
+      <w:lvlText w:val="%1."/>
+      <w:lvlJc w:val="left"/>
+      <w:pPr>
+        <w:tabs>
+          <w:tab w:val="num" w:pos="720"/>
+        </w:tabs>
+        <w:ind w:left="720" w:hanging="360"/>
+      </w:pPr>
+    </w:lvl>
+    <w:lvl w:ilvl="1" w:tentative="1">
+      <w:start w:val="1"/>
+      <w:numFmt w:val="decimal"/>
+      <w:lvlText w:val="%2."/>
+      <w:lvlJc w:val="left"/>
+      <w:pPr>
+        <w:tabs>
+          <w:tab w:val="num" w:pos="1440"/>
+        </w:tabs>
+        <w:ind w:left="1440" w:hanging="360"/>
+      </w:pPr>
+    </w:lvl>
+    <w:lvl w:ilvl="2" w:tentative="1">
+      <w:start w:val="1"/>
+      <w:numFmt w:val="decimal"/>
+      <w:lvlText w:val="%3."/>
+      <w:lvlJc w:val="left"/>
+      <w:pPr>
+        <w:tabs>
+          <w:tab w:val="num" w:pos="2160"/>
+        </w:tabs>
+        <w:ind w:left="2160" w:hanging="360"/>
+      </w:pPr>
+    </w:lvl>
+    <w:lvl w:ilvl="3" w:tentative="1">
+      <w:start w:val="1"/>
+      <w:numFmt w:val="decimal"/>
+      <w:lvlText w:val="%4."/>
+      <w:lvlJc w:val="left"/>
+      <w:pPr>
+        <w:tabs>
+          <w:tab w:val="num" w:pos="2880"/>
+        </w:tabs>
+        <w:ind w:left="2880" w:hanging="360"/>
+      </w:pPr>
+    </w:lvl>
+    <w:lvl w:ilvl="4" w:tentative="1">
+      <w:start w:val="1"/>
+      <w:numFmt w:val="decimal"/>
+      <w:lvlText w:val="%5."/>
+      <w:lvlJc w:val="left"/>
+      <w:pPr>
+        <w:tabs>
+          <w:tab w:val="num" w:pos="3600"/>
+        </w:tabs>
+        <w:ind w:left="3600" w:hanging="360"/>
+      </w:pPr>
+    </w:lvl>
+    <w:lvl w:ilvl="5" w:tentative="1">
+      <w:start w:val="1"/>
+      <w:numFmt w:val="decimal"/>
+      <w:lvlText w:val="%6."/>
+      <w:lvlJc w:val="left"/>
+      <w:pPr>
+        <w:tabs>
+          <w:tab w:val="num" w:pos="4320"/>
+        </w:tabs>
+        <w:ind w:left="4320" w:hanging="360"/>
+      </w:pPr>
+    </w:lvl>
+    <w:lvl w:ilvl="6" w:tentative="1">
+      <w:start w:val="1"/>
+      <w:numFmt w:val="decimal"/>
+      <w:lvlText w:val="%7."/>
+      <w:lvlJc w:val="left"/>
+      <w:pPr>
+        <w:tabs>
+          <w:tab w:val="num" w:pos="5040"/>
+        </w:tabs>
+        <w:ind w:left="5040" w:hanging="360"/>
+      </w:pPr>
+    </w:lvl>
+    <w:lvl w:ilvl="7" w:tentative="1">
+      <w:start w:val="1"/>
+      <w:numFmt w:val="decimal"/>
+      <w:lvlText w:val="%8."/>
+      <w:lvlJc w:val="left"/>
+      <w:pPr>
+        <w:tabs>
+          <w:tab w:val="num" w:pos="5760"/>
+        </w:tabs>
+        <w:ind w:left="5760" w:hanging="360"/>
+      </w:pPr>
+    </w:lvl>
+    <w:lvl w:ilvl="8" w:tentative="1">
+      <w:start w:val="1"/>
+      <w:numFmt w:val="decimal"/>
+      <w:lvlText w:val="%9."/>
+      <w:lvlJc w:val="left"/>
+      <w:pPr>
+        <w:tabs>
+          <w:tab w:val="num" w:pos="6480"/>
+        </w:tabs>
+        <w:ind w:left="6480" w:hanging="360"/>
+      </w:pPr>
+    </w:lvl>
+  </w:abstractNum>
   <w:num w:numId="1" w16cid:durableId="870147820">
+    <w:abstractNumId w:val="5"/>
+  </w:num>
+  <w:num w:numId="2" w16cid:durableId="658577741">
     <w:abstractNumId w:val="2"/>
   </w:num>
-  <w:num w:numId="2" w16cid:durableId="658577741">
+  <w:num w:numId="3" w16cid:durableId="1165166178">
     <w:abstractNumId w:val="1"/>
   </w:num>
-  <w:num w:numId="3" w16cid:durableId="1165166178">
+  <w:num w:numId="4" w16cid:durableId="226381218">
+    <w:abstractNumId w:val="12"/>
+  </w:num>
+  <w:num w:numId="5" w16cid:durableId="767391297">
+    <w:abstractNumId w:val="11"/>
+  </w:num>
+  <w:num w:numId="6" w16cid:durableId="1406301954">
+    <w:abstractNumId w:val="10"/>
+  </w:num>
+  <w:num w:numId="7" w16cid:durableId="917598285">
+    <w:abstractNumId w:val="3"/>
+  </w:num>
+  <w:num w:numId="8" w16cid:durableId="575163582">
+    <w:abstractNumId w:val="9"/>
+  </w:num>
+  <w:num w:numId="9" w16cid:durableId="89670492">
+    <w:abstractNumId w:val="14"/>
+  </w:num>
+  <w:num w:numId="10" w16cid:durableId="1803307271">
+    <w:abstractNumId w:val="13"/>
+  </w:num>
+  <w:num w:numId="11" w16cid:durableId="730544918">
+    <w:abstractNumId w:val="6"/>
+  </w:num>
+  <w:num w:numId="12" w16cid:durableId="472451083">
+    <w:abstractNumId w:val="8"/>
+  </w:num>
+  <w:num w:numId="13" w16cid:durableId="1217619662">
+    <w:abstractNumId w:val="7"/>
+  </w:num>
+  <w:num w:numId="14" w16cid:durableId="1185946331">
+    <w:abstractNumId w:val="4"/>
+  </w:num>
+  <w:num w:numId="15" w16cid:durableId="1196114261">
     <w:abstractNumId w:val="0"/>
-  </w:num>
-  <w:num w:numId="4" w16cid:durableId="226381218">
-    <w:abstractNumId w:val="3"/>
   </w:num>
 </w:numbering>
 </file>
@@ -2898,7 +8332,7 @@
   <w:style w:type="paragraph" w:default="1" w:styleId="Normal">
     <w:name w:val="Normal"/>
     <w:qFormat/>
-    <w:rsid w:val="00FC6995"/>
+    <w:rsid w:val="00907B58"/>
     <w:pPr>
       <w:spacing w:after="0" w:line="240" w:lineRule="auto"/>
     </w:pPr>
@@ -2932,17 +8366,16 @@
     <w:uiPriority w:val="9"/>
     <w:unhideWhenUsed/>
     <w:qFormat/>
-    <w:rsid w:val="00A2310F"/>
+    <w:rsid w:val="00434D5A"/>
     <w:pPr>
       <w:keepNext/>
       <w:keepLines/>
-      <w:spacing w:before="160" w:after="80"/>
       <w:outlineLvl w:val="1"/>
     </w:pPr>
     <w:rPr>
       <w:rFonts w:asciiTheme="majorHAnsi" w:eastAsiaTheme="majorEastAsia" w:hAnsiTheme="majorHAnsi" w:cstheme="majorBidi"/>
       <w:color w:val="0F4761" w:themeColor="accent1" w:themeShade="BF"/>
-      <w:sz w:val="32"/>
+      <w:sz w:val="28"/>
       <w:szCs w:val="32"/>
     </w:rPr>
   </w:style>
@@ -2954,17 +8387,16 @@
     <w:uiPriority w:val="9"/>
     <w:unhideWhenUsed/>
     <w:qFormat/>
-    <w:rsid w:val="00A2310F"/>
+    <w:rsid w:val="00434D5A"/>
     <w:pPr>
       <w:keepNext/>
       <w:keepLines/>
-      <w:spacing w:before="160" w:after="80"/>
       <w:outlineLvl w:val="2"/>
     </w:pPr>
     <w:rPr>
       <w:rFonts w:eastAsiaTheme="majorEastAsia" w:cstheme="majorBidi"/>
       <w:color w:val="0F4761" w:themeColor="accent1" w:themeShade="BF"/>
-      <w:sz w:val="28"/>
+      <w:sz w:val="24"/>
       <w:szCs w:val="28"/>
     </w:rPr>
   </w:style>
@@ -2974,7 +8406,6 @@
     <w:next w:val="Normal"/>
     <w:link w:val="Heading4Char"/>
     <w:uiPriority w:val="9"/>
-    <w:semiHidden/>
     <w:unhideWhenUsed/>
     <w:qFormat/>
     <w:rsid w:val="00A2310F"/>
@@ -3101,7 +8532,6 @@
   <w:style w:type="character" w:default="1" w:styleId="DefaultParagraphFont">
     <w:name w:val="Default Paragraph Font"/>
     <w:uiPriority w:val="1"/>
-    <w:semiHidden/>
     <w:unhideWhenUsed/>
   </w:style>
   <w:style w:type="table" w:default="1" w:styleId="TableNormal">
@@ -3143,11 +8573,11 @@
     <w:basedOn w:val="DefaultParagraphFont"/>
     <w:link w:val="Heading2"/>
     <w:uiPriority w:val="9"/>
-    <w:rsid w:val="00A2310F"/>
+    <w:rsid w:val="00434D5A"/>
     <w:rPr>
       <w:rFonts w:asciiTheme="majorHAnsi" w:eastAsiaTheme="majorEastAsia" w:hAnsiTheme="majorHAnsi" w:cstheme="majorBidi"/>
       <w:color w:val="0F4761" w:themeColor="accent1" w:themeShade="BF"/>
-      <w:sz w:val="32"/>
+      <w:sz w:val="28"/>
       <w:szCs w:val="32"/>
     </w:rPr>
   </w:style>
@@ -3156,11 +8586,11 @@
     <w:basedOn w:val="DefaultParagraphFont"/>
     <w:link w:val="Heading3"/>
     <w:uiPriority w:val="9"/>
-    <w:rsid w:val="00A2310F"/>
+    <w:rsid w:val="00434D5A"/>
     <w:rPr>
       <w:rFonts w:eastAsiaTheme="majorEastAsia" w:cstheme="majorBidi"/>
       <w:color w:val="0F4761" w:themeColor="accent1" w:themeShade="BF"/>
-      <w:sz w:val="28"/>
+      <w:sz w:val="24"/>
       <w:szCs w:val="28"/>
     </w:rPr>
   </w:style>
@@ -3169,7 +8599,6 @@
     <w:basedOn w:val="DefaultParagraphFont"/>
     <w:link w:val="Heading4"/>
     <w:uiPriority w:val="9"/>
-    <w:semiHidden/>
     <w:rsid w:val="00A2310F"/>
     <w:rPr>
       <w:rFonts w:eastAsiaTheme="majorEastAsia" w:cstheme="majorBidi"/>
@@ -3461,6 +8890,83 @@
       <w:rFonts w:ascii="Consolas" w:hAnsi="Consolas"/>
       <w:sz w:val="20"/>
       <w:szCs w:val="20"/>
+    </w:rPr>
+  </w:style>
+  <w:style w:type="paragraph" w:styleId="TOCHeading">
+    <w:name w:val="TOC Heading"/>
+    <w:basedOn w:val="Heading1"/>
+    <w:next w:val="Normal"/>
+    <w:uiPriority w:val="39"/>
+    <w:unhideWhenUsed/>
+    <w:qFormat/>
+    <w:rsid w:val="00434D5A"/>
+    <w:pPr>
+      <w:spacing w:before="240" w:after="0" w:line="259" w:lineRule="auto"/>
+      <w:outlineLvl w:val="9"/>
+    </w:pPr>
+    <w:rPr>
+      <w:kern w:val="0"/>
+      <w:sz w:val="32"/>
+      <w:szCs w:val="32"/>
+      <w:lang w:val="en-US"/>
+      <w14:ligatures w14:val="none"/>
+    </w:rPr>
+  </w:style>
+  <w:style w:type="paragraph" w:styleId="TOC3">
+    <w:name w:val="toc 3"/>
+    <w:basedOn w:val="Normal"/>
+    <w:next w:val="Normal"/>
+    <w:autoRedefine/>
+    <w:uiPriority w:val="39"/>
+    <w:unhideWhenUsed/>
+    <w:rsid w:val="00434D5A"/>
+    <w:pPr>
+      <w:spacing w:after="100"/>
+      <w:ind w:left="440"/>
+    </w:pPr>
+  </w:style>
+  <w:style w:type="paragraph" w:styleId="TOC2">
+    <w:name w:val="toc 2"/>
+    <w:basedOn w:val="Normal"/>
+    <w:next w:val="Normal"/>
+    <w:autoRedefine/>
+    <w:uiPriority w:val="39"/>
+    <w:unhideWhenUsed/>
+    <w:rsid w:val="00E7474C"/>
+    <w:pPr>
+      <w:spacing w:after="100"/>
+      <w:ind w:left="220"/>
+    </w:pPr>
+  </w:style>
+  <w:style w:type="table" w:styleId="TableGrid">
+    <w:name w:val="Table Grid"/>
+    <w:basedOn w:val="TableNormal"/>
+    <w:uiPriority w:val="39"/>
+    <w:rsid w:val="00457972"/>
+    <w:pPr>
+      <w:spacing w:after="0" w:line="240" w:lineRule="auto"/>
+    </w:pPr>
+    <w:tblPr>
+      <w:tblBorders>
+        <w:top w:val="single" w:sz="4" w:space="0" w:color="auto"/>
+        <w:left w:val="single" w:sz="4" w:space="0" w:color="auto"/>
+        <w:bottom w:val="single" w:sz="4" w:space="0" w:color="auto"/>
+        <w:right w:val="single" w:sz="4" w:space="0" w:color="auto"/>
+        <w:insideH w:val="single" w:sz="4" w:space="0" w:color="auto"/>
+        <w:insideV w:val="single" w:sz="4" w:space="0" w:color="auto"/>
+      </w:tblBorders>
+    </w:tblPr>
+  </w:style>
+  <w:style w:type="character" w:styleId="FollowedHyperlink">
+    <w:name w:val="FollowedHyperlink"/>
+    <w:basedOn w:val="DefaultParagraphFont"/>
+    <w:uiPriority w:val="99"/>
+    <w:semiHidden/>
+    <w:unhideWhenUsed/>
+    <w:rsid w:val="00B33516"/>
+    <w:rPr>
+      <w:color w:val="96607D" w:themeColor="followedHyperlink"/>
+      <w:u w:val="single"/>
     </w:rPr>
   </w:style>
 </w:styles>
@@ -3759,4 +9265,16 @@
     </a:ext>
   </a:extLst>
 </a:theme>
+</file>
+
+<file path=customXml/item1.xml><?xml version="1.0" encoding="utf-8"?>
+<b:Sources xmlns:b="http://schemas.openxmlformats.org/officeDocument/2006/bibliography" xmlns="http://schemas.openxmlformats.org/officeDocument/2006/bibliography" SelectedStyle="\APASixthEditionOfficeOnline.xsl" StyleName="APA" Version="6"/>
+</file>
+
+<file path=customXml/itemProps1.xml><?xml version="1.0" encoding="utf-8"?>
+<ds:datastoreItem xmlns:ds="http://schemas.openxmlformats.org/officeDocument/2006/customXml" ds:itemID="{70224D63-C073-4064-AAE2-802F5E86C88A}">
+  <ds:schemaRefs>
+    <ds:schemaRef ds:uri="http://schemas.openxmlformats.org/officeDocument/2006/bibliography"/>
+  </ds:schemaRefs>
+</ds:datastoreItem>
 </file>